--- a/Docs/CombatDesign/CharacterDesings/Enemy/WX_첫_보스_기획서.docx
+++ b/Docs/CombatDesign/CharacterDesings/Enemy/WX_첫_보스_기획서.docx
@@ -28,14 +28,44 @@
           <w:lang w:eastAsia="ko-KR"/>
         </w:rPr>
       </w:pPr>
+      <w:proofErr w:type="spellStart"/>
+      <w:proofErr w:type="gramStart"/>
       <w:r>
         <w:rPr>
           <w:color w:val="555555"/>
           <w:sz w:val="26"/>
           <w:lang w:eastAsia="ko-KR"/>
         </w:rPr>
-        <w:t>커스터 / 첫 보스 몬스터 전투 설계 정리본</w:t>
+        <w:t>커스터</w:t>
       </w:r>
+      <w:proofErr w:type="spellEnd"/>
+      <w:r>
+        <w:rPr>
+          <w:color w:val="555555"/>
+          <w:sz w:val="26"/>
+          <w:lang w:eastAsia="ko-KR"/>
+        </w:rPr>
+        <w:t xml:space="preserve"> /</w:t>
+      </w:r>
+      <w:proofErr w:type="gramEnd"/>
+      <w:r>
+        <w:rPr>
+          <w:color w:val="555555"/>
+          <w:sz w:val="26"/>
+          <w:lang w:eastAsia="ko-KR"/>
+        </w:rPr>
+        <w:t xml:space="preserve"> 첫 보스 몬스터 전투 설계 </w:t>
+      </w:r>
+      <w:proofErr w:type="spellStart"/>
+      <w:r>
+        <w:rPr>
+          <w:color w:val="555555"/>
+          <w:sz w:val="26"/>
+          <w:lang w:eastAsia="ko-KR"/>
+        </w:rPr>
+        <w:t>정리본</w:t>
+      </w:r>
+      <w:proofErr w:type="spellEnd"/>
     </w:p>
     <w:tbl>
       <w:tblPr>
@@ -73,14 +103,34 @@
             <w:vAlign w:val="center"/>
           </w:tcPr>
           <w:p>
+            <w:proofErr w:type="spellStart"/>
             <w:r>
               <w:rPr>
                 <w:b/>
                 <w:color w:val="FFFFFF"/>
                 <w:sz w:val="21"/>
               </w:rPr>
-              <w:t>문서 개요</w:t>
-            </w:r>
+              <w:t>문서</w:t>
+            </w:r>
+            <w:proofErr w:type="spellEnd"/>
+            <w:r>
+              <w:rPr>
+                <w:b/>
+                <w:color w:val="FFFFFF"/>
+                <w:sz w:val="21"/>
+              </w:rPr>
+              <w:t xml:space="preserve"> </w:t>
+            </w:r>
+            <w:proofErr w:type="spellStart"/>
+            <w:r>
+              <w:rPr>
+                <w:b/>
+                <w:color w:val="FFFFFF"/>
+                <w:sz w:val="21"/>
+              </w:rPr>
+              <w:t>개요</w:t>
+            </w:r>
+            <w:proofErr w:type="spellEnd"/>
           </w:p>
         </w:tc>
       </w:tr>
@@ -101,14 +151,34 @@
             <w:vAlign w:val="center"/>
           </w:tcPr>
           <w:p>
+            <w:proofErr w:type="spellStart"/>
             <w:r>
               <w:rPr>
                 <w:b/>
                 <w:color w:val="1F1F1F"/>
                 <w:sz w:val="19"/>
               </w:rPr>
-              <w:t>문서 목적</w:t>
-            </w:r>
+              <w:t>문서</w:t>
+            </w:r>
+            <w:proofErr w:type="spellEnd"/>
+            <w:r>
+              <w:rPr>
+                <w:b/>
+                <w:color w:val="1F1F1F"/>
+                <w:sz w:val="19"/>
+              </w:rPr>
+              <w:t xml:space="preserve"> </w:t>
+            </w:r>
+            <w:proofErr w:type="spellStart"/>
+            <w:r>
+              <w:rPr>
+                <w:b/>
+                <w:color w:val="1F1F1F"/>
+                <w:sz w:val="19"/>
+              </w:rPr>
+              <w:t>목적</w:t>
+            </w:r>
+            <w:proofErr w:type="spellEnd"/>
           </w:p>
         </w:tc>
         <w:tc>
@@ -133,7 +203,39 @@
                 <w:sz w:val="19"/>
                 <w:lang w:eastAsia="ko-KR"/>
               </w:rPr>
-              <w:t>게임의 첫 보스인 커스터의 전투 콘셉트, 페이즈 구조, 패턴별 파훼법을 개발 전달용으로 정리한다.</w:t>
+              <w:t xml:space="preserve">게임의 첫 보스인 </w:t>
+            </w:r>
+            <w:proofErr w:type="spellStart"/>
+            <w:r>
+              <w:rPr>
+                <w:sz w:val="19"/>
+                <w:lang w:eastAsia="ko-KR"/>
+              </w:rPr>
+              <w:t>커스터의</w:t>
+            </w:r>
+            <w:proofErr w:type="spellEnd"/>
+            <w:r>
+              <w:rPr>
+                <w:sz w:val="19"/>
+                <w:lang w:eastAsia="ko-KR"/>
+              </w:rPr>
+              <w:t xml:space="preserve"> 전투 콘셉트, </w:t>
+            </w:r>
+            <w:proofErr w:type="spellStart"/>
+            <w:r>
+              <w:rPr>
+                <w:sz w:val="19"/>
+                <w:lang w:eastAsia="ko-KR"/>
+              </w:rPr>
+              <w:t>페이즈</w:t>
+            </w:r>
+            <w:proofErr w:type="spellEnd"/>
+            <w:r>
+              <w:rPr>
+                <w:sz w:val="19"/>
+                <w:lang w:eastAsia="ko-KR"/>
+              </w:rPr>
+              <w:t xml:space="preserve"> 구조, 패턴별 파훼법을 개발 전달용으로 정리한다.</w:t>
             </w:r>
           </w:p>
         </w:tc>
@@ -155,14 +257,34 @@
             <w:vAlign w:val="center"/>
           </w:tcPr>
           <w:p>
+            <w:proofErr w:type="spellStart"/>
             <w:r>
               <w:rPr>
                 <w:b/>
                 <w:color w:val="1F1F1F"/>
                 <w:sz w:val="19"/>
               </w:rPr>
-              <w:t>정리 기준</w:t>
-            </w:r>
+              <w:t>정리</w:t>
+            </w:r>
+            <w:proofErr w:type="spellEnd"/>
+            <w:r>
+              <w:rPr>
+                <w:b/>
+                <w:color w:val="1F1F1F"/>
+                <w:sz w:val="19"/>
+              </w:rPr>
+              <w:t xml:space="preserve"> </w:t>
+            </w:r>
+            <w:proofErr w:type="spellStart"/>
+            <w:r>
+              <w:rPr>
+                <w:b/>
+                <w:color w:val="1F1F1F"/>
+                <w:sz w:val="19"/>
+              </w:rPr>
+              <w:t>기준</w:t>
+            </w:r>
+            <w:proofErr w:type="spellEnd"/>
           </w:p>
         </w:tc>
         <w:tc>
@@ -182,12 +304,21 @@
                 <w:lang w:eastAsia="ko-KR"/>
               </w:rPr>
             </w:pPr>
+            <w:proofErr w:type="spellStart"/>
             <w:r>
               <w:rPr>
                 <w:sz w:val="19"/>
                 <w:lang w:eastAsia="ko-KR"/>
               </w:rPr>
-              <w:t>업로드된 원문 내용을 기반으로 문장과 번호 체계를 다듬고, 움짤/이미지 없이 텍스트 중심으로 구성했다.</w:t>
+              <w:t>업로드된</w:t>
+            </w:r>
+            <w:proofErr w:type="spellEnd"/>
+            <w:r>
+              <w:rPr>
+                <w:sz w:val="19"/>
+                <w:lang w:eastAsia="ko-KR"/>
+              </w:rPr>
+              <w:t xml:space="preserve"> 원문 내용을 기반으로 문장과 번호 체계를 다듬고, 움짤/이미지 없이 텍스트 중심으로 구성했다.</w:t>
             </w:r>
           </w:p>
         </w:tc>
@@ -209,14 +340,34 @@
             <w:vAlign w:val="center"/>
           </w:tcPr>
           <w:p>
+            <w:proofErr w:type="spellStart"/>
             <w:r>
               <w:rPr>
                 <w:b/>
                 <w:color w:val="1F1F1F"/>
                 <w:sz w:val="19"/>
               </w:rPr>
-              <w:t>핵심 키워드</w:t>
-            </w:r>
+              <w:t>핵심</w:t>
+            </w:r>
+            <w:proofErr w:type="spellEnd"/>
+            <w:r>
+              <w:rPr>
+                <w:b/>
+                <w:color w:val="1F1F1F"/>
+                <w:sz w:val="19"/>
+              </w:rPr>
+              <w:t xml:space="preserve"> </w:t>
+            </w:r>
+            <w:proofErr w:type="spellStart"/>
+            <w:r>
+              <w:rPr>
+                <w:b/>
+                <w:color w:val="1F1F1F"/>
+                <w:sz w:val="19"/>
+              </w:rPr>
+              <w:t>키워드</w:t>
+            </w:r>
+            <w:proofErr w:type="spellEnd"/>
           </w:p>
         </w:tc>
         <w:tc>
@@ -236,12 +387,85 @@
                 <w:lang w:eastAsia="ko-KR"/>
               </w:rPr>
             </w:pPr>
+            <w:proofErr w:type="gramStart"/>
             <w:r>
               <w:rPr>
                 <w:sz w:val="19"/>
                 <w:lang w:eastAsia="ko-KR"/>
               </w:rPr>
-              <w:t>느릿느릿 / 전조 동작 명확 / 첫 보스 / 패링·극한 회피 학습 / 패배 원인 인지</w:t>
+              <w:t>느릿느릿 /</w:t>
+            </w:r>
+            <w:proofErr w:type="gramEnd"/>
+            <w:r>
+              <w:rPr>
+                <w:sz w:val="19"/>
+                <w:lang w:eastAsia="ko-KR"/>
+              </w:rPr>
+              <w:t xml:space="preserve"> 전조 동작 </w:t>
+            </w:r>
+            <w:proofErr w:type="gramStart"/>
+            <w:r>
+              <w:rPr>
+                <w:sz w:val="19"/>
+                <w:lang w:eastAsia="ko-KR"/>
+              </w:rPr>
+              <w:t>명확 /</w:t>
+            </w:r>
+            <w:proofErr w:type="gramEnd"/>
+            <w:r>
+              <w:rPr>
+                <w:sz w:val="19"/>
+                <w:lang w:eastAsia="ko-KR"/>
+              </w:rPr>
+              <w:t xml:space="preserve"> 첫 </w:t>
+            </w:r>
+            <w:proofErr w:type="gramStart"/>
+            <w:r>
+              <w:rPr>
+                <w:sz w:val="19"/>
+                <w:lang w:eastAsia="ko-KR"/>
+              </w:rPr>
+              <w:t>보스 /</w:t>
+            </w:r>
+            <w:proofErr w:type="gramEnd"/>
+            <w:r>
+              <w:rPr>
+                <w:sz w:val="19"/>
+                <w:lang w:eastAsia="ko-KR"/>
+              </w:rPr>
+              <w:t xml:space="preserve"> </w:t>
+            </w:r>
+            <w:proofErr w:type="spellStart"/>
+            <w:r>
+              <w:rPr>
+                <w:sz w:val="19"/>
+                <w:lang w:eastAsia="ko-KR"/>
+              </w:rPr>
+              <w:t>패링</w:t>
+            </w:r>
+            <w:proofErr w:type="spellEnd"/>
+            <w:r>
+              <w:rPr>
+                <w:sz w:val="19"/>
+                <w:lang w:eastAsia="ko-KR"/>
+              </w:rPr>
+              <w:t xml:space="preserve">·극한 회피 </w:t>
+            </w:r>
+            <w:proofErr w:type="gramStart"/>
+            <w:r>
+              <w:rPr>
+                <w:sz w:val="19"/>
+                <w:lang w:eastAsia="ko-KR"/>
+              </w:rPr>
+              <w:t>학습 /</w:t>
+            </w:r>
+            <w:proofErr w:type="gramEnd"/>
+            <w:r>
+              <w:rPr>
+                <w:sz w:val="19"/>
+                <w:lang w:eastAsia="ko-KR"/>
+              </w:rPr>
+              <w:t xml:space="preserve"> 패배 원인 인지</w:t>
             </w:r>
           </w:p>
         </w:tc>
@@ -288,14 +512,52 @@
             <w:vAlign w:val="center"/>
           </w:tcPr>
           <w:p>
+            <w:proofErr w:type="spellStart"/>
             <w:r>
               <w:rPr>
                 <w:b/>
                 <w:color w:val="FFFFFF"/>
                 <w:sz w:val="21"/>
               </w:rPr>
-              <w:t>핵심 방향 요약</w:t>
-            </w:r>
+              <w:t>핵심</w:t>
+            </w:r>
+            <w:proofErr w:type="spellEnd"/>
+            <w:r>
+              <w:rPr>
+                <w:b/>
+                <w:color w:val="FFFFFF"/>
+                <w:sz w:val="21"/>
+              </w:rPr>
+              <w:t xml:space="preserve"> </w:t>
+            </w:r>
+            <w:proofErr w:type="spellStart"/>
+            <w:r>
+              <w:rPr>
+                <w:b/>
+                <w:color w:val="FFFFFF"/>
+                <w:sz w:val="21"/>
+              </w:rPr>
+              <w:t>방향</w:t>
+            </w:r>
+            <w:proofErr w:type="spellEnd"/>
+            <w:r>
+              <w:rPr>
+                <w:b/>
+                <w:color w:val="FFFFFF"/>
+                <w:sz w:val="21"/>
+              </w:rPr>
+              <w:t xml:space="preserve"> </w:t>
+            </w:r>
+            <w:proofErr w:type="spellStart"/>
+            <w:r>
+              <w:rPr>
+                <w:b/>
+                <w:color w:val="FFFFFF"/>
+                <w:sz w:val="21"/>
+              </w:rPr>
+              <w:t>요약</w:t>
+            </w:r>
+            <w:proofErr w:type="spellEnd"/>
           </w:p>
         </w:tc>
       </w:tr>
@@ -321,12 +583,21 @@
                 <w:lang w:eastAsia="ko-KR"/>
               </w:rPr>
             </w:pPr>
+            <w:proofErr w:type="spellStart"/>
             <w:r>
               <w:rPr>
                 <w:sz w:val="19"/>
                 <w:lang w:eastAsia="ko-KR"/>
               </w:rPr>
-              <w:t>레이븐처럼 어려운 보스의 특징을 첫 보스에 넣기보다, 플레이어가 기본 전투 문법을 익힐 수 있는 쉬운 보스로 방향을 전환한다.</w:t>
+              <w:t>레이븐처럼</w:t>
+            </w:r>
+            <w:proofErr w:type="spellEnd"/>
+            <w:r>
+              <w:rPr>
+                <w:sz w:val="19"/>
+                <w:lang w:eastAsia="ko-KR"/>
+              </w:rPr>
+              <w:t xml:space="preserve"> 어려운 보스의 특징을 첫 보스에 넣기보다, 플레이어가 기본 전투 문법을 익힐 수 있는 쉬운 보스로 방향을 전환한다.</w:t>
             </w:r>
           </w:p>
         </w:tc>
@@ -358,7 +629,39 @@
                 <w:sz w:val="19"/>
                 <w:lang w:eastAsia="ko-KR"/>
               </w:rPr>
-              <w:t>패턴별 전조 차이를 명확하게 만들어 “무엇을 보고 어떻게 대응해야 하는지”를 학습시키는 보스를 목표로 한다.</w:t>
+              <w:t xml:space="preserve">패턴별 전조 차이를 명확하게 </w:t>
+            </w:r>
+            <w:proofErr w:type="gramStart"/>
+            <w:r>
+              <w:rPr>
+                <w:sz w:val="19"/>
+                <w:lang w:eastAsia="ko-KR"/>
+              </w:rPr>
+              <w:t>만들어</w:t>
+            </w:r>
+            <w:proofErr w:type="gramEnd"/>
+            <w:r>
+              <w:rPr>
+                <w:sz w:val="19"/>
+                <w:lang w:eastAsia="ko-KR"/>
+              </w:rPr>
+              <w:t xml:space="preserve"> “무엇을 보고 어떻게 대응해야 하는지”</w:t>
+            </w:r>
+            <w:proofErr w:type="spellStart"/>
+            <w:r>
+              <w:rPr>
+                <w:sz w:val="19"/>
+                <w:lang w:eastAsia="ko-KR"/>
+              </w:rPr>
+              <w:t>를</w:t>
+            </w:r>
+            <w:proofErr w:type="spellEnd"/>
+            <w:r>
+              <w:rPr>
+                <w:sz w:val="19"/>
+                <w:lang w:eastAsia="ko-KR"/>
+              </w:rPr>
+              <w:t xml:space="preserve"> 학습시키는 보스를 목표로 한다.</w:t>
             </w:r>
           </w:p>
         </w:tc>
@@ -390,7 +693,23 @@
                 <w:sz w:val="19"/>
                 <w:lang w:eastAsia="ko-KR"/>
               </w:rPr>
-              <w:t>1페이즈는 느리고 넉넉하게, 2페이즈는 후딜과 연속 공격 빈도를 줄여 같은 문법 안에서 압박감만 올린다.</w:t>
+              <w:t xml:space="preserve">1페이즈는 느리고 넉넉하게, 2페이즈는 </w:t>
+            </w:r>
+            <w:proofErr w:type="spellStart"/>
+            <w:r>
+              <w:rPr>
+                <w:sz w:val="19"/>
+                <w:lang w:eastAsia="ko-KR"/>
+              </w:rPr>
+              <w:t>후딜과</w:t>
+            </w:r>
+            <w:proofErr w:type="spellEnd"/>
+            <w:r>
+              <w:rPr>
+                <w:sz w:val="19"/>
+                <w:lang w:eastAsia="ko-KR"/>
+              </w:rPr>
+              <w:t xml:space="preserve"> 연속 공격 빈도를 줄여 같은 문법 안에서 압박감만 올린다.</w:t>
             </w:r>
           </w:p>
         </w:tc>
@@ -421,6 +740,7 @@
         <w:pStyle w:val="1"/>
         <w:spacing w:before="240" w:after="120"/>
       </w:pPr>
+      <w:proofErr w:type="spellStart"/>
       <w:r>
         <w:rPr>
           <w:rFonts w:ascii="Noto Sans CJK KR" w:eastAsia="Noto Sans CJK KR" w:hAnsi="Noto Sans CJK KR"/>
@@ -429,6 +749,7 @@
         <w:lastRenderedPageBreak/>
         <w:t>목차</w:t>
       </w:r>
+      <w:proofErr w:type="spellEnd"/>
     </w:p>
     <w:p>
       <w:pPr>
@@ -437,8 +758,21 @@
         <w:ind w:left="312"/>
       </w:pPr>
       <w:r>
-        <w:t>1. 들어가기 앞서</w:t>
+        <w:t xml:space="preserve">1. </w:t>
       </w:r>
+      <w:proofErr w:type="spellStart"/>
+      <w:r>
+        <w:t>들어가기</w:t>
+      </w:r>
+      <w:proofErr w:type="spellEnd"/>
+      <w:r>
+        <w:t xml:space="preserve"> </w:t>
+      </w:r>
+      <w:proofErr w:type="spellStart"/>
+      <w:r>
+        <w:t>앞서</w:t>
+      </w:r>
+      <w:proofErr w:type="spellEnd"/>
     </w:p>
     <w:p>
       <w:pPr>
@@ -447,8 +781,29 @@
         <w:ind w:left="312"/>
       </w:pPr>
       <w:r>
-        <w:t>2. 보스 몬스터 레퍼런스</w:t>
+        <w:t xml:space="preserve">2. </w:t>
       </w:r>
+      <w:proofErr w:type="spellStart"/>
+      <w:r>
+        <w:t>보스</w:t>
+      </w:r>
+      <w:proofErr w:type="spellEnd"/>
+      <w:r>
+        <w:t xml:space="preserve"> </w:t>
+      </w:r>
+      <w:proofErr w:type="spellStart"/>
+      <w:r>
+        <w:t>몬스터</w:t>
+      </w:r>
+      <w:proofErr w:type="spellEnd"/>
+      <w:r>
+        <w:t xml:space="preserve"> </w:t>
+      </w:r>
+      <w:proofErr w:type="spellStart"/>
+      <w:r>
+        <w:t>레퍼런스</w:t>
+      </w:r>
+      <w:proofErr w:type="spellEnd"/>
     </w:p>
     <w:p>
       <w:pPr>
@@ -457,8 +812,29 @@
         <w:ind w:left="312"/>
       </w:pPr>
       <w:r>
-        <w:t>3. 보스 전투 콘셉트</w:t>
+        <w:t xml:space="preserve">3. </w:t>
       </w:r>
+      <w:proofErr w:type="spellStart"/>
+      <w:r>
+        <w:t>보스</w:t>
+      </w:r>
+      <w:proofErr w:type="spellEnd"/>
+      <w:r>
+        <w:t xml:space="preserve"> </w:t>
+      </w:r>
+      <w:proofErr w:type="spellStart"/>
+      <w:r>
+        <w:t>전투</w:t>
+      </w:r>
+      <w:proofErr w:type="spellEnd"/>
+      <w:r>
+        <w:t xml:space="preserve"> </w:t>
+      </w:r>
+      <w:proofErr w:type="spellStart"/>
+      <w:r>
+        <w:t>콘셉트</w:t>
+      </w:r>
+      <w:proofErr w:type="spellEnd"/>
     </w:p>
     <w:p>
       <w:pPr>
@@ -467,8 +843,29 @@
         <w:ind w:left="312"/>
       </w:pPr>
       <w:r>
-        <w:t>4. 보스 전투 구조</w:t>
+        <w:t xml:space="preserve">4. </w:t>
       </w:r>
+      <w:proofErr w:type="spellStart"/>
+      <w:r>
+        <w:t>보스</w:t>
+      </w:r>
+      <w:proofErr w:type="spellEnd"/>
+      <w:r>
+        <w:t xml:space="preserve"> </w:t>
+      </w:r>
+      <w:proofErr w:type="spellStart"/>
+      <w:r>
+        <w:t>전투</w:t>
+      </w:r>
+      <w:proofErr w:type="spellEnd"/>
+      <w:r>
+        <w:t xml:space="preserve"> </w:t>
+      </w:r>
+      <w:proofErr w:type="spellStart"/>
+      <w:r>
+        <w:t>구조</w:t>
+      </w:r>
+      <w:proofErr w:type="spellEnd"/>
     </w:p>
     <w:p>
       <w:pPr>
@@ -477,8 +874,29 @@
         <w:ind w:left="312"/>
       </w:pPr>
       <w:r>
-        <w:t>5. 패턴 설계 요약</w:t>
+        <w:t xml:space="preserve">5. </w:t>
       </w:r>
+      <w:proofErr w:type="spellStart"/>
+      <w:r>
+        <w:t>패턴</w:t>
+      </w:r>
+      <w:proofErr w:type="spellEnd"/>
+      <w:r>
+        <w:t xml:space="preserve"> </w:t>
+      </w:r>
+      <w:proofErr w:type="spellStart"/>
+      <w:r>
+        <w:t>설계</w:t>
+      </w:r>
+      <w:proofErr w:type="spellEnd"/>
+      <w:r>
+        <w:t xml:space="preserve"> </w:t>
+      </w:r>
+      <w:proofErr w:type="spellStart"/>
+      <w:r>
+        <w:t>요약</w:t>
+      </w:r>
+      <w:proofErr w:type="spellEnd"/>
     </w:p>
     <w:p>
       <w:pPr>
@@ -487,8 +905,21 @@
         <w:ind w:left="312"/>
       </w:pPr>
       <w:r>
-        <w:t>6. 패턴 상세</w:t>
+        <w:t xml:space="preserve">6. </w:t>
       </w:r>
+      <w:proofErr w:type="spellStart"/>
+      <w:r>
+        <w:t>패턴</w:t>
+      </w:r>
+      <w:proofErr w:type="spellEnd"/>
+      <w:r>
+        <w:t xml:space="preserve"> </w:t>
+      </w:r>
+      <w:proofErr w:type="spellStart"/>
+      <w:r>
+        <w:t>상세</w:t>
+      </w:r>
+      <w:proofErr w:type="spellEnd"/>
     </w:p>
     <w:p>
       <w:pPr>
@@ -497,8 +928,29 @@
         <w:ind w:left="312"/>
       </w:pPr>
       <w:r>
-        <w:t>7. 개발 전달 체크리스트</w:t>
+        <w:t xml:space="preserve">7. </w:t>
       </w:r>
+      <w:proofErr w:type="spellStart"/>
+      <w:r>
+        <w:t>개발</w:t>
+      </w:r>
+      <w:proofErr w:type="spellEnd"/>
+      <w:r>
+        <w:t xml:space="preserve"> </w:t>
+      </w:r>
+      <w:proofErr w:type="spellStart"/>
+      <w:r>
+        <w:t>전달</w:t>
+      </w:r>
+      <w:proofErr w:type="spellEnd"/>
+      <w:r>
+        <w:t xml:space="preserve"> </w:t>
+      </w:r>
+      <w:proofErr w:type="spellStart"/>
+      <w:r>
+        <w:t>체크리스트</w:t>
+      </w:r>
+      <w:proofErr w:type="spellEnd"/>
     </w:p>
     <w:p>
       <w:pPr>
@@ -510,8 +962,33 @@
           <w:rFonts w:ascii="Noto Sans CJK KR" w:eastAsia="Noto Sans CJK KR" w:hAnsi="Noto Sans CJK KR"/>
           <w:sz w:val="32"/>
         </w:rPr>
-        <w:t>1. 들어가기 앞서</w:t>
+        <w:t xml:space="preserve">1. </w:t>
       </w:r>
+      <w:proofErr w:type="spellStart"/>
+      <w:r>
+        <w:rPr>
+          <w:rFonts w:ascii="Noto Sans CJK KR" w:eastAsia="Noto Sans CJK KR" w:hAnsi="Noto Sans CJK KR"/>
+          <w:sz w:val="32"/>
+        </w:rPr>
+        <w:t>들어가기</w:t>
+      </w:r>
+      <w:proofErr w:type="spellEnd"/>
+      <w:r>
+        <w:rPr>
+          <w:rFonts w:ascii="Noto Sans CJK KR" w:eastAsia="Noto Sans CJK KR" w:hAnsi="Noto Sans CJK KR"/>
+          <w:sz w:val="32"/>
+        </w:rPr>
+        <w:t xml:space="preserve"> </w:t>
+      </w:r>
+      <w:proofErr w:type="spellStart"/>
+      <w:r>
+        <w:rPr>
+          <w:rFonts w:ascii="Noto Sans CJK KR" w:eastAsia="Noto Sans CJK KR" w:hAnsi="Noto Sans CJK KR"/>
+          <w:sz w:val="32"/>
+        </w:rPr>
+        <w:t>앞서</w:t>
+      </w:r>
+      <w:proofErr w:type="spellEnd"/>
     </w:p>
     <w:p>
       <w:pPr>
@@ -524,7 +1001,49 @@
         <w:rPr>
           <w:lang w:eastAsia="ko-KR"/>
         </w:rPr>
-        <w:t>초기에는 첫 보스를 「스텔라블레이드」 레이븐 1차전처럼 구성하는 방향을 고려했다. 하지만 레이븐 계열 보스의 핵심 재미는 첫 보스가 담당해야 할 학습 경험과 충돌할 수 있다.</w:t>
+        <w:t>초기에는 첫 보스를 「</w:t>
+      </w:r>
+      <w:proofErr w:type="spellStart"/>
+      <w:r>
+        <w:rPr>
+          <w:lang w:eastAsia="ko-KR"/>
+        </w:rPr>
+        <w:t>스텔라블레이드</w:t>
+      </w:r>
+      <w:proofErr w:type="spellEnd"/>
+      <w:r>
+        <w:rPr>
+          <w:lang w:eastAsia="ko-KR"/>
+        </w:rPr>
+        <w:t xml:space="preserve">」 </w:t>
+      </w:r>
+      <w:proofErr w:type="spellStart"/>
+      <w:r>
+        <w:rPr>
+          <w:lang w:eastAsia="ko-KR"/>
+        </w:rPr>
+        <w:t>레이븐</w:t>
+      </w:r>
+      <w:proofErr w:type="spellEnd"/>
+      <w:r>
+        <w:rPr>
+          <w:lang w:eastAsia="ko-KR"/>
+        </w:rPr>
+        <w:t xml:space="preserve"> 1차전처럼 구성하는 방향을 고려했다. 하지만 </w:t>
+      </w:r>
+      <w:proofErr w:type="spellStart"/>
+      <w:r>
+        <w:rPr>
+          <w:lang w:eastAsia="ko-KR"/>
+        </w:rPr>
+        <w:t>레이븐</w:t>
+      </w:r>
+      <w:proofErr w:type="spellEnd"/>
+      <w:r>
+        <w:rPr>
+          <w:lang w:eastAsia="ko-KR"/>
+        </w:rPr>
+        <w:t xml:space="preserve"> 계열 보스의 핵심 재미는 첫 보스가 담당해야 할 학습 경험과 충돌할 수 있다.</w:t>
       </w:r>
     </w:p>
     <w:tbl>
@@ -563,14 +1082,70 @@
             <w:vAlign w:val="center"/>
           </w:tcPr>
           <w:p>
+            <w:proofErr w:type="spellStart"/>
             <w:r>
               <w:rPr>
                 <w:b/>
                 <w:color w:val="FFFFFF"/>
                 <w:sz w:val="21"/>
               </w:rPr>
-              <w:t>기획 방향 전환 사유</w:t>
-            </w:r>
+              <w:t>기획</w:t>
+            </w:r>
+            <w:proofErr w:type="spellEnd"/>
+            <w:r>
+              <w:rPr>
+                <w:b/>
+                <w:color w:val="FFFFFF"/>
+                <w:sz w:val="21"/>
+              </w:rPr>
+              <w:t xml:space="preserve"> </w:t>
+            </w:r>
+            <w:proofErr w:type="spellStart"/>
+            <w:r>
+              <w:rPr>
+                <w:b/>
+                <w:color w:val="FFFFFF"/>
+                <w:sz w:val="21"/>
+              </w:rPr>
+              <w:t>방향</w:t>
+            </w:r>
+            <w:proofErr w:type="spellEnd"/>
+            <w:r>
+              <w:rPr>
+                <w:b/>
+                <w:color w:val="FFFFFF"/>
+                <w:sz w:val="21"/>
+              </w:rPr>
+              <w:t xml:space="preserve"> </w:t>
+            </w:r>
+            <w:proofErr w:type="spellStart"/>
+            <w:r>
+              <w:rPr>
+                <w:b/>
+                <w:color w:val="FFFFFF"/>
+                <w:sz w:val="21"/>
+              </w:rPr>
+              <w:t>전환</w:t>
+            </w:r>
+            <w:proofErr w:type="spellEnd"/>
+            <w:r>
+              <w:rPr>
+                <w:b/>
+                <w:color w:val="FFFFFF"/>
+                <w:sz w:val="21"/>
+              </w:rPr>
+              <w:t xml:space="preserve"> </w:t>
+            </w:r>
+            <w:proofErr w:type="spellStart"/>
+            <w:r>
+              <w:rPr>
+                <w:b/>
+                <w:color w:val="FFFFFF"/>
+                <w:sz w:val="21"/>
+              </w:rPr>
+              <w:t>사유</w:t>
+            </w:r>
+            <w:proofErr w:type="spellEnd"/>
           </w:p>
         </w:tc>
       </w:tr>
@@ -594,14 +1169,52 @@
             <w:pPr>
               <w:jc w:val="center"/>
             </w:pPr>
+            <w:proofErr w:type="spellStart"/>
             <w:r>
               <w:rPr>
                 <w:b/>
                 <w:color w:val="1F1F1F"/>
                 <w:sz w:val="18"/>
               </w:rPr>
-              <w:t>어려운 보스의 특징</w:t>
-            </w:r>
+              <w:t>어려운</w:t>
+            </w:r>
+            <w:proofErr w:type="spellEnd"/>
+            <w:r>
+              <w:rPr>
+                <w:b/>
+                <w:color w:val="1F1F1F"/>
+                <w:sz w:val="18"/>
+              </w:rPr>
+              <w:t xml:space="preserve"> </w:t>
+            </w:r>
+            <w:proofErr w:type="spellStart"/>
+            <w:r>
+              <w:rPr>
+                <w:b/>
+                <w:color w:val="1F1F1F"/>
+                <w:sz w:val="18"/>
+              </w:rPr>
+              <w:t>보스의</w:t>
+            </w:r>
+            <w:proofErr w:type="spellEnd"/>
+            <w:r>
+              <w:rPr>
+                <w:b/>
+                <w:color w:val="1F1F1F"/>
+                <w:sz w:val="18"/>
+              </w:rPr>
+              <w:t xml:space="preserve"> </w:t>
+            </w:r>
+            <w:proofErr w:type="spellStart"/>
+            <w:r>
+              <w:rPr>
+                <w:b/>
+                <w:color w:val="1F1F1F"/>
+                <w:sz w:val="18"/>
+              </w:rPr>
+              <w:t>특징</w:t>
+            </w:r>
+            <w:proofErr w:type="spellEnd"/>
           </w:p>
         </w:tc>
         <w:tc>
@@ -626,8 +1239,54 @@
                 <w:color w:val="1F1F1F"/>
                 <w:sz w:val="18"/>
               </w:rPr>
-              <w:t>첫 보스 적용 시 문제</w:t>
-            </w:r>
+              <w:t xml:space="preserve">첫 </w:t>
+            </w:r>
+            <w:proofErr w:type="spellStart"/>
+            <w:r>
+              <w:rPr>
+                <w:b/>
+                <w:color w:val="1F1F1F"/>
+                <w:sz w:val="18"/>
+              </w:rPr>
+              <w:t>보스</w:t>
+            </w:r>
+            <w:proofErr w:type="spellEnd"/>
+            <w:r>
+              <w:rPr>
+                <w:b/>
+                <w:color w:val="1F1F1F"/>
+                <w:sz w:val="18"/>
+              </w:rPr>
+              <w:t xml:space="preserve"> </w:t>
+            </w:r>
+            <w:proofErr w:type="spellStart"/>
+            <w:r>
+              <w:rPr>
+                <w:b/>
+                <w:color w:val="1F1F1F"/>
+                <w:sz w:val="18"/>
+              </w:rPr>
+              <w:t>적용</w:t>
+            </w:r>
+            <w:proofErr w:type="spellEnd"/>
+            <w:r>
+              <w:rPr>
+                <w:b/>
+                <w:color w:val="1F1F1F"/>
+                <w:sz w:val="18"/>
+              </w:rPr>
+              <w:t xml:space="preserve"> 시 </w:t>
+            </w:r>
+            <w:proofErr w:type="spellStart"/>
+            <w:r>
+              <w:rPr>
+                <w:b/>
+                <w:color w:val="1F1F1F"/>
+                <w:sz w:val="18"/>
+              </w:rPr>
+              <w:t>문제</w:t>
+            </w:r>
+            <w:proofErr w:type="spellEnd"/>
           </w:p>
         </w:tc>
       </w:tr>
@@ -648,12 +1307,42 @@
             <w:vAlign w:val="center"/>
           </w:tcPr>
           <w:p>
-            <w:r>
-              <w:rPr>
-                <w:sz w:val="18"/>
-              </w:rPr>
-              <w:t>거리를 벌리는 운용</w:t>
-            </w:r>
+            <w:proofErr w:type="spellStart"/>
+            <w:r>
+              <w:rPr>
+                <w:sz w:val="18"/>
+              </w:rPr>
+              <w:t>거리를</w:t>
+            </w:r>
+            <w:proofErr w:type="spellEnd"/>
+            <w:r>
+              <w:rPr>
+                <w:sz w:val="18"/>
+              </w:rPr>
+              <w:t xml:space="preserve"> </w:t>
+            </w:r>
+            <w:proofErr w:type="spellStart"/>
+            <w:r>
+              <w:rPr>
+                <w:sz w:val="18"/>
+              </w:rPr>
+              <w:t>벌리는</w:t>
+            </w:r>
+            <w:proofErr w:type="spellEnd"/>
+            <w:r>
+              <w:rPr>
+                <w:sz w:val="18"/>
+              </w:rPr>
+              <w:t xml:space="preserve"> </w:t>
+            </w:r>
+            <w:proofErr w:type="spellStart"/>
+            <w:r>
+              <w:rPr>
+                <w:sz w:val="18"/>
+              </w:rPr>
+              <w:t>운용</w:t>
+            </w:r>
+            <w:proofErr w:type="spellEnd"/>
           </w:p>
         </w:tc>
         <w:tc>
@@ -758,12 +1447,42 @@
             <w:vAlign w:val="center"/>
           </w:tcPr>
           <w:p>
-            <w:r>
-              <w:rPr>
-                <w:sz w:val="18"/>
-              </w:rPr>
-              <w:t>전멸기 패턴 사용</w:t>
-            </w:r>
+            <w:proofErr w:type="spellStart"/>
+            <w:r>
+              <w:rPr>
+                <w:sz w:val="18"/>
+              </w:rPr>
+              <w:t>전멸기</w:t>
+            </w:r>
+            <w:proofErr w:type="spellEnd"/>
+            <w:r>
+              <w:rPr>
+                <w:sz w:val="18"/>
+              </w:rPr>
+              <w:t xml:space="preserve"> </w:t>
+            </w:r>
+            <w:proofErr w:type="spellStart"/>
+            <w:r>
+              <w:rPr>
+                <w:sz w:val="18"/>
+              </w:rPr>
+              <w:t>패턴</w:t>
+            </w:r>
+            <w:proofErr w:type="spellEnd"/>
+            <w:r>
+              <w:rPr>
+                <w:sz w:val="18"/>
+              </w:rPr>
+              <w:t xml:space="preserve"> </w:t>
+            </w:r>
+            <w:proofErr w:type="spellStart"/>
+            <w:r>
+              <w:rPr>
+                <w:sz w:val="18"/>
+              </w:rPr>
+              <w:t>사용</w:t>
+            </w:r>
+            <w:proofErr w:type="spellEnd"/>
           </w:p>
         </w:tc>
         <w:tc>
@@ -789,7 +1508,23 @@
                 <w:sz w:val="18"/>
                 <w:lang w:eastAsia="ko-KR"/>
               </w:rPr>
-              <w:t>튜토리얼 성격의 첫 보스보다 중후반 숙련도 검증에 어울린다.</w:t>
+              <w:t xml:space="preserve">튜토리얼 성격의 첫 보스보다 </w:t>
+            </w:r>
+            <w:proofErr w:type="spellStart"/>
+            <w:r>
+              <w:rPr>
+                <w:sz w:val="18"/>
+                <w:lang w:eastAsia="ko-KR"/>
+              </w:rPr>
+              <w:t>중후반</w:t>
+            </w:r>
+            <w:proofErr w:type="spellEnd"/>
+            <w:r>
+              <w:rPr>
+                <w:sz w:val="18"/>
+                <w:lang w:eastAsia="ko-KR"/>
+              </w:rPr>
+              <w:t xml:space="preserve"> 숙련도 검증에 어울린다.</w:t>
             </w:r>
           </w:p>
         </w:tc>
@@ -846,7 +1581,23 @@
                 <w:sz w:val="18"/>
                 <w:lang w:eastAsia="ko-KR"/>
               </w:rPr>
-              <w:t>거리 조절, 회피, 패링 판단을 한꺼번에 요구해 난도가 빠르게 상승한다.</w:t>
+              <w:t xml:space="preserve">거리 조절, 회피, </w:t>
+            </w:r>
+            <w:proofErr w:type="spellStart"/>
+            <w:r>
+              <w:rPr>
+                <w:sz w:val="18"/>
+                <w:lang w:eastAsia="ko-KR"/>
+              </w:rPr>
+              <w:t>패링</w:t>
+            </w:r>
+            <w:proofErr w:type="spellEnd"/>
+            <w:r>
+              <w:rPr>
+                <w:sz w:val="18"/>
+                <w:lang w:eastAsia="ko-KR"/>
+              </w:rPr>
+              <w:t xml:space="preserve"> 판단을 한꺼번에 요구해 난도가 빠르게 상승한다.</w:t>
             </w:r>
           </w:p>
         </w:tc>
@@ -893,6 +1644,7 @@
             <w:vAlign w:val="center"/>
           </w:tcPr>
           <w:p>
+            <w:proofErr w:type="spellStart"/>
             <w:r>
               <w:rPr>
                 <w:b/>
@@ -901,6 +1653,7 @@
               </w:rPr>
               <w:t>결론</w:t>
             </w:r>
+            <w:proofErr w:type="spellEnd"/>
           </w:p>
         </w:tc>
       </w:tr>
@@ -1044,14 +1797,34 @@
             <w:vAlign w:val="center"/>
           </w:tcPr>
           <w:p>
+            <w:proofErr w:type="spellStart"/>
             <w:r>
               <w:rPr>
                 <w:b/>
                 <w:color w:val="1F1F1F"/>
                 <w:sz w:val="19"/>
               </w:rPr>
-              <w:t>전투 한줄평</w:t>
-            </w:r>
+              <w:t>전투</w:t>
+            </w:r>
+            <w:proofErr w:type="spellEnd"/>
+            <w:r>
+              <w:rPr>
+                <w:b/>
+                <w:color w:val="1F1F1F"/>
+                <w:sz w:val="19"/>
+              </w:rPr>
+              <w:t xml:space="preserve"> </w:t>
+            </w:r>
+            <w:proofErr w:type="spellStart"/>
+            <w:r>
+              <w:rPr>
+                <w:b/>
+                <w:color w:val="1F1F1F"/>
+                <w:sz w:val="19"/>
+              </w:rPr>
+              <w:t>한줄평</w:t>
+            </w:r>
+            <w:proofErr w:type="spellEnd"/>
           </w:p>
         </w:tc>
         <w:tc>
@@ -1126,6 +1899,7 @@
             <w:vAlign w:val="center"/>
           </w:tcPr>
           <w:p>
+            <w:proofErr w:type="spellStart"/>
             <w:r>
               <w:rPr>
                 <w:b/>
@@ -1133,8 +1907,45 @@
                 <w:sz w:val="21"/>
               </w:rPr>
               <w:lastRenderedPageBreak/>
-              <w:t>전투 레퍼런스 정리</w:t>
-            </w:r>
+              <w:t>전투</w:t>
+            </w:r>
+            <w:proofErr w:type="spellEnd"/>
+            <w:r>
+              <w:rPr>
+                <w:b/>
+                <w:color w:val="FFFFFF"/>
+                <w:sz w:val="21"/>
+              </w:rPr>
+              <w:t xml:space="preserve"> </w:t>
+            </w:r>
+            <w:proofErr w:type="spellStart"/>
+            <w:r>
+              <w:rPr>
+                <w:b/>
+                <w:color w:val="FFFFFF"/>
+                <w:sz w:val="21"/>
+              </w:rPr>
+              <w:t>레퍼런스</w:t>
+            </w:r>
+            <w:proofErr w:type="spellEnd"/>
+            <w:r>
+              <w:rPr>
+                <w:b/>
+                <w:color w:val="FFFFFF"/>
+                <w:sz w:val="21"/>
+              </w:rPr>
+              <w:t xml:space="preserve"> </w:t>
+            </w:r>
+            <w:proofErr w:type="spellStart"/>
+            <w:r>
+              <w:rPr>
+                <w:b/>
+                <w:color w:val="FFFFFF"/>
+                <w:sz w:val="21"/>
+              </w:rPr>
+              <w:t>정리</w:t>
+            </w:r>
+            <w:proofErr w:type="spellEnd"/>
           </w:p>
         </w:tc>
       </w:tr>
@@ -1158,6 +1969,7 @@
             <w:pPr>
               <w:jc w:val="center"/>
             </w:pPr>
+            <w:proofErr w:type="spellStart"/>
             <w:r>
               <w:rPr>
                 <w:b/>
@@ -1166,6 +1978,7 @@
               </w:rPr>
               <w:t>레퍼런스</w:t>
             </w:r>
+            <w:proofErr w:type="spellEnd"/>
           </w:p>
         </w:tc>
         <w:tc>
@@ -1184,14 +1997,34 @@
             <w:pPr>
               <w:jc w:val="center"/>
             </w:pPr>
+            <w:proofErr w:type="spellStart"/>
             <w:r>
               <w:rPr>
                 <w:b/>
                 <w:color w:val="1F1F1F"/>
                 <w:sz w:val="18"/>
               </w:rPr>
-              <w:t>채택 포인트</w:t>
-            </w:r>
+              <w:t>채택</w:t>
+            </w:r>
+            <w:proofErr w:type="spellEnd"/>
+            <w:r>
+              <w:rPr>
+                <w:b/>
+                <w:color w:val="1F1F1F"/>
+                <w:sz w:val="18"/>
+              </w:rPr>
+              <w:t xml:space="preserve"> </w:t>
+            </w:r>
+            <w:proofErr w:type="spellStart"/>
+            <w:r>
+              <w:rPr>
+                <w:b/>
+                <w:color w:val="1F1F1F"/>
+                <w:sz w:val="18"/>
+              </w:rPr>
+              <w:t>포인트</w:t>
+            </w:r>
+            <w:proofErr w:type="spellEnd"/>
           </w:p>
         </w:tc>
         <w:tc>
@@ -1210,14 +2043,34 @@
             <w:pPr>
               <w:jc w:val="center"/>
             </w:pPr>
+            <w:proofErr w:type="spellStart"/>
             <w:r>
               <w:rPr>
                 <w:b/>
                 <w:color w:val="1F1F1F"/>
                 <w:sz w:val="18"/>
               </w:rPr>
-              <w:t>적용 방향</w:t>
-            </w:r>
+              <w:t>적용</w:t>
+            </w:r>
+            <w:proofErr w:type="spellEnd"/>
+            <w:r>
+              <w:rPr>
+                <w:b/>
+                <w:color w:val="1F1F1F"/>
+                <w:sz w:val="18"/>
+              </w:rPr>
+              <w:t xml:space="preserve"> </w:t>
+            </w:r>
+            <w:proofErr w:type="spellStart"/>
+            <w:r>
+              <w:rPr>
+                <w:b/>
+                <w:color w:val="1F1F1F"/>
+                <w:sz w:val="18"/>
+              </w:rPr>
+              <w:t>방향</w:t>
+            </w:r>
+            <w:proofErr w:type="spellEnd"/>
           </w:p>
         </w:tc>
       </w:tr>
@@ -1301,12 +2154,28 @@
             <w:pPr>
               <w:jc w:val="center"/>
             </w:pPr>
-            <w:r>
-              <w:rPr>
-                <w:sz w:val="18"/>
-              </w:rPr>
-              <w:t>다크소울 - 군다</w:t>
-            </w:r>
+            <w:proofErr w:type="spellStart"/>
+            <w:r>
+              <w:rPr>
+                <w:sz w:val="18"/>
+              </w:rPr>
+              <w:t>다크소울</w:t>
+            </w:r>
+            <w:proofErr w:type="spellEnd"/>
+            <w:r>
+              <w:rPr>
+                <w:sz w:val="18"/>
+              </w:rPr>
+              <w:t xml:space="preserve"> - </w:t>
+            </w:r>
+            <w:proofErr w:type="spellStart"/>
+            <w:r>
+              <w:rPr>
+                <w:sz w:val="18"/>
+              </w:rPr>
+              <w:t>군다</w:t>
+            </w:r>
+            <w:proofErr w:type="spellEnd"/>
           </w:p>
         </w:tc>
         <w:tc>
@@ -1332,7 +2201,71 @@
                 <w:sz w:val="18"/>
                 <w:lang w:eastAsia="ko-KR"/>
               </w:rPr>
-              <w:t>느리고 무거운 일반 공격 / 긴 전조 동작 / 정박자 연속 공격 / 2페이즈부터 외형과 패턴 강화</w:t>
+              <w:t xml:space="preserve">느리고 무거운 일반 </w:t>
+            </w:r>
+            <w:proofErr w:type="gramStart"/>
+            <w:r>
+              <w:rPr>
+                <w:sz w:val="18"/>
+                <w:lang w:eastAsia="ko-KR"/>
+              </w:rPr>
+              <w:t>공격 /</w:t>
+            </w:r>
+            <w:proofErr w:type="gramEnd"/>
+            <w:r>
+              <w:rPr>
+                <w:sz w:val="18"/>
+                <w:lang w:eastAsia="ko-KR"/>
+              </w:rPr>
+              <w:t xml:space="preserve"> 긴 전조 </w:t>
+            </w:r>
+            <w:proofErr w:type="gramStart"/>
+            <w:r>
+              <w:rPr>
+                <w:sz w:val="18"/>
+                <w:lang w:eastAsia="ko-KR"/>
+              </w:rPr>
+              <w:t>동작 /</w:t>
+            </w:r>
+            <w:proofErr w:type="gramEnd"/>
+            <w:r>
+              <w:rPr>
+                <w:sz w:val="18"/>
+                <w:lang w:eastAsia="ko-KR"/>
+              </w:rPr>
+              <w:t xml:space="preserve"> </w:t>
+            </w:r>
+            <w:proofErr w:type="spellStart"/>
+            <w:r>
+              <w:rPr>
+                <w:sz w:val="18"/>
+                <w:lang w:eastAsia="ko-KR"/>
+              </w:rPr>
+              <w:t>정박자</w:t>
+            </w:r>
+            <w:proofErr w:type="spellEnd"/>
+            <w:r>
+              <w:rPr>
+                <w:sz w:val="18"/>
+                <w:lang w:eastAsia="ko-KR"/>
+              </w:rPr>
+              <w:t xml:space="preserve"> 연속 </w:t>
+            </w:r>
+            <w:proofErr w:type="gramStart"/>
+            <w:r>
+              <w:rPr>
+                <w:sz w:val="18"/>
+                <w:lang w:eastAsia="ko-KR"/>
+              </w:rPr>
+              <w:t>공격 /</w:t>
+            </w:r>
+            <w:proofErr w:type="gramEnd"/>
+            <w:r>
+              <w:rPr>
+                <w:sz w:val="18"/>
+                <w:lang w:eastAsia="ko-KR"/>
+              </w:rPr>
+              <w:t xml:space="preserve"> 2페이즈부터 외형과 패턴 강화</w:t>
             </w:r>
           </w:p>
         </w:tc>
@@ -1446,13 +2379,31 @@
                 <w:lang w:eastAsia="ko-KR"/>
               </w:rPr>
             </w:pPr>
-            <w:r>
-              <w:rPr>
-                <w:sz w:val="18"/>
-                <w:lang w:eastAsia="ko-KR"/>
-              </w:rPr>
-              <w:t>스텔라블레이드 - 브루트</w:t>
-            </w:r>
+            <w:proofErr w:type="spellStart"/>
+            <w:r>
+              <w:rPr>
+                <w:sz w:val="18"/>
+                <w:lang w:eastAsia="ko-KR"/>
+              </w:rPr>
+              <w:t>스텔라블레이드</w:t>
+            </w:r>
+            <w:proofErr w:type="spellEnd"/>
+            <w:r>
+              <w:rPr>
+                <w:sz w:val="18"/>
+                <w:lang w:eastAsia="ko-KR"/>
+              </w:rPr>
+              <w:t xml:space="preserve"> - </w:t>
+            </w:r>
+            <w:proofErr w:type="spellStart"/>
+            <w:r>
+              <w:rPr>
+                <w:sz w:val="18"/>
+                <w:lang w:eastAsia="ko-KR"/>
+              </w:rPr>
+              <w:t>브루트</w:t>
+            </w:r>
+            <w:proofErr w:type="spellEnd"/>
           </w:p>
         </w:tc>
         <w:tc>
@@ -1477,7 +2428,64 @@
                 <w:sz w:val="18"/>
                 <w:lang w:eastAsia="ko-KR"/>
               </w:rPr>
-              <w:t>비교적 덜 호전적인 패턴 / 각 패턴 간 긴 후딜 / 긴 전조 동작 / 낮은 연속 공격 빈도</w:t>
+              <w:t xml:space="preserve">비교적 덜 호전적인 </w:t>
+            </w:r>
+            <w:proofErr w:type="gramStart"/>
+            <w:r>
+              <w:rPr>
+                <w:sz w:val="18"/>
+                <w:lang w:eastAsia="ko-KR"/>
+              </w:rPr>
+              <w:t>패턴 /</w:t>
+            </w:r>
+            <w:proofErr w:type="gramEnd"/>
+            <w:r>
+              <w:rPr>
+                <w:sz w:val="18"/>
+                <w:lang w:eastAsia="ko-KR"/>
+              </w:rPr>
+              <w:t xml:space="preserve"> 각 패턴 간 긴 </w:t>
+            </w:r>
+            <w:proofErr w:type="spellStart"/>
+            <w:proofErr w:type="gramStart"/>
+            <w:r>
+              <w:rPr>
+                <w:sz w:val="18"/>
+                <w:lang w:eastAsia="ko-KR"/>
+              </w:rPr>
+              <w:t>후딜</w:t>
+            </w:r>
+            <w:proofErr w:type="spellEnd"/>
+            <w:r>
+              <w:rPr>
+                <w:sz w:val="18"/>
+                <w:lang w:eastAsia="ko-KR"/>
+              </w:rPr>
+              <w:t xml:space="preserve"> /</w:t>
+            </w:r>
+            <w:proofErr w:type="gramEnd"/>
+            <w:r>
+              <w:rPr>
+                <w:sz w:val="18"/>
+                <w:lang w:eastAsia="ko-KR"/>
+              </w:rPr>
+              <w:t xml:space="preserve"> 긴 전조 </w:t>
+            </w:r>
+            <w:proofErr w:type="gramStart"/>
+            <w:r>
+              <w:rPr>
+                <w:sz w:val="18"/>
+                <w:lang w:eastAsia="ko-KR"/>
+              </w:rPr>
+              <w:t>동작 /</w:t>
+            </w:r>
+            <w:proofErr w:type="gramEnd"/>
+            <w:r>
+              <w:rPr>
+                <w:sz w:val="18"/>
+                <w:lang w:eastAsia="ko-KR"/>
+              </w:rPr>
+              <w:t xml:space="preserve"> 낮은 연속 공격 빈도</w:t>
             </w:r>
           </w:p>
         </w:tc>
@@ -1525,8 +2533,30 @@
         <w:rPr>
           <w:rFonts w:ascii="Noto Sans CJK KR" w:eastAsia="Noto Sans CJK KR" w:hAnsi="Noto Sans CJK KR"/>
         </w:rPr>
-        <w:t>2.2 외형·성격 레퍼런스</w:t>
+        <w:t xml:space="preserve">2.2 </w:t>
       </w:r>
+      <w:proofErr w:type="spellStart"/>
+      <w:r>
+        <w:rPr>
+          <w:rFonts w:ascii="Noto Sans CJK KR" w:eastAsia="Noto Sans CJK KR" w:hAnsi="Noto Sans CJK KR"/>
+        </w:rPr>
+        <w:t>외형·성격</w:t>
+      </w:r>
+      <w:proofErr w:type="spellEnd"/>
+      <w:r>
+        <w:rPr>
+          <w:rFonts w:ascii="Noto Sans CJK KR" w:eastAsia="Noto Sans CJK KR" w:hAnsi="Noto Sans CJK KR"/>
+        </w:rPr>
+        <w:t xml:space="preserve"> </w:t>
+      </w:r>
+      <w:proofErr w:type="spellStart"/>
+      <w:r>
+        <w:rPr>
+          <w:rFonts w:ascii="Noto Sans CJK KR" w:eastAsia="Noto Sans CJK KR" w:hAnsi="Noto Sans CJK KR"/>
+        </w:rPr>
+        <w:t>레퍼런스</w:t>
+      </w:r>
+      <w:proofErr w:type="spellEnd"/>
     </w:p>
     <w:tbl>
       <w:tblPr>
@@ -1563,14 +2593,34 @@
             <w:vAlign w:val="center"/>
           </w:tcPr>
           <w:p>
+            <w:proofErr w:type="spellStart"/>
             <w:r>
               <w:rPr>
                 <w:b/>
                 <w:color w:val="1F1F1F"/>
                 <w:sz w:val="19"/>
               </w:rPr>
-              <w:t>콘셉트 한줄평</w:t>
-            </w:r>
+              <w:t>콘셉트</w:t>
+            </w:r>
+            <w:proofErr w:type="spellEnd"/>
+            <w:r>
+              <w:rPr>
+                <w:b/>
+                <w:color w:val="1F1F1F"/>
+                <w:sz w:val="19"/>
+              </w:rPr>
+              <w:t xml:space="preserve"> </w:t>
+            </w:r>
+            <w:proofErr w:type="spellStart"/>
+            <w:r>
+              <w:rPr>
+                <w:b/>
+                <w:color w:val="1F1F1F"/>
+                <w:sz w:val="19"/>
+              </w:rPr>
+              <w:t>한줄평</w:t>
+            </w:r>
+            <w:proofErr w:type="spellEnd"/>
           </w:p>
         </w:tc>
         <w:tc>
@@ -1595,8 +2645,17 @@
                 <w:sz w:val="19"/>
                 <w:lang w:eastAsia="ko-KR"/>
               </w:rPr>
-              <w:t>능력은 없고 욕심이 많으며 현실 감각이 없는, 로봇을 탄 떡대</w:t>
-            </w:r>
+              <w:t xml:space="preserve">능력은 없고 욕심이 많으며 현실 감각이 없는, 로봇을 탄 </w:t>
+            </w:r>
+            <w:proofErr w:type="spellStart"/>
+            <w:r>
+              <w:rPr>
+                <w:sz w:val="19"/>
+                <w:lang w:eastAsia="ko-KR"/>
+              </w:rPr>
+              <w:t>떡대</w:t>
+            </w:r>
+            <w:proofErr w:type="spellEnd"/>
           </w:p>
         </w:tc>
       </w:tr>
@@ -1682,6 +2741,7 @@
             <w:pPr>
               <w:jc w:val="center"/>
             </w:pPr>
+            <w:proofErr w:type="spellStart"/>
             <w:r>
               <w:rPr>
                 <w:b/>
@@ -1690,6 +2750,7 @@
               </w:rPr>
               <w:t>구분</w:t>
             </w:r>
+            <w:proofErr w:type="spellEnd"/>
           </w:p>
         </w:tc>
         <w:tc>
@@ -1708,6 +2769,7 @@
             <w:pPr>
               <w:jc w:val="center"/>
             </w:pPr>
+            <w:proofErr w:type="spellStart"/>
             <w:r>
               <w:rPr>
                 <w:b/>
@@ -1716,6 +2778,7 @@
               </w:rPr>
               <w:t>레퍼런스</w:t>
             </w:r>
+            <w:proofErr w:type="spellEnd"/>
           </w:p>
         </w:tc>
         <w:tc>
@@ -1734,14 +2797,34 @@
             <w:pPr>
               <w:jc w:val="center"/>
             </w:pPr>
+            <w:proofErr w:type="spellStart"/>
             <w:r>
               <w:rPr>
                 <w:b/>
                 <w:color w:val="1F1F1F"/>
                 <w:sz w:val="18"/>
               </w:rPr>
-              <w:t>채택 포인트</w:t>
-            </w:r>
+              <w:t>채택</w:t>
+            </w:r>
+            <w:proofErr w:type="spellEnd"/>
+            <w:r>
+              <w:rPr>
+                <w:b/>
+                <w:color w:val="1F1F1F"/>
+                <w:sz w:val="18"/>
+              </w:rPr>
+              <w:t xml:space="preserve"> </w:t>
+            </w:r>
+            <w:proofErr w:type="spellStart"/>
+            <w:r>
+              <w:rPr>
+                <w:b/>
+                <w:color w:val="1F1F1F"/>
+                <w:sz w:val="18"/>
+              </w:rPr>
+              <w:t>포인트</w:t>
+            </w:r>
+            <w:proofErr w:type="spellEnd"/>
           </w:p>
         </w:tc>
       </w:tr>
@@ -1840,7 +2923,23 @@
                 <w:sz w:val="18"/>
                 <w:lang w:eastAsia="ko-KR"/>
               </w:rPr>
-              <w:t>나 혼자만 레벨업 - 황동석</w:t>
+              <w:t xml:space="preserve">나 혼자만 </w:t>
+            </w:r>
+            <w:proofErr w:type="spellStart"/>
+            <w:r>
+              <w:rPr>
+                <w:sz w:val="18"/>
+                <w:lang w:eastAsia="ko-KR"/>
+              </w:rPr>
+              <w:t>레벨업</w:t>
+            </w:r>
+            <w:proofErr w:type="spellEnd"/>
+            <w:r>
+              <w:rPr>
+                <w:sz w:val="18"/>
+                <w:lang w:eastAsia="ko-KR"/>
+              </w:rPr>
+              <w:t xml:space="preserve"> - 황동석</w:t>
             </w:r>
           </w:p>
         </w:tc>
@@ -1857,12 +2956,56 @@
             <w:vAlign w:val="center"/>
           </w:tcPr>
           <w:p>
-            <w:r>
-              <w:rPr>
-                <w:sz w:val="18"/>
-              </w:rPr>
-              <w:t>아저씨 / 근육 / 털보 인상</w:t>
-            </w:r>
+            <w:proofErr w:type="spellStart"/>
+            <w:r>
+              <w:rPr>
+                <w:sz w:val="18"/>
+              </w:rPr>
+              <w:t>아저씨</w:t>
+            </w:r>
+            <w:proofErr w:type="spellEnd"/>
+            <w:r>
+              <w:rPr>
+                <w:sz w:val="18"/>
+              </w:rPr>
+              <w:t xml:space="preserve"> / </w:t>
+            </w:r>
+            <w:proofErr w:type="spellStart"/>
+            <w:r>
+              <w:rPr>
+                <w:sz w:val="18"/>
+              </w:rPr>
+              <w:t>근육</w:t>
+            </w:r>
+            <w:proofErr w:type="spellEnd"/>
+            <w:r>
+              <w:rPr>
+                <w:sz w:val="18"/>
+              </w:rPr>
+              <w:t xml:space="preserve"> / </w:t>
+            </w:r>
+            <w:proofErr w:type="spellStart"/>
+            <w:r>
+              <w:rPr>
+                <w:sz w:val="18"/>
+              </w:rPr>
+              <w:t>털보</w:t>
+            </w:r>
+            <w:proofErr w:type="spellEnd"/>
+            <w:r>
+              <w:rPr>
+                <w:sz w:val="18"/>
+              </w:rPr>
+              <w:t xml:space="preserve"> </w:t>
+            </w:r>
+            <w:proofErr w:type="spellStart"/>
+            <w:r>
+              <w:rPr>
+                <w:sz w:val="18"/>
+              </w:rPr>
+              <w:t>인상</w:t>
+            </w:r>
+            <w:proofErr w:type="spellEnd"/>
           </w:p>
         </w:tc>
       </w:tr>
@@ -1949,12 +3092,28 @@
             <w:vAlign w:val="center"/>
           </w:tcPr>
           <w:p>
-            <w:r>
-              <w:rPr>
-                <w:sz w:val="18"/>
-              </w:rPr>
-              <w:t>파워드 슈트</w:t>
-            </w:r>
+            <w:proofErr w:type="spellStart"/>
+            <w:r>
+              <w:rPr>
+                <w:sz w:val="18"/>
+              </w:rPr>
+              <w:t>파워드</w:t>
+            </w:r>
+            <w:proofErr w:type="spellEnd"/>
+            <w:r>
+              <w:rPr>
+                <w:sz w:val="18"/>
+              </w:rPr>
+              <w:t xml:space="preserve"> </w:t>
+            </w:r>
+            <w:proofErr w:type="spellStart"/>
+            <w:r>
+              <w:rPr>
+                <w:sz w:val="18"/>
+              </w:rPr>
+              <w:t>슈트</w:t>
+            </w:r>
+            <w:proofErr w:type="spellEnd"/>
           </w:p>
         </w:tc>
         <w:tc>
@@ -1979,8 +3138,49 @@
                 <w:sz w:val="18"/>
                 <w:lang w:eastAsia="ko-KR"/>
               </w:rPr>
-              <w:t>검은색 근접 전투형 파워드 슈트 / 인간 실루엣이 잘 보이지 않는 장비감</w:t>
-            </w:r>
+              <w:t xml:space="preserve">검은색 근접 전투형 </w:t>
+            </w:r>
+            <w:proofErr w:type="spellStart"/>
+            <w:r>
+              <w:rPr>
+                <w:sz w:val="18"/>
+                <w:lang w:eastAsia="ko-KR"/>
+              </w:rPr>
+              <w:t>파워드</w:t>
+            </w:r>
+            <w:proofErr w:type="spellEnd"/>
+            <w:r>
+              <w:rPr>
+                <w:sz w:val="18"/>
+                <w:lang w:eastAsia="ko-KR"/>
+              </w:rPr>
+              <w:t xml:space="preserve"> </w:t>
+            </w:r>
+            <w:proofErr w:type="gramStart"/>
+            <w:r>
+              <w:rPr>
+                <w:sz w:val="18"/>
+                <w:lang w:eastAsia="ko-KR"/>
+              </w:rPr>
+              <w:t>슈트 /</w:t>
+            </w:r>
+            <w:proofErr w:type="gramEnd"/>
+            <w:r>
+              <w:rPr>
+                <w:sz w:val="18"/>
+                <w:lang w:eastAsia="ko-KR"/>
+              </w:rPr>
+              <w:t xml:space="preserve"> 인간 실루엣이 잘 보이지 않는 </w:t>
+            </w:r>
+            <w:proofErr w:type="spellStart"/>
+            <w:r>
+              <w:rPr>
+                <w:sz w:val="18"/>
+                <w:lang w:eastAsia="ko-KR"/>
+              </w:rPr>
+              <w:t>장비감</w:t>
+            </w:r>
+            <w:proofErr w:type="spellEnd"/>
           </w:p>
         </w:tc>
       </w:tr>
@@ -2072,13 +3272,47 @@
                 <w:lang w:eastAsia="ko-KR"/>
               </w:rPr>
             </w:pPr>
-            <w:r>
-              <w:rPr>
-                <w:sz w:val="18"/>
-                <w:lang w:eastAsia="ko-KR"/>
-              </w:rPr>
-              <w:t>턴에이 건담 - 스에손 스트로</w:t>
-            </w:r>
+            <w:proofErr w:type="spellStart"/>
+            <w:r>
+              <w:rPr>
+                <w:sz w:val="18"/>
+                <w:lang w:eastAsia="ko-KR"/>
+              </w:rPr>
+              <w:t>턴에이</w:t>
+            </w:r>
+            <w:proofErr w:type="spellEnd"/>
+            <w:r>
+              <w:rPr>
+                <w:sz w:val="18"/>
+                <w:lang w:eastAsia="ko-KR"/>
+              </w:rPr>
+              <w:t xml:space="preserve"> 건담 - </w:t>
+            </w:r>
+            <w:proofErr w:type="spellStart"/>
+            <w:r>
+              <w:rPr>
+                <w:sz w:val="18"/>
+                <w:lang w:eastAsia="ko-KR"/>
+              </w:rPr>
+              <w:t>스에손</w:t>
+            </w:r>
+            <w:proofErr w:type="spellEnd"/>
+            <w:r>
+              <w:rPr>
+                <w:sz w:val="18"/>
+                <w:lang w:eastAsia="ko-KR"/>
+              </w:rPr>
+              <w:t xml:space="preserve"> </w:t>
+            </w:r>
+            <w:proofErr w:type="spellStart"/>
+            <w:r>
+              <w:rPr>
+                <w:sz w:val="18"/>
+                <w:lang w:eastAsia="ko-KR"/>
+              </w:rPr>
+              <w:t>스트로</w:t>
+            </w:r>
+            <w:proofErr w:type="spellEnd"/>
           </w:p>
         </w:tc>
         <w:tc>
@@ -2099,12 +3333,53 @@
                 <w:lang w:eastAsia="ko-KR"/>
               </w:rPr>
             </w:pPr>
-            <w:r>
-              <w:rPr>
-                <w:sz w:val="18"/>
-                <w:lang w:eastAsia="ko-KR"/>
-              </w:rPr>
-              <w:t>호전적 / 주요 인프라 주변에서도 무차별 공격 / 실전 경험 부족 / 교본과 프로파간다에 휘둘림</w:t>
+            <w:proofErr w:type="gramStart"/>
+            <w:r>
+              <w:rPr>
+                <w:sz w:val="18"/>
+                <w:lang w:eastAsia="ko-KR"/>
+              </w:rPr>
+              <w:t>호전적 /</w:t>
+            </w:r>
+            <w:proofErr w:type="gramEnd"/>
+            <w:r>
+              <w:rPr>
+                <w:sz w:val="18"/>
+                <w:lang w:eastAsia="ko-KR"/>
+              </w:rPr>
+              <w:t xml:space="preserve"> 주요 인프라 주변에서도 무차별 </w:t>
+            </w:r>
+            <w:proofErr w:type="gramStart"/>
+            <w:r>
+              <w:rPr>
+                <w:sz w:val="18"/>
+                <w:lang w:eastAsia="ko-KR"/>
+              </w:rPr>
+              <w:t>공격 /</w:t>
+            </w:r>
+            <w:proofErr w:type="gramEnd"/>
+            <w:r>
+              <w:rPr>
+                <w:sz w:val="18"/>
+                <w:lang w:eastAsia="ko-KR"/>
+              </w:rPr>
+              <w:t xml:space="preserve"> 실전 경험 </w:t>
+            </w:r>
+            <w:proofErr w:type="gramStart"/>
+            <w:r>
+              <w:rPr>
+                <w:sz w:val="18"/>
+                <w:lang w:eastAsia="ko-KR"/>
+              </w:rPr>
+              <w:t>부족 /</w:t>
+            </w:r>
+            <w:proofErr w:type="gramEnd"/>
+            <w:r>
+              <w:rPr>
+                <w:sz w:val="18"/>
+                <w:lang w:eastAsia="ko-KR"/>
+              </w:rPr>
+              <w:t xml:space="preserve"> 교본과 프로파간다에 휘둘림</w:t>
             </w:r>
           </w:p>
         </w:tc>
@@ -2127,8 +3402,49 @@
           <w:rFonts w:ascii="Noto Sans CJK KR" w:eastAsia="Noto Sans CJK KR" w:hAnsi="Noto Sans CJK KR"/>
           <w:sz w:val="32"/>
         </w:rPr>
-        <w:t>3. 보스 전투 콘셉트</w:t>
+        <w:t xml:space="preserve">3. </w:t>
       </w:r>
+      <w:proofErr w:type="spellStart"/>
+      <w:r>
+        <w:rPr>
+          <w:rFonts w:ascii="Noto Sans CJK KR" w:eastAsia="Noto Sans CJK KR" w:hAnsi="Noto Sans CJK KR"/>
+          <w:sz w:val="32"/>
+        </w:rPr>
+        <w:t>보스</w:t>
+      </w:r>
+      <w:proofErr w:type="spellEnd"/>
+      <w:r>
+        <w:rPr>
+          <w:rFonts w:ascii="Noto Sans CJK KR" w:eastAsia="Noto Sans CJK KR" w:hAnsi="Noto Sans CJK KR"/>
+          <w:sz w:val="32"/>
+        </w:rPr>
+        <w:t xml:space="preserve"> </w:t>
+      </w:r>
+      <w:proofErr w:type="spellStart"/>
+      <w:r>
+        <w:rPr>
+          <w:rFonts w:ascii="Noto Sans CJK KR" w:eastAsia="Noto Sans CJK KR" w:hAnsi="Noto Sans CJK KR"/>
+          <w:sz w:val="32"/>
+        </w:rPr>
+        <w:t>전투</w:t>
+      </w:r>
+      <w:proofErr w:type="spellEnd"/>
+      <w:r>
+        <w:rPr>
+          <w:rFonts w:ascii="Noto Sans CJK KR" w:eastAsia="Noto Sans CJK KR" w:hAnsi="Noto Sans CJK KR"/>
+          <w:sz w:val="32"/>
+        </w:rPr>
+        <w:t xml:space="preserve"> </w:t>
+      </w:r>
+      <w:proofErr w:type="spellStart"/>
+      <w:r>
+        <w:rPr>
+          <w:rFonts w:ascii="Noto Sans CJK KR" w:eastAsia="Noto Sans CJK KR" w:hAnsi="Noto Sans CJK KR"/>
+          <w:sz w:val="32"/>
+        </w:rPr>
+        <w:t>콘셉트</w:t>
+      </w:r>
+      <w:proofErr w:type="spellEnd"/>
     </w:p>
     <w:tbl>
       <w:tblPr>
@@ -2166,14 +3482,52 @@
             <w:vAlign w:val="center"/>
           </w:tcPr>
           <w:p>
+            <w:proofErr w:type="spellStart"/>
             <w:r>
               <w:rPr>
                 <w:b/>
                 <w:color w:val="FFFFFF"/>
                 <w:sz w:val="21"/>
               </w:rPr>
-              <w:t>보스 기본 정보</w:t>
-            </w:r>
+              <w:t>보스</w:t>
+            </w:r>
+            <w:proofErr w:type="spellEnd"/>
+            <w:r>
+              <w:rPr>
+                <w:b/>
+                <w:color w:val="FFFFFF"/>
+                <w:sz w:val="21"/>
+              </w:rPr>
+              <w:t xml:space="preserve"> </w:t>
+            </w:r>
+            <w:proofErr w:type="spellStart"/>
+            <w:r>
+              <w:rPr>
+                <w:b/>
+                <w:color w:val="FFFFFF"/>
+                <w:sz w:val="21"/>
+              </w:rPr>
+              <w:t>기본</w:t>
+            </w:r>
+            <w:proofErr w:type="spellEnd"/>
+            <w:r>
+              <w:rPr>
+                <w:b/>
+                <w:color w:val="FFFFFF"/>
+                <w:sz w:val="21"/>
+              </w:rPr>
+              <w:t xml:space="preserve"> </w:t>
+            </w:r>
+            <w:proofErr w:type="spellStart"/>
+            <w:r>
+              <w:rPr>
+                <w:b/>
+                <w:color w:val="FFFFFF"/>
+                <w:sz w:val="21"/>
+              </w:rPr>
+              <w:t>정보</w:t>
+            </w:r>
+            <w:proofErr w:type="spellEnd"/>
           </w:p>
         </w:tc>
       </w:tr>
@@ -2194,6 +3548,7 @@
             <w:vAlign w:val="center"/>
           </w:tcPr>
           <w:p>
+            <w:proofErr w:type="spellStart"/>
             <w:r>
               <w:rPr>
                 <w:b/>
@@ -2202,6 +3557,7 @@
               </w:rPr>
               <w:t>보스명</w:t>
             </w:r>
+            <w:proofErr w:type="spellEnd"/>
           </w:p>
         </w:tc>
         <w:tc>
@@ -2216,12 +3572,14 @@
             <w:vAlign w:val="center"/>
           </w:tcPr>
           <w:p>
+            <w:proofErr w:type="spellStart"/>
             <w:r>
               <w:rPr>
                 <w:sz w:val="19"/>
               </w:rPr>
               <w:t>커스터</w:t>
             </w:r>
+            <w:proofErr w:type="spellEnd"/>
           </w:p>
         </w:tc>
       </w:tr>
@@ -2242,14 +3600,34 @@
             <w:vAlign w:val="center"/>
           </w:tcPr>
           <w:p>
+            <w:proofErr w:type="spellStart"/>
             <w:r>
               <w:rPr>
                 <w:b/>
                 <w:color w:val="1F1F1F"/>
                 <w:sz w:val="19"/>
               </w:rPr>
-              <w:t>스토리상 역할</w:t>
-            </w:r>
+              <w:t>스토리상</w:t>
+            </w:r>
+            <w:proofErr w:type="spellEnd"/>
+            <w:r>
+              <w:rPr>
+                <w:b/>
+                <w:color w:val="1F1F1F"/>
+                <w:sz w:val="19"/>
+              </w:rPr>
+              <w:t xml:space="preserve"> </w:t>
+            </w:r>
+            <w:proofErr w:type="spellStart"/>
+            <w:r>
+              <w:rPr>
+                <w:b/>
+                <w:color w:val="1F1F1F"/>
+                <w:sz w:val="19"/>
+              </w:rPr>
+              <w:t>역할</w:t>
+            </w:r>
+            <w:proofErr w:type="spellEnd"/>
           </w:p>
         </w:tc>
         <w:tc>
@@ -2264,12 +3642,42 @@
             <w:vAlign w:val="center"/>
           </w:tcPr>
           <w:p>
+            <w:proofErr w:type="spellStart"/>
             <w:r>
               <w:rPr>
                 <w:sz w:val="19"/>
               </w:rPr>
-              <w:t>지상 정벌군 장교</w:t>
-            </w:r>
+              <w:t>지상</w:t>
+            </w:r>
+            <w:proofErr w:type="spellEnd"/>
+            <w:r>
+              <w:rPr>
+                <w:sz w:val="19"/>
+              </w:rPr>
+              <w:t xml:space="preserve"> </w:t>
+            </w:r>
+            <w:proofErr w:type="spellStart"/>
+            <w:r>
+              <w:rPr>
+                <w:sz w:val="19"/>
+              </w:rPr>
+              <w:t>정벌군</w:t>
+            </w:r>
+            <w:proofErr w:type="spellEnd"/>
+            <w:r>
+              <w:rPr>
+                <w:sz w:val="19"/>
+              </w:rPr>
+              <w:t xml:space="preserve"> </w:t>
+            </w:r>
+            <w:proofErr w:type="spellStart"/>
+            <w:r>
+              <w:rPr>
+                <w:sz w:val="19"/>
+              </w:rPr>
+              <w:t>장교</w:t>
+            </w:r>
+            <w:proofErr w:type="spellEnd"/>
           </w:p>
         </w:tc>
       </w:tr>
@@ -2290,14 +3698,34 @@
             <w:vAlign w:val="center"/>
           </w:tcPr>
           <w:p>
+            <w:proofErr w:type="spellStart"/>
             <w:r>
               <w:rPr>
                 <w:b/>
                 <w:color w:val="1F1F1F"/>
                 <w:sz w:val="19"/>
               </w:rPr>
-              <w:t>전투 포지션</w:t>
-            </w:r>
+              <w:t>전투</w:t>
+            </w:r>
+            <w:proofErr w:type="spellEnd"/>
+            <w:r>
+              <w:rPr>
+                <w:b/>
+                <w:color w:val="1F1F1F"/>
+                <w:sz w:val="19"/>
+              </w:rPr>
+              <w:t xml:space="preserve"> </w:t>
+            </w:r>
+            <w:proofErr w:type="spellStart"/>
+            <w:r>
+              <w:rPr>
+                <w:b/>
+                <w:color w:val="1F1F1F"/>
+                <w:sz w:val="19"/>
+              </w:rPr>
+              <w:t>포지션</w:t>
+            </w:r>
+            <w:proofErr w:type="spellEnd"/>
           </w:p>
         </w:tc>
         <w:tc>
@@ -2312,12 +3740,28 @@
             <w:vAlign w:val="center"/>
           </w:tcPr>
           <w:p>
+            <w:proofErr w:type="spellStart"/>
             <w:r>
               <w:rPr>
                 <w:sz w:val="19"/>
               </w:rPr>
-              <w:t>게임의 첫 보스</w:t>
-            </w:r>
+              <w:t>게임의</w:t>
+            </w:r>
+            <w:proofErr w:type="spellEnd"/>
+            <w:r>
+              <w:rPr>
+                <w:sz w:val="19"/>
+              </w:rPr>
+              <w:t xml:space="preserve"> 첫 </w:t>
+            </w:r>
+            <w:proofErr w:type="spellStart"/>
+            <w:r>
+              <w:rPr>
+                <w:sz w:val="19"/>
+              </w:rPr>
+              <w:t>보스</w:t>
+            </w:r>
+            <w:proofErr w:type="spellEnd"/>
           </w:p>
         </w:tc>
       </w:tr>
@@ -2338,14 +3782,34 @@
             <w:vAlign w:val="center"/>
           </w:tcPr>
           <w:p>
+            <w:proofErr w:type="spellStart"/>
             <w:r>
               <w:rPr>
                 <w:b/>
                 <w:color w:val="1F1F1F"/>
                 <w:sz w:val="19"/>
               </w:rPr>
-              <w:t>기본 목적</w:t>
-            </w:r>
+              <w:t>기본</w:t>
+            </w:r>
+            <w:proofErr w:type="spellEnd"/>
+            <w:r>
+              <w:rPr>
+                <w:b/>
+                <w:color w:val="1F1F1F"/>
+                <w:sz w:val="19"/>
+              </w:rPr>
+              <w:t xml:space="preserve"> </w:t>
+            </w:r>
+            <w:proofErr w:type="spellStart"/>
+            <w:r>
+              <w:rPr>
+                <w:b/>
+                <w:color w:val="1F1F1F"/>
+                <w:sz w:val="19"/>
+              </w:rPr>
+              <w:t>목적</w:t>
+            </w:r>
+            <w:proofErr w:type="spellEnd"/>
           </w:p>
         </w:tc>
         <w:tc>
@@ -2392,14 +3856,34 @@
             <w:vAlign w:val="center"/>
           </w:tcPr>
           <w:p>
+            <w:proofErr w:type="spellStart"/>
             <w:r>
               <w:rPr>
                 <w:b/>
                 <w:color w:val="1F1F1F"/>
                 <w:sz w:val="19"/>
               </w:rPr>
-              <w:t>소개 역할</w:t>
-            </w:r>
+              <w:t>소개</w:t>
+            </w:r>
+            <w:proofErr w:type="spellEnd"/>
+            <w:r>
+              <w:rPr>
+                <w:b/>
+                <w:color w:val="1F1F1F"/>
+                <w:sz w:val="19"/>
+              </w:rPr>
+              <w:t xml:space="preserve"> </w:t>
+            </w:r>
+            <w:proofErr w:type="spellStart"/>
+            <w:r>
+              <w:rPr>
+                <w:b/>
+                <w:color w:val="1F1F1F"/>
+                <w:sz w:val="19"/>
+              </w:rPr>
+              <w:t>역할</w:t>
+            </w:r>
+            <w:proofErr w:type="spellEnd"/>
           </w:p>
         </w:tc>
         <w:tc>
@@ -2424,7 +3908,23 @@
                 <w:sz w:val="19"/>
                 <w:lang w:eastAsia="ko-KR"/>
               </w:rPr>
-              <w:t>“이 게임의 보스들은 이런 식으로 싸우는구나”를 알려주는 기본 형태 보스</w:t>
+              <w:t>“이 게임의 보스들은 이런 식으로 싸우는구나”</w:t>
+            </w:r>
+            <w:proofErr w:type="spellStart"/>
+            <w:r>
+              <w:rPr>
+                <w:sz w:val="19"/>
+                <w:lang w:eastAsia="ko-KR"/>
+              </w:rPr>
+              <w:t>를</w:t>
+            </w:r>
+            <w:proofErr w:type="spellEnd"/>
+            <w:r>
+              <w:rPr>
+                <w:sz w:val="19"/>
+                <w:lang w:eastAsia="ko-KR"/>
+              </w:rPr>
+              <w:t xml:space="preserve"> 알려주는 기본 형태 보스</w:t>
             </w:r>
           </w:p>
         </w:tc>
@@ -2446,7 +3946,111 @@
         <w:rPr>
           <w:rFonts w:ascii="Noto Sans CJK KR" w:eastAsia="Noto Sans CJK KR" w:hAnsi="Noto Sans CJK KR"/>
         </w:rPr>
-        <w:t>3.1 지향하는 플레이 경험</w:t>
+        <w:t xml:space="preserve">3.1 </w:t>
+      </w:r>
+      <w:proofErr w:type="spellStart"/>
+      <w:r>
+        <w:rPr>
+          <w:rFonts w:ascii="Noto Sans CJK KR" w:eastAsia="Noto Sans CJK KR" w:hAnsi="Noto Sans CJK KR"/>
+        </w:rPr>
+        <w:t>지향하는</w:t>
+      </w:r>
+      <w:proofErr w:type="spellEnd"/>
+      <w:r>
+        <w:rPr>
+          <w:rFonts w:ascii="Noto Sans CJK KR" w:eastAsia="Noto Sans CJK KR" w:hAnsi="Noto Sans CJK KR"/>
+        </w:rPr>
+        <w:t xml:space="preserve"> </w:t>
+      </w:r>
+      <w:proofErr w:type="spellStart"/>
+      <w:r>
+        <w:rPr>
+          <w:rFonts w:ascii="Noto Sans CJK KR" w:eastAsia="Noto Sans CJK KR" w:hAnsi="Noto Sans CJK KR"/>
+        </w:rPr>
+        <w:t>플레이</w:t>
+      </w:r>
+      <w:proofErr w:type="spellEnd"/>
+      <w:r>
+        <w:rPr>
+          <w:rFonts w:ascii="Noto Sans CJK KR" w:eastAsia="Noto Sans CJK KR" w:hAnsi="Noto Sans CJK KR"/>
+        </w:rPr>
+        <w:t xml:space="preserve"> </w:t>
+      </w:r>
+      <w:proofErr w:type="spellStart"/>
+      <w:r>
+        <w:rPr>
+          <w:rFonts w:ascii="Noto Sans CJK KR" w:eastAsia="Noto Sans CJK KR" w:hAnsi="Noto Sans CJK KR"/>
+        </w:rPr>
+        <w:t>경험</w:t>
+      </w:r>
+      <w:proofErr w:type="spellEnd"/>
+    </w:p>
+    <w:p>
+      <w:pPr>
+        <w:pStyle w:val="a0"/>
+        <w:spacing w:after="40"/>
+        <w:ind w:left="312"/>
+        <w:rPr>
+          <w:lang w:eastAsia="ko-KR"/>
+        </w:rPr>
+      </w:pPr>
+      <w:r>
+        <w:rPr>
+          <w:lang w:eastAsia="ko-KR"/>
+        </w:rPr>
+        <w:t xml:space="preserve">패턴마다 전조 동작 차이를 명확하게 </w:t>
+      </w:r>
+      <w:proofErr w:type="gramStart"/>
+      <w:r>
+        <w:rPr>
+          <w:lang w:eastAsia="ko-KR"/>
+        </w:rPr>
+        <w:t>만들어</w:t>
+      </w:r>
+      <w:proofErr w:type="gramEnd"/>
+      <w:r>
+        <w:rPr>
+          <w:lang w:eastAsia="ko-KR"/>
+        </w:rPr>
+        <w:t>, 플레이어가 패턴별 차이를 눈으로 구분하게 한다.</w:t>
+      </w:r>
+    </w:p>
+    <w:p>
+      <w:pPr>
+        <w:pStyle w:val="a0"/>
+        <w:spacing w:after="40"/>
+        <w:ind w:left="312"/>
+        <w:rPr>
+          <w:lang w:eastAsia="ko-KR"/>
+        </w:rPr>
+      </w:pPr>
+      <w:proofErr w:type="spellStart"/>
+      <w:r>
+        <w:rPr>
+          <w:lang w:eastAsia="ko-KR"/>
+        </w:rPr>
+        <w:t>보스전</w:t>
+      </w:r>
+      <w:proofErr w:type="spellEnd"/>
+      <w:r>
+        <w:rPr>
+          <w:lang w:eastAsia="ko-KR"/>
+        </w:rPr>
+        <w:t xml:space="preserve"> 중 위협 신호, </w:t>
+      </w:r>
+      <w:proofErr w:type="spellStart"/>
+      <w:r>
+        <w:rPr>
+          <w:lang w:eastAsia="ko-KR"/>
+        </w:rPr>
+        <w:t>패링</w:t>
+      </w:r>
+      <w:proofErr w:type="spellEnd"/>
+      <w:r>
+        <w:rPr>
+          <w:lang w:eastAsia="ko-KR"/>
+        </w:rPr>
+        <w:t>, 극한 회피의 사용처를 자연스럽게 학습하게 한다.</w:t>
       </w:r>
     </w:p>
     <w:p>
@@ -2462,7 +4066,171 @@
         <w:rPr>
           <w:lang w:eastAsia="ko-KR"/>
         </w:rPr>
-        <w:t>패턴마다 전조 동작 차이를 명확하게 만들어, 플레이어가 패턴별 차이를 눈으로 구분하게 한다.</w:t>
+        <w:t>플레이어가 패배하더라도 “왜 맞았는지”</w:t>
+      </w:r>
+      <w:proofErr w:type="spellStart"/>
+      <w:r>
+        <w:rPr>
+          <w:lang w:eastAsia="ko-KR"/>
+        </w:rPr>
+        <w:t>를</w:t>
+      </w:r>
+      <w:proofErr w:type="spellEnd"/>
+      <w:r>
+        <w:rPr>
+          <w:lang w:eastAsia="ko-KR"/>
+        </w:rPr>
+        <w:t xml:space="preserve"> 바로 이해할 수 있게 한다.</w:t>
+      </w:r>
+    </w:p>
+    <w:p>
+      <w:pPr>
+        <w:pStyle w:val="1"/>
+        <w:spacing w:before="240" w:after="120"/>
+      </w:pPr>
+      <w:r>
+        <w:rPr>
+          <w:rFonts w:ascii="Noto Sans CJK KR" w:eastAsia="Noto Sans CJK KR" w:hAnsi="Noto Sans CJK KR"/>
+          <w:sz w:val="32"/>
+        </w:rPr>
+        <w:t xml:space="preserve">4. </w:t>
+      </w:r>
+      <w:proofErr w:type="spellStart"/>
+      <w:r>
+        <w:rPr>
+          <w:rFonts w:ascii="Noto Sans CJK KR" w:eastAsia="Noto Sans CJK KR" w:hAnsi="Noto Sans CJK KR"/>
+          <w:sz w:val="32"/>
+        </w:rPr>
+        <w:t>보스</w:t>
+      </w:r>
+      <w:proofErr w:type="spellEnd"/>
+      <w:r>
+        <w:rPr>
+          <w:rFonts w:ascii="Noto Sans CJK KR" w:eastAsia="Noto Sans CJK KR" w:hAnsi="Noto Sans CJK KR"/>
+          <w:sz w:val="32"/>
+        </w:rPr>
+        <w:t xml:space="preserve"> </w:t>
+      </w:r>
+      <w:proofErr w:type="spellStart"/>
+      <w:r>
+        <w:rPr>
+          <w:rFonts w:ascii="Noto Sans CJK KR" w:eastAsia="Noto Sans CJK KR" w:hAnsi="Noto Sans CJK KR"/>
+          <w:sz w:val="32"/>
+        </w:rPr>
+        <w:t>전투</w:t>
+      </w:r>
+      <w:proofErr w:type="spellEnd"/>
+      <w:r>
+        <w:rPr>
+          <w:rFonts w:ascii="Noto Sans CJK KR" w:eastAsia="Noto Sans CJK KR" w:hAnsi="Noto Sans CJK KR"/>
+          <w:sz w:val="32"/>
+        </w:rPr>
+        <w:t xml:space="preserve"> </w:t>
+      </w:r>
+      <w:proofErr w:type="spellStart"/>
+      <w:r>
+        <w:rPr>
+          <w:rFonts w:ascii="Noto Sans CJK KR" w:eastAsia="Noto Sans CJK KR" w:hAnsi="Noto Sans CJK KR"/>
+          <w:sz w:val="32"/>
+        </w:rPr>
+        <w:t>구조</w:t>
+      </w:r>
+      <w:proofErr w:type="spellEnd"/>
+    </w:p>
+    <w:p>
+      <w:pPr>
+        <w:pStyle w:val="21"/>
+        <w:spacing w:before="160" w:after="120"/>
+      </w:pPr>
+      <w:r>
+        <w:rPr>
+          <w:rFonts w:ascii="Noto Sans CJK KR" w:eastAsia="Noto Sans CJK KR" w:hAnsi="Noto Sans CJK KR"/>
+        </w:rPr>
+        <w:t xml:space="preserve">4.1 </w:t>
+      </w:r>
+      <w:proofErr w:type="spellStart"/>
+      <w:r>
+        <w:rPr>
+          <w:rFonts w:ascii="Noto Sans CJK KR" w:eastAsia="Noto Sans CJK KR" w:hAnsi="Noto Sans CJK KR"/>
+        </w:rPr>
+        <w:t>전투</w:t>
+      </w:r>
+      <w:proofErr w:type="spellEnd"/>
+      <w:r>
+        <w:rPr>
+          <w:rFonts w:ascii="Noto Sans CJK KR" w:eastAsia="Noto Sans CJK KR" w:hAnsi="Noto Sans CJK KR"/>
+        </w:rPr>
+        <w:t xml:space="preserve"> </w:t>
+      </w:r>
+      <w:proofErr w:type="spellStart"/>
+      <w:r>
+        <w:rPr>
+          <w:rFonts w:ascii="Noto Sans CJK KR" w:eastAsia="Noto Sans CJK KR" w:hAnsi="Noto Sans CJK KR"/>
+        </w:rPr>
+        <w:t>시작</w:t>
+      </w:r>
+      <w:proofErr w:type="spellEnd"/>
+    </w:p>
+    <w:p>
+      <w:pPr>
+        <w:pStyle w:val="a0"/>
+        <w:spacing w:after="40"/>
+        <w:ind w:left="312"/>
+        <w:rPr>
+          <w:lang w:eastAsia="ko-KR"/>
+        </w:rPr>
+      </w:pPr>
+      <w:proofErr w:type="spellStart"/>
+      <w:r>
+        <w:rPr>
+          <w:lang w:eastAsia="ko-KR"/>
+        </w:rPr>
+        <w:t>보스룸에</w:t>
+      </w:r>
+      <w:proofErr w:type="spellEnd"/>
+      <w:r>
+        <w:rPr>
+          <w:lang w:eastAsia="ko-KR"/>
+        </w:rPr>
+        <w:t xml:space="preserve"> 입장하면 </w:t>
+      </w:r>
+      <w:proofErr w:type="spellStart"/>
+      <w:r>
+        <w:rPr>
+          <w:lang w:eastAsia="ko-KR"/>
+        </w:rPr>
+        <w:t>컷신이</w:t>
+      </w:r>
+      <w:proofErr w:type="spellEnd"/>
+      <w:r>
+        <w:rPr>
+          <w:lang w:eastAsia="ko-KR"/>
+        </w:rPr>
+        <w:t xml:space="preserve"> 재생된다.</w:t>
+      </w:r>
+    </w:p>
+    <w:p>
+      <w:pPr>
+        <w:pStyle w:val="a0"/>
+        <w:spacing w:after="40"/>
+        <w:ind w:left="312"/>
+        <w:rPr>
+          <w:lang w:eastAsia="ko-KR"/>
+        </w:rPr>
+      </w:pPr>
+      <w:proofErr w:type="spellStart"/>
+      <w:r>
+        <w:rPr>
+          <w:lang w:eastAsia="ko-KR"/>
+        </w:rPr>
+        <w:t>컷신</w:t>
+      </w:r>
+      <w:proofErr w:type="spellEnd"/>
+      <w:r>
+        <w:rPr>
+          <w:lang w:eastAsia="ko-KR"/>
+        </w:rPr>
+        <w:t xml:space="preserve"> 이후 PC는 지정된 위치로 이동하고 전투가 시작된다.</w:t>
       </w:r>
     </w:p>
     <w:p>
@@ -2478,7 +4246,35 @@
         <w:rPr>
           <w:lang w:eastAsia="ko-KR"/>
         </w:rPr>
-        <w:t>보스전 중 위협 신호, 패링, 극한 회피의 사용처를 자연스럽게 학습하게 한다.</w:t>
+        <w:t xml:space="preserve">재도전 시 </w:t>
+      </w:r>
+      <w:proofErr w:type="spellStart"/>
+      <w:r>
+        <w:rPr>
+          <w:lang w:eastAsia="ko-KR"/>
+        </w:rPr>
+        <w:t>컷신은</w:t>
+      </w:r>
+      <w:proofErr w:type="spellEnd"/>
+      <w:r>
+        <w:rPr>
+          <w:lang w:eastAsia="ko-KR"/>
+        </w:rPr>
+        <w:t xml:space="preserve"> </w:t>
+      </w:r>
+      <w:proofErr w:type="spellStart"/>
+      <w:r>
+        <w:rPr>
+          <w:lang w:eastAsia="ko-KR"/>
+        </w:rPr>
+        <w:t>스킵된다</w:t>
+      </w:r>
+      <w:proofErr w:type="spellEnd"/>
+      <w:r>
+        <w:rPr>
+          <w:lang w:eastAsia="ko-KR"/>
+        </w:rPr>
+        <w:t>.</w:t>
       </w:r>
     </w:p>
     <w:p>
@@ -2492,82 +4288,73 @@
       </w:pPr>
       <w:r>
         <w:rPr>
+          <w:rFonts w:eastAsia="맑은 고딕" w:hint="eastAsia"/>
           <w:lang w:eastAsia="ko-KR"/>
         </w:rPr>
-        <w:t>플레이어가 패배하더라도 “왜 맞았는지”를 바로 이해할 수 있게 한다.</w:t>
+        <w:t>재도전에도</w:t>
       </w:r>
-    </w:p>
-    <w:p>
-      <w:pPr>
-        <w:pStyle w:val="1"/>
-        <w:spacing w:before="240" w:after="120"/>
-      </w:pPr>
       <w:r>
         <w:rPr>
-          <w:rFonts w:ascii="Noto Sans CJK KR" w:eastAsia="Noto Sans CJK KR" w:hAnsi="Noto Sans CJK KR"/>
-          <w:sz w:val="32"/>
+          <w:rFonts w:eastAsia="맑은 고딕" w:hint="eastAsia"/>
+          <w:lang w:eastAsia="ko-KR"/>
         </w:rPr>
-        <w:t>4. 보스 전투 구조</w:t>
+        <w:t xml:space="preserve"> </w:t>
       </w:r>
-    </w:p>
-    <w:p>
-      <w:pPr>
-        <w:pStyle w:val="21"/>
-        <w:spacing w:before="160" w:after="120"/>
-      </w:pPr>
       <w:r>
         <w:rPr>
-          <w:rFonts w:ascii="Noto Sans CJK KR" w:eastAsia="Noto Sans CJK KR" w:hAnsi="Noto Sans CJK KR"/>
-        </w:rPr>
-        <w:t>4.1 전투 시작</w:t>
-      </w:r>
-    </w:p>
-    <w:p>
-      <w:pPr>
-        <w:pStyle w:val="a0"/>
-        <w:spacing w:after="40"/>
-        <w:ind w:left="312"/>
-        <w:rPr>
+          <w:rFonts w:eastAsia="맑은 고딕" w:hint="eastAsia"/>
           <w:lang w:eastAsia="ko-KR"/>
         </w:rPr>
-      </w:pPr>
+        <w:t>지정된</w:t>
+      </w:r>
       <w:r>
         <w:rPr>
+          <w:rFonts w:eastAsia="맑은 고딕" w:hint="eastAsia"/>
           <w:lang w:eastAsia="ko-KR"/>
         </w:rPr>
-        <w:t>보스룸에 입장하면 컷신이 재생된다.</w:t>
+        <w:t xml:space="preserve"> </w:t>
       </w:r>
-    </w:p>
-    <w:p>
-      <w:pPr>
-        <w:pStyle w:val="a0"/>
-        <w:spacing w:after="40"/>
-        <w:ind w:left="312"/>
+      <w:r>
         <w:rPr>
+          <w:rFonts w:eastAsia="맑은 고딕" w:hint="eastAsia"/>
           <w:lang w:eastAsia="ko-KR"/>
         </w:rPr>
-      </w:pPr>
+        <w:t>위치에서</w:t>
+      </w:r>
       <w:r>
         <w:rPr>
+          <w:rFonts w:eastAsia="맑은 고딕" w:hint="eastAsia"/>
           <w:lang w:eastAsia="ko-KR"/>
         </w:rPr>
-        <w:t>컷신 이후 PC는 지정된 위치로 이동하고 전투가 시작된다.</w:t>
+        <w:t xml:space="preserve"> </w:t>
       </w:r>
-    </w:p>
-    <w:p>
-      <w:pPr>
-        <w:pStyle w:val="a0"/>
-        <w:spacing w:after="40"/>
-        <w:ind w:left="312"/>
+      <w:r>
         <w:rPr>
+          <w:rFonts w:eastAsia="맑은 고딕" w:hint="eastAsia"/>
           <w:lang w:eastAsia="ko-KR"/>
         </w:rPr>
-      </w:pPr>
+        <w:t>전투가</w:t>
+      </w:r>
       <w:r>
         <w:rPr>
+          <w:rFonts w:eastAsia="맑은 고딕" w:hint="eastAsia"/>
           <w:lang w:eastAsia="ko-KR"/>
         </w:rPr>
-        <w:t>재도전 시 컷신은 스킵된다.</w:t>
+        <w:t xml:space="preserve"> </w:t>
+      </w:r>
+      <w:r>
+        <w:rPr>
+          <w:rFonts w:eastAsia="맑은 고딕" w:hint="eastAsia"/>
+          <w:lang w:eastAsia="ko-KR"/>
+        </w:rPr>
+        <w:t>시작된다</w:t>
+      </w:r>
+      <w:r>
+        <w:rPr>
+          <w:rFonts w:eastAsia="맑은 고딕" w:hint="eastAsia"/>
+          <w:lang w:eastAsia="ko-KR"/>
+        </w:rPr>
+        <w:t>.</w:t>
       </w:r>
     </w:p>
     <w:p>
@@ -2580,8 +4367,30 @@
           <w:rFonts w:ascii="Noto Sans CJK KR" w:eastAsia="Noto Sans CJK KR" w:hAnsi="Noto Sans CJK KR"/>
         </w:rPr>
         <w:lastRenderedPageBreak/>
-        <w:t>4.2 페이즈 구조</w:t>
+        <w:t xml:space="preserve">4.2 </w:t>
       </w:r>
+      <w:proofErr w:type="spellStart"/>
+      <w:r>
+        <w:rPr>
+          <w:rFonts w:ascii="Noto Sans CJK KR" w:eastAsia="Noto Sans CJK KR" w:hAnsi="Noto Sans CJK KR"/>
+        </w:rPr>
+        <w:t>페이즈</w:t>
+      </w:r>
+      <w:proofErr w:type="spellEnd"/>
+      <w:r>
+        <w:rPr>
+          <w:rFonts w:ascii="Noto Sans CJK KR" w:eastAsia="Noto Sans CJK KR" w:hAnsi="Noto Sans CJK KR"/>
+        </w:rPr>
+        <w:t xml:space="preserve"> </w:t>
+      </w:r>
+      <w:proofErr w:type="spellStart"/>
+      <w:r>
+        <w:rPr>
+          <w:rFonts w:ascii="Noto Sans CJK KR" w:eastAsia="Noto Sans CJK KR" w:hAnsi="Noto Sans CJK KR"/>
+        </w:rPr>
+        <w:t>구조</w:t>
+      </w:r>
+      <w:proofErr w:type="spellEnd"/>
     </w:p>
     <w:tbl>
       <w:tblPr>
@@ -2622,14 +4431,52 @@
             <w:vAlign w:val="center"/>
           </w:tcPr>
           <w:p>
+            <w:proofErr w:type="spellStart"/>
             <w:r>
               <w:rPr>
                 <w:b/>
                 <w:color w:val="FFFFFF"/>
                 <w:sz w:val="21"/>
               </w:rPr>
-              <w:t>페이즈별 전투 템포</w:t>
-            </w:r>
+              <w:t>페이즈별</w:t>
+            </w:r>
+            <w:proofErr w:type="spellEnd"/>
+            <w:r>
+              <w:rPr>
+                <w:b/>
+                <w:color w:val="FFFFFF"/>
+                <w:sz w:val="21"/>
+              </w:rPr>
+              <w:t xml:space="preserve"> </w:t>
+            </w:r>
+            <w:proofErr w:type="spellStart"/>
+            <w:r>
+              <w:rPr>
+                <w:b/>
+                <w:color w:val="FFFFFF"/>
+                <w:sz w:val="21"/>
+              </w:rPr>
+              <w:t>전투</w:t>
+            </w:r>
+            <w:proofErr w:type="spellEnd"/>
+            <w:r>
+              <w:rPr>
+                <w:b/>
+                <w:color w:val="FFFFFF"/>
+                <w:sz w:val="21"/>
+              </w:rPr>
+              <w:t xml:space="preserve"> </w:t>
+            </w:r>
+            <w:proofErr w:type="spellStart"/>
+            <w:r>
+              <w:rPr>
+                <w:b/>
+                <w:color w:val="FFFFFF"/>
+                <w:sz w:val="21"/>
+              </w:rPr>
+              <w:t>템포</w:t>
+            </w:r>
+            <w:proofErr w:type="spellEnd"/>
           </w:p>
         </w:tc>
       </w:tr>
@@ -2653,6 +4500,7 @@
             <w:pPr>
               <w:jc w:val="center"/>
             </w:pPr>
+            <w:proofErr w:type="spellStart"/>
             <w:r>
               <w:rPr>
                 <w:b/>
@@ -2661,6 +4509,7 @@
               </w:rPr>
               <w:t>페이즈</w:t>
             </w:r>
+            <w:proofErr w:type="spellEnd"/>
           </w:p>
         </w:tc>
         <w:tc>
@@ -2679,14 +4528,34 @@
             <w:pPr>
               <w:jc w:val="center"/>
             </w:pPr>
+            <w:proofErr w:type="spellStart"/>
             <w:r>
               <w:rPr>
                 <w:b/>
                 <w:color w:val="1F1F1F"/>
                 <w:sz w:val="18"/>
               </w:rPr>
-              <w:t>시작 조건</w:t>
-            </w:r>
+              <w:t>시작</w:t>
+            </w:r>
+            <w:proofErr w:type="spellEnd"/>
+            <w:r>
+              <w:rPr>
+                <w:b/>
+                <w:color w:val="1F1F1F"/>
+                <w:sz w:val="18"/>
+              </w:rPr>
+              <w:t xml:space="preserve"> </w:t>
+            </w:r>
+            <w:proofErr w:type="spellStart"/>
+            <w:r>
+              <w:rPr>
+                <w:b/>
+                <w:color w:val="1F1F1F"/>
+                <w:sz w:val="18"/>
+              </w:rPr>
+              <w:t>조건</w:t>
+            </w:r>
+            <w:proofErr w:type="spellEnd"/>
           </w:p>
         </w:tc>
         <w:tc>
@@ -2705,14 +4574,34 @@
             <w:pPr>
               <w:jc w:val="center"/>
             </w:pPr>
+            <w:proofErr w:type="spellStart"/>
             <w:r>
               <w:rPr>
                 <w:b/>
                 <w:color w:val="1F1F1F"/>
                 <w:sz w:val="18"/>
               </w:rPr>
-              <w:t>상태 설명</w:t>
-            </w:r>
+              <w:t>상태</w:t>
+            </w:r>
+            <w:proofErr w:type="spellEnd"/>
+            <w:r>
+              <w:rPr>
+                <w:b/>
+                <w:color w:val="1F1F1F"/>
+                <w:sz w:val="18"/>
+              </w:rPr>
+              <w:t xml:space="preserve"> </w:t>
+            </w:r>
+            <w:proofErr w:type="spellStart"/>
+            <w:r>
+              <w:rPr>
+                <w:b/>
+                <w:color w:val="1F1F1F"/>
+                <w:sz w:val="18"/>
+              </w:rPr>
+              <w:t>설명</w:t>
+            </w:r>
+            <w:proofErr w:type="spellEnd"/>
           </w:p>
         </w:tc>
         <w:tc>
@@ -2731,14 +4620,34 @@
             <w:pPr>
               <w:jc w:val="center"/>
             </w:pPr>
+            <w:proofErr w:type="spellStart"/>
             <w:r>
               <w:rPr>
                 <w:b/>
                 <w:color w:val="1F1F1F"/>
                 <w:sz w:val="18"/>
               </w:rPr>
-              <w:t>패턴 간 후딜레이</w:t>
-            </w:r>
+              <w:t>패턴</w:t>
+            </w:r>
+            <w:proofErr w:type="spellEnd"/>
+            <w:r>
+              <w:rPr>
+                <w:b/>
+                <w:color w:val="1F1F1F"/>
+                <w:sz w:val="18"/>
+              </w:rPr>
+              <w:t xml:space="preserve"> 간 </w:t>
+            </w:r>
+            <w:proofErr w:type="spellStart"/>
+            <w:r>
+              <w:rPr>
+                <w:b/>
+                <w:color w:val="1F1F1F"/>
+                <w:sz w:val="18"/>
+              </w:rPr>
+              <w:t>후딜레이</w:t>
+            </w:r>
+            <w:proofErr w:type="spellEnd"/>
           </w:p>
         </w:tc>
         <w:tc>
@@ -2757,14 +4666,52 @@
             <w:pPr>
               <w:jc w:val="center"/>
             </w:pPr>
+            <w:proofErr w:type="spellStart"/>
             <w:r>
               <w:rPr>
                 <w:b/>
                 <w:color w:val="1F1F1F"/>
                 <w:sz w:val="18"/>
               </w:rPr>
-              <w:t>연속 공격 쿨타임</w:t>
-            </w:r>
+              <w:t>연속</w:t>
+            </w:r>
+            <w:proofErr w:type="spellEnd"/>
+            <w:r>
+              <w:rPr>
+                <w:b/>
+                <w:color w:val="1F1F1F"/>
+                <w:sz w:val="18"/>
+              </w:rPr>
+              <w:t xml:space="preserve"> </w:t>
+            </w:r>
+            <w:proofErr w:type="spellStart"/>
+            <w:r>
+              <w:rPr>
+                <w:b/>
+                <w:color w:val="1F1F1F"/>
+                <w:sz w:val="18"/>
+              </w:rPr>
+              <w:t>공격</w:t>
+            </w:r>
+            <w:proofErr w:type="spellEnd"/>
+            <w:r>
+              <w:rPr>
+                <w:b/>
+                <w:color w:val="1F1F1F"/>
+                <w:sz w:val="18"/>
+              </w:rPr>
+              <w:t xml:space="preserve"> </w:t>
+            </w:r>
+            <w:proofErr w:type="spellStart"/>
+            <w:r>
+              <w:rPr>
+                <w:b/>
+                <w:color w:val="1F1F1F"/>
+                <w:sz w:val="18"/>
+              </w:rPr>
+              <w:t>쿨타임</w:t>
+            </w:r>
+            <w:proofErr w:type="spellEnd"/>
           </w:p>
         </w:tc>
       </w:tr>
@@ -2806,12 +4753,28 @@
             <w:vAlign w:val="center"/>
           </w:tcPr>
           <w:p>
-            <w:r>
-              <w:rPr>
-                <w:sz w:val="18"/>
-              </w:rPr>
-              <w:t>전투 시작</w:t>
-            </w:r>
+            <w:proofErr w:type="spellStart"/>
+            <w:r>
+              <w:rPr>
+                <w:sz w:val="18"/>
+              </w:rPr>
+              <w:t>전투</w:t>
+            </w:r>
+            <w:proofErr w:type="spellEnd"/>
+            <w:r>
+              <w:rPr>
+                <w:sz w:val="18"/>
+              </w:rPr>
+              <w:t xml:space="preserve"> </w:t>
+            </w:r>
+            <w:proofErr w:type="spellStart"/>
+            <w:r>
+              <w:rPr>
+                <w:sz w:val="18"/>
+              </w:rPr>
+              <w:t>시작</w:t>
+            </w:r>
+            <w:proofErr w:type="spellEnd"/>
           </w:p>
         </w:tc>
         <w:tc>
@@ -2920,12 +4883,42 @@
             <w:vAlign w:val="center"/>
           </w:tcPr>
           <w:p>
-            <w:r>
-              <w:rPr>
-                <w:sz w:val="18"/>
-              </w:rPr>
-              <w:t>보스 체력 60% 이하</w:t>
-            </w:r>
+            <w:proofErr w:type="spellStart"/>
+            <w:r>
+              <w:rPr>
+                <w:sz w:val="18"/>
+              </w:rPr>
+              <w:t>보스</w:t>
+            </w:r>
+            <w:proofErr w:type="spellEnd"/>
+            <w:r>
+              <w:rPr>
+                <w:sz w:val="18"/>
+              </w:rPr>
+              <w:t xml:space="preserve"> </w:t>
+            </w:r>
+            <w:proofErr w:type="spellStart"/>
+            <w:r>
+              <w:rPr>
+                <w:sz w:val="18"/>
+              </w:rPr>
+              <w:t>체력</w:t>
+            </w:r>
+            <w:proofErr w:type="spellEnd"/>
+            <w:r>
+              <w:rPr>
+                <w:sz w:val="18"/>
+              </w:rPr>
+              <w:t xml:space="preserve"> 60% </w:t>
+            </w:r>
+            <w:proofErr w:type="spellStart"/>
+            <w:r>
+              <w:rPr>
+                <w:sz w:val="18"/>
+              </w:rPr>
+              <w:t>이하</w:t>
+            </w:r>
+            <w:proofErr w:type="spellEnd"/>
           </w:p>
         </w:tc>
         <w:tc>
@@ -3031,14 +5024,52 @@
             <w:vAlign w:val="center"/>
           </w:tcPr>
           <w:p>
+            <w:proofErr w:type="spellStart"/>
             <w:r>
               <w:rPr>
                 <w:b/>
                 <w:color w:val="FFFFFF"/>
                 <w:sz w:val="21"/>
               </w:rPr>
-              <w:t>페이즈 설계 의도</w:t>
-            </w:r>
+              <w:t>페이즈</w:t>
+            </w:r>
+            <w:proofErr w:type="spellEnd"/>
+            <w:r>
+              <w:rPr>
+                <w:b/>
+                <w:color w:val="FFFFFF"/>
+                <w:sz w:val="21"/>
+              </w:rPr>
+              <w:t xml:space="preserve"> </w:t>
+            </w:r>
+            <w:proofErr w:type="spellStart"/>
+            <w:r>
+              <w:rPr>
+                <w:b/>
+                <w:color w:val="FFFFFF"/>
+                <w:sz w:val="21"/>
+              </w:rPr>
+              <w:t>설계</w:t>
+            </w:r>
+            <w:proofErr w:type="spellEnd"/>
+            <w:r>
+              <w:rPr>
+                <w:b/>
+                <w:color w:val="FFFFFF"/>
+                <w:sz w:val="21"/>
+              </w:rPr>
+              <w:t xml:space="preserve"> </w:t>
+            </w:r>
+            <w:proofErr w:type="spellStart"/>
+            <w:r>
+              <w:rPr>
+                <w:b/>
+                <w:color w:val="FFFFFF"/>
+                <w:sz w:val="21"/>
+              </w:rPr>
+              <w:t>의도</w:t>
+            </w:r>
+            <w:proofErr w:type="spellEnd"/>
           </w:p>
         </w:tc>
       </w:tr>
@@ -3069,7 +5100,23 @@
                 <w:sz w:val="19"/>
                 <w:lang w:eastAsia="ko-KR"/>
               </w:rPr>
-              <w:t>2페이즈는 완전히 다른 보스로 바꾸기보다, 후딜레이와 연속 공격 빈도를 조정해 압박감을 올린다.</w:t>
+              <w:t xml:space="preserve">2페이즈는 완전히 다른 보스로 바꾸기보다, </w:t>
+            </w:r>
+            <w:proofErr w:type="spellStart"/>
+            <w:r>
+              <w:rPr>
+                <w:sz w:val="19"/>
+                <w:lang w:eastAsia="ko-KR"/>
+              </w:rPr>
+              <w:t>후딜레이와</w:t>
+            </w:r>
+            <w:proofErr w:type="spellEnd"/>
+            <w:r>
+              <w:rPr>
+                <w:sz w:val="19"/>
+                <w:lang w:eastAsia="ko-KR"/>
+              </w:rPr>
+              <w:t xml:space="preserve"> 연속 공격 빈도를 조정해 압박감을 올린다.</w:t>
             </w:r>
           </w:p>
         </w:tc>
@@ -3138,8 +5185,49 @@
           <w:sz w:val="32"/>
         </w:rPr>
         <w:lastRenderedPageBreak/>
-        <w:t>5. 패턴 설계 요약</w:t>
+        <w:t xml:space="preserve">5. </w:t>
       </w:r>
+      <w:proofErr w:type="spellStart"/>
+      <w:r>
+        <w:rPr>
+          <w:rFonts w:ascii="Noto Sans CJK KR" w:eastAsia="Noto Sans CJK KR" w:hAnsi="Noto Sans CJK KR"/>
+          <w:sz w:val="32"/>
+        </w:rPr>
+        <w:t>패턴</w:t>
+      </w:r>
+      <w:proofErr w:type="spellEnd"/>
+      <w:r>
+        <w:rPr>
+          <w:rFonts w:ascii="Noto Sans CJK KR" w:eastAsia="Noto Sans CJK KR" w:hAnsi="Noto Sans CJK KR"/>
+          <w:sz w:val="32"/>
+        </w:rPr>
+        <w:t xml:space="preserve"> </w:t>
+      </w:r>
+      <w:proofErr w:type="spellStart"/>
+      <w:r>
+        <w:rPr>
+          <w:rFonts w:ascii="Noto Sans CJK KR" w:eastAsia="Noto Sans CJK KR" w:hAnsi="Noto Sans CJK KR"/>
+          <w:sz w:val="32"/>
+        </w:rPr>
+        <w:t>설계</w:t>
+      </w:r>
+      <w:proofErr w:type="spellEnd"/>
+      <w:r>
+        <w:rPr>
+          <w:rFonts w:ascii="Noto Sans CJK KR" w:eastAsia="Noto Sans CJK KR" w:hAnsi="Noto Sans CJK KR"/>
+          <w:sz w:val="32"/>
+        </w:rPr>
+        <w:t xml:space="preserve"> </w:t>
+      </w:r>
+      <w:proofErr w:type="spellStart"/>
+      <w:r>
+        <w:rPr>
+          <w:rFonts w:ascii="Noto Sans CJK KR" w:eastAsia="Noto Sans CJK KR" w:hAnsi="Noto Sans CJK KR"/>
+          <w:sz w:val="32"/>
+        </w:rPr>
+        <w:t>요약</w:t>
+      </w:r>
+      <w:proofErr w:type="spellEnd"/>
     </w:p>
     <w:tbl>
       <w:tblPr>
@@ -3180,14 +5268,34 @@
             <w:vAlign w:val="center"/>
           </w:tcPr>
           <w:p>
+            <w:proofErr w:type="spellStart"/>
             <w:r>
               <w:rPr>
                 <w:b/>
                 <w:color w:val="FFFFFF"/>
                 <w:sz w:val="21"/>
               </w:rPr>
-              <w:t>패턴 일람</w:t>
-            </w:r>
+              <w:t>패턴</w:t>
+            </w:r>
+            <w:proofErr w:type="spellEnd"/>
+            <w:r>
+              <w:rPr>
+                <w:b/>
+                <w:color w:val="FFFFFF"/>
+                <w:sz w:val="21"/>
+              </w:rPr>
+              <w:t xml:space="preserve"> </w:t>
+            </w:r>
+            <w:proofErr w:type="spellStart"/>
+            <w:r>
+              <w:rPr>
+                <w:b/>
+                <w:color w:val="FFFFFF"/>
+                <w:sz w:val="21"/>
+              </w:rPr>
+              <w:t>일람</w:t>
+            </w:r>
+            <w:proofErr w:type="spellEnd"/>
           </w:p>
         </w:tc>
       </w:tr>
@@ -3211,6 +5319,7 @@
             <w:pPr>
               <w:jc w:val="center"/>
             </w:pPr>
+            <w:proofErr w:type="spellStart"/>
             <w:r>
               <w:rPr>
                 <w:b/>
@@ -3219,6 +5328,7 @@
               </w:rPr>
               <w:t>분류</w:t>
             </w:r>
+            <w:proofErr w:type="spellEnd"/>
           </w:p>
         </w:tc>
         <w:tc>
@@ -3237,6 +5347,7 @@
             <w:pPr>
               <w:jc w:val="center"/>
             </w:pPr>
+            <w:proofErr w:type="spellStart"/>
             <w:r>
               <w:rPr>
                 <w:b/>
@@ -3245,6 +5356,7 @@
               </w:rPr>
               <w:t>패턴명</w:t>
             </w:r>
+            <w:proofErr w:type="spellEnd"/>
           </w:p>
         </w:tc>
         <w:tc>
@@ -3263,14 +5375,34 @@
             <w:pPr>
               <w:jc w:val="center"/>
             </w:pPr>
+            <w:proofErr w:type="spellStart"/>
             <w:r>
               <w:rPr>
                 <w:b/>
                 <w:color w:val="1F1F1F"/>
                 <w:sz w:val="18"/>
               </w:rPr>
-              <w:t>등장 조건</w:t>
-            </w:r>
+              <w:t>등장</w:t>
+            </w:r>
+            <w:proofErr w:type="spellEnd"/>
+            <w:r>
+              <w:rPr>
+                <w:b/>
+                <w:color w:val="1F1F1F"/>
+                <w:sz w:val="18"/>
+              </w:rPr>
+              <w:t xml:space="preserve"> </w:t>
+            </w:r>
+            <w:proofErr w:type="spellStart"/>
+            <w:r>
+              <w:rPr>
+                <w:b/>
+                <w:color w:val="1F1F1F"/>
+                <w:sz w:val="18"/>
+              </w:rPr>
+              <w:t>조건</w:t>
+            </w:r>
+            <w:proofErr w:type="spellEnd"/>
           </w:p>
         </w:tc>
         <w:tc>
@@ -3289,14 +5421,34 @@
             <w:pPr>
               <w:jc w:val="center"/>
             </w:pPr>
+            <w:proofErr w:type="spellStart"/>
             <w:r>
               <w:rPr>
                 <w:b/>
                 <w:color w:val="1F1F1F"/>
                 <w:sz w:val="18"/>
               </w:rPr>
-              <w:t>주요 파훼법</w:t>
-            </w:r>
+              <w:t>주요</w:t>
+            </w:r>
+            <w:proofErr w:type="spellEnd"/>
+            <w:r>
+              <w:rPr>
+                <w:b/>
+                <w:color w:val="1F1F1F"/>
+                <w:sz w:val="18"/>
+              </w:rPr>
+              <w:t xml:space="preserve"> </w:t>
+            </w:r>
+            <w:proofErr w:type="spellStart"/>
+            <w:r>
+              <w:rPr>
+                <w:b/>
+                <w:color w:val="1F1F1F"/>
+                <w:sz w:val="18"/>
+              </w:rPr>
+              <w:t>파훼법</w:t>
+            </w:r>
+            <w:proofErr w:type="spellEnd"/>
           </w:p>
         </w:tc>
         <w:tc>
@@ -3315,6 +5467,7 @@
             <w:pPr>
               <w:jc w:val="center"/>
             </w:pPr>
+            <w:proofErr w:type="spellStart"/>
             <w:r>
               <w:rPr>
                 <w:b/>
@@ -3323,6 +5476,7 @@
               </w:rPr>
               <w:t>피해량</w:t>
             </w:r>
+            <w:proofErr w:type="spellEnd"/>
           </w:p>
         </w:tc>
       </w:tr>
@@ -3343,12 +5497,28 @@
             <w:vAlign w:val="center"/>
           </w:tcPr>
           <w:p>
-            <w:r>
-              <w:rPr>
-                <w:sz w:val="18"/>
-              </w:rPr>
-              <w:t>추적 패턴</w:t>
-            </w:r>
+            <w:proofErr w:type="spellStart"/>
+            <w:r>
+              <w:rPr>
+                <w:sz w:val="18"/>
+              </w:rPr>
+              <w:t>추적</w:t>
+            </w:r>
+            <w:proofErr w:type="spellEnd"/>
+            <w:r>
+              <w:rPr>
+                <w:sz w:val="18"/>
+              </w:rPr>
+              <w:t xml:space="preserve"> </w:t>
+            </w:r>
+            <w:proofErr w:type="spellStart"/>
+            <w:r>
+              <w:rPr>
+                <w:sz w:val="18"/>
+              </w:rPr>
+              <w:t>패턴</w:t>
+            </w:r>
+            <w:proofErr w:type="spellEnd"/>
           </w:p>
         </w:tc>
         <w:tc>
@@ -3364,12 +5534,14 @@
             <w:vAlign w:val="center"/>
           </w:tcPr>
           <w:p>
+            <w:proofErr w:type="spellStart"/>
             <w:r>
               <w:rPr>
                 <w:sz w:val="18"/>
               </w:rPr>
               <w:t>내려찍기</w:t>
             </w:r>
+            <w:proofErr w:type="spellEnd"/>
           </w:p>
         </w:tc>
         <w:tc>
@@ -3406,12 +5578,56 @@
             <w:vAlign w:val="center"/>
           </w:tcPr>
           <w:p>
-            <w:r>
-              <w:rPr>
-                <w:sz w:val="18"/>
-              </w:rPr>
-              <w:t>극한 회피 또는 점프</w:t>
-            </w:r>
+            <w:proofErr w:type="spellStart"/>
+            <w:r>
+              <w:rPr>
+                <w:sz w:val="18"/>
+              </w:rPr>
+              <w:t>극한</w:t>
+            </w:r>
+            <w:proofErr w:type="spellEnd"/>
+            <w:r>
+              <w:rPr>
+                <w:sz w:val="18"/>
+              </w:rPr>
+              <w:t xml:space="preserve"> </w:t>
+            </w:r>
+            <w:proofErr w:type="spellStart"/>
+            <w:r>
+              <w:rPr>
+                <w:sz w:val="18"/>
+              </w:rPr>
+              <w:t>회피</w:t>
+            </w:r>
+            <w:proofErr w:type="spellEnd"/>
+            <w:r>
+              <w:rPr>
+                <w:sz w:val="18"/>
+              </w:rPr>
+              <w:t xml:space="preserve"> </w:t>
+            </w:r>
+            <w:proofErr w:type="spellStart"/>
+            <w:r>
+              <w:rPr>
+                <w:sz w:val="18"/>
+              </w:rPr>
+              <w:t>또는</w:t>
+            </w:r>
+            <w:proofErr w:type="spellEnd"/>
+            <w:r>
+              <w:rPr>
+                <w:sz w:val="18"/>
+              </w:rPr>
+              <w:t xml:space="preserve"> </w:t>
+            </w:r>
+            <w:proofErr w:type="spellStart"/>
+            <w:r>
+              <w:rPr>
+                <w:sz w:val="18"/>
+              </w:rPr>
+              <w:t>점프</w:t>
+            </w:r>
+            <w:proofErr w:type="spellEnd"/>
           </w:p>
         </w:tc>
         <w:tc>
@@ -3452,12 +5668,28 @@
             <w:vAlign w:val="center"/>
           </w:tcPr>
           <w:p>
-            <w:r>
-              <w:rPr>
-                <w:sz w:val="18"/>
-              </w:rPr>
-              <w:t>일반 공격</w:t>
-            </w:r>
+            <w:proofErr w:type="spellStart"/>
+            <w:r>
+              <w:rPr>
+                <w:sz w:val="18"/>
+              </w:rPr>
+              <w:t>일반</w:t>
+            </w:r>
+            <w:proofErr w:type="spellEnd"/>
+            <w:r>
+              <w:rPr>
+                <w:sz w:val="18"/>
+              </w:rPr>
+              <w:t xml:space="preserve"> </w:t>
+            </w:r>
+            <w:proofErr w:type="spellStart"/>
+            <w:r>
+              <w:rPr>
+                <w:sz w:val="18"/>
+              </w:rPr>
+              <w:t>공격</w:t>
+            </w:r>
+            <w:proofErr w:type="spellEnd"/>
           </w:p>
         </w:tc>
         <w:tc>
@@ -3476,8 +5708,16 @@
               <w:rPr>
                 <w:sz w:val="18"/>
               </w:rPr>
-              <w:t>2회 찌르기</w:t>
-            </w:r>
+              <w:t xml:space="preserve">2회 </w:t>
+            </w:r>
+            <w:proofErr w:type="spellStart"/>
+            <w:r>
+              <w:rPr>
+                <w:sz w:val="18"/>
+              </w:rPr>
+              <w:t>찌르기</w:t>
+            </w:r>
+            <w:proofErr w:type="spellEnd"/>
           </w:p>
         </w:tc>
         <w:tc>
@@ -3512,11 +5752,19 @@
             <w:vAlign w:val="center"/>
           </w:tcPr>
           <w:p>
-            <w:r>
-              <w:rPr>
-                <w:sz w:val="18"/>
-              </w:rPr>
-              <w:t>패링 2회</w:t>
+            <w:proofErr w:type="spellStart"/>
+            <w:r>
+              <w:rPr>
+                <w:sz w:val="18"/>
+              </w:rPr>
+              <w:t>패링</w:t>
+            </w:r>
+            <w:proofErr w:type="spellEnd"/>
+            <w:r>
+              <w:rPr>
+                <w:sz w:val="18"/>
+              </w:rPr>
+              <w:t xml:space="preserve"> 2회</w:t>
             </w:r>
           </w:p>
         </w:tc>
@@ -3532,11 +5780,19 @@
             <w:vAlign w:val="center"/>
           </w:tcPr>
           <w:p>
-            <w:r>
-              <w:rPr>
-                <w:sz w:val="18"/>
-              </w:rPr>
-              <w:t>총합: 30%</w:t>
+            <w:proofErr w:type="spellStart"/>
+            <w:r>
+              <w:rPr>
+                <w:sz w:val="18"/>
+              </w:rPr>
+              <w:t>총합</w:t>
+            </w:r>
+            <w:proofErr w:type="spellEnd"/>
+            <w:r>
+              <w:rPr>
+                <w:sz w:val="18"/>
+              </w:rPr>
+              <w:t>: 30%</w:t>
             </w:r>
           </w:p>
         </w:tc>
@@ -3558,12 +5814,28 @@
             <w:vAlign w:val="center"/>
           </w:tcPr>
           <w:p>
-            <w:r>
-              <w:rPr>
-                <w:sz w:val="18"/>
-              </w:rPr>
-              <w:t>일반 공격</w:t>
-            </w:r>
+            <w:proofErr w:type="spellStart"/>
+            <w:r>
+              <w:rPr>
+                <w:sz w:val="18"/>
+              </w:rPr>
+              <w:t>일반</w:t>
+            </w:r>
+            <w:proofErr w:type="spellEnd"/>
+            <w:r>
+              <w:rPr>
+                <w:sz w:val="18"/>
+              </w:rPr>
+              <w:t xml:space="preserve"> </w:t>
+            </w:r>
+            <w:proofErr w:type="spellStart"/>
+            <w:r>
+              <w:rPr>
+                <w:sz w:val="18"/>
+              </w:rPr>
+              <w:t>공격</w:t>
+            </w:r>
+            <w:proofErr w:type="spellEnd"/>
           </w:p>
         </w:tc>
         <w:tc>
@@ -3579,12 +5851,28 @@
             <w:vAlign w:val="center"/>
           </w:tcPr>
           <w:p>
-            <w:r>
-              <w:rPr>
-                <w:sz w:val="18"/>
-              </w:rPr>
-              <w:t>크게 휘두르기</w:t>
-            </w:r>
+            <w:proofErr w:type="spellStart"/>
+            <w:r>
+              <w:rPr>
+                <w:sz w:val="18"/>
+              </w:rPr>
+              <w:t>크게</w:t>
+            </w:r>
+            <w:proofErr w:type="spellEnd"/>
+            <w:r>
+              <w:rPr>
+                <w:sz w:val="18"/>
+              </w:rPr>
+              <w:t xml:space="preserve"> </w:t>
+            </w:r>
+            <w:proofErr w:type="spellStart"/>
+            <w:r>
+              <w:rPr>
+                <w:sz w:val="18"/>
+              </w:rPr>
+              <w:t>휘두르기</w:t>
+            </w:r>
+            <w:proofErr w:type="spellEnd"/>
           </w:p>
         </w:tc>
         <w:tc>
@@ -3621,12 +5909,28 @@
             <w:vAlign w:val="center"/>
           </w:tcPr>
           <w:p>
-            <w:r>
-              <w:rPr>
-                <w:sz w:val="18"/>
-              </w:rPr>
-              <w:t>극한 회피</w:t>
-            </w:r>
+            <w:proofErr w:type="spellStart"/>
+            <w:r>
+              <w:rPr>
+                <w:sz w:val="18"/>
+              </w:rPr>
+              <w:t>극한</w:t>
+            </w:r>
+            <w:proofErr w:type="spellEnd"/>
+            <w:r>
+              <w:rPr>
+                <w:sz w:val="18"/>
+              </w:rPr>
+              <w:t xml:space="preserve"> </w:t>
+            </w:r>
+            <w:proofErr w:type="spellStart"/>
+            <w:r>
+              <w:rPr>
+                <w:sz w:val="18"/>
+              </w:rPr>
+              <w:t>회피</w:t>
+            </w:r>
+            <w:proofErr w:type="spellEnd"/>
           </w:p>
         </w:tc>
         <w:tc>
@@ -3642,11 +5946,19 @@
             <w:vAlign w:val="center"/>
           </w:tcPr>
           <w:p>
-            <w:r>
-              <w:rPr>
-                <w:sz w:val="18"/>
-              </w:rPr>
-              <w:t>총합: 30%</w:t>
+            <w:proofErr w:type="spellStart"/>
+            <w:r>
+              <w:rPr>
+                <w:sz w:val="18"/>
+              </w:rPr>
+              <w:t>총합</w:t>
+            </w:r>
+            <w:proofErr w:type="spellEnd"/>
+            <w:r>
+              <w:rPr>
+                <w:sz w:val="18"/>
+              </w:rPr>
+              <w:t>: 30%</w:t>
             </w:r>
           </w:p>
         </w:tc>
@@ -3667,12 +5979,28 @@
             <w:vAlign w:val="center"/>
           </w:tcPr>
           <w:p>
-            <w:r>
-              <w:rPr>
-                <w:sz w:val="18"/>
-              </w:rPr>
-              <w:t>일반 공격</w:t>
-            </w:r>
+            <w:proofErr w:type="spellStart"/>
+            <w:r>
+              <w:rPr>
+                <w:sz w:val="18"/>
+              </w:rPr>
+              <w:t>일반</w:t>
+            </w:r>
+            <w:proofErr w:type="spellEnd"/>
+            <w:r>
+              <w:rPr>
+                <w:sz w:val="18"/>
+              </w:rPr>
+              <w:t xml:space="preserve"> </w:t>
+            </w:r>
+            <w:proofErr w:type="spellStart"/>
+            <w:r>
+              <w:rPr>
+                <w:sz w:val="18"/>
+              </w:rPr>
+              <w:t>공격</w:t>
+            </w:r>
+            <w:proofErr w:type="spellEnd"/>
           </w:p>
         </w:tc>
         <w:tc>
@@ -3687,12 +6015,28 @@
             <w:vAlign w:val="center"/>
           </w:tcPr>
           <w:p>
-            <w:r>
-              <w:rPr>
-                <w:sz w:val="18"/>
-              </w:rPr>
-              <w:t>휘두르고 팔꿈치</w:t>
-            </w:r>
+            <w:proofErr w:type="spellStart"/>
+            <w:r>
+              <w:rPr>
+                <w:sz w:val="18"/>
+              </w:rPr>
+              <w:t>휘두르고</w:t>
+            </w:r>
+            <w:proofErr w:type="spellEnd"/>
+            <w:r>
+              <w:rPr>
+                <w:sz w:val="18"/>
+              </w:rPr>
+              <w:t xml:space="preserve"> </w:t>
+            </w:r>
+            <w:proofErr w:type="spellStart"/>
+            <w:r>
+              <w:rPr>
+                <w:sz w:val="18"/>
+              </w:rPr>
+              <w:t>팔꿈치</w:t>
+            </w:r>
+            <w:proofErr w:type="spellEnd"/>
           </w:p>
         </w:tc>
         <w:tc>
@@ -3727,12 +6071,28 @@
             <w:vAlign w:val="center"/>
           </w:tcPr>
           <w:p>
-            <w:r>
-              <w:rPr>
-                <w:sz w:val="18"/>
-              </w:rPr>
-              <w:t>극한 회피</w:t>
-            </w:r>
+            <w:proofErr w:type="spellStart"/>
+            <w:r>
+              <w:rPr>
+                <w:sz w:val="18"/>
+              </w:rPr>
+              <w:t>극한</w:t>
+            </w:r>
+            <w:proofErr w:type="spellEnd"/>
+            <w:r>
+              <w:rPr>
+                <w:sz w:val="18"/>
+              </w:rPr>
+              <w:t xml:space="preserve"> </w:t>
+            </w:r>
+            <w:proofErr w:type="spellStart"/>
+            <w:r>
+              <w:rPr>
+                <w:sz w:val="18"/>
+              </w:rPr>
+              <w:t>회피</w:t>
+            </w:r>
+            <w:proofErr w:type="spellEnd"/>
           </w:p>
         </w:tc>
         <w:tc>
@@ -3773,12 +6133,28 @@
             <w:vAlign w:val="center"/>
           </w:tcPr>
           <w:p>
-            <w:r>
-              <w:rPr>
-                <w:sz w:val="18"/>
-              </w:rPr>
-              <w:t>일반 공격</w:t>
-            </w:r>
+            <w:proofErr w:type="spellStart"/>
+            <w:r>
+              <w:rPr>
+                <w:sz w:val="18"/>
+              </w:rPr>
+              <w:t>일반</w:t>
+            </w:r>
+            <w:proofErr w:type="spellEnd"/>
+            <w:r>
+              <w:rPr>
+                <w:sz w:val="18"/>
+              </w:rPr>
+              <w:t xml:space="preserve"> </w:t>
+            </w:r>
+            <w:proofErr w:type="spellStart"/>
+            <w:r>
+              <w:rPr>
+                <w:sz w:val="18"/>
+              </w:rPr>
+              <w:t>공격</w:t>
+            </w:r>
+            <w:proofErr w:type="spellEnd"/>
           </w:p>
         </w:tc>
         <w:tc>
@@ -3806,8 +6182,16 @@
               <w:rPr>
                 <w:sz w:val="18"/>
               </w:rPr>
-              <w:t>번 휘두르기</w:t>
-            </w:r>
+              <w:t xml:space="preserve">번 </w:t>
+            </w:r>
+            <w:proofErr w:type="spellStart"/>
+            <w:r>
+              <w:rPr>
+                <w:sz w:val="18"/>
+              </w:rPr>
+              <w:t>휘두르기</w:t>
+            </w:r>
+            <w:proofErr w:type="spellEnd"/>
           </w:p>
         </w:tc>
         <w:tc>
@@ -3827,8 +6211,16 @@
               <w:rPr>
                 <w:sz w:val="18"/>
               </w:rPr>
-              <w:t>2페이즈부터 추가</w:t>
-            </w:r>
+              <w:t xml:space="preserve">2페이즈부터 </w:t>
+            </w:r>
+            <w:proofErr w:type="spellStart"/>
+            <w:r>
+              <w:rPr>
+                <w:sz w:val="18"/>
+              </w:rPr>
+              <w:t>추가</w:t>
+            </w:r>
+            <w:proofErr w:type="spellEnd"/>
           </w:p>
         </w:tc>
         <w:tc>
@@ -3844,12 +6236,42 @@
             <w:vAlign w:val="center"/>
           </w:tcPr>
           <w:p>
-            <w:r>
-              <w:rPr>
-                <w:sz w:val="18"/>
-              </w:rPr>
-              <w:t>패링 2회 후 극한 회피</w:t>
-            </w:r>
+            <w:proofErr w:type="spellStart"/>
+            <w:r>
+              <w:rPr>
+                <w:sz w:val="18"/>
+              </w:rPr>
+              <w:t>패링</w:t>
+            </w:r>
+            <w:proofErr w:type="spellEnd"/>
+            <w:r>
+              <w:rPr>
+                <w:sz w:val="18"/>
+              </w:rPr>
+              <w:t xml:space="preserve"> 2회 후 </w:t>
+            </w:r>
+            <w:proofErr w:type="spellStart"/>
+            <w:r>
+              <w:rPr>
+                <w:sz w:val="18"/>
+              </w:rPr>
+              <w:t>극한</w:t>
+            </w:r>
+            <w:proofErr w:type="spellEnd"/>
+            <w:r>
+              <w:rPr>
+                <w:sz w:val="18"/>
+              </w:rPr>
+              <w:t xml:space="preserve"> </w:t>
+            </w:r>
+            <w:proofErr w:type="spellStart"/>
+            <w:r>
+              <w:rPr>
+                <w:sz w:val="18"/>
+              </w:rPr>
+              <w:t>회피</w:t>
+            </w:r>
+            <w:proofErr w:type="spellEnd"/>
           </w:p>
         </w:tc>
         <w:tc>
@@ -3869,7 +6291,21 @@
               <w:rPr>
                 <w:sz w:val="18"/>
               </w:rPr>
-              <w:t>1~3타: 타수당 10%</w:t>
+              <w:t xml:space="preserve">1~3타: </w:t>
+            </w:r>
+            <w:proofErr w:type="spellStart"/>
+            <w:r>
+              <w:rPr>
+                <w:sz w:val="18"/>
+              </w:rPr>
+              <w:t>타수당</w:t>
+            </w:r>
+            <w:proofErr w:type="spellEnd"/>
+            <w:r>
+              <w:rPr>
+                <w:sz w:val="18"/>
+              </w:rPr>
+              <w:t xml:space="preserve"> 10%</w:t>
             </w:r>
           </w:p>
         </w:tc>
@@ -3890,12 +6326,28 @@
             <w:vAlign w:val="center"/>
           </w:tcPr>
           <w:p>
-            <w:r>
-              <w:rPr>
-                <w:sz w:val="18"/>
-              </w:rPr>
-              <w:t>연속 공격</w:t>
-            </w:r>
+            <w:proofErr w:type="spellStart"/>
+            <w:r>
+              <w:rPr>
+                <w:sz w:val="18"/>
+              </w:rPr>
+              <w:t>연속</w:t>
+            </w:r>
+            <w:proofErr w:type="spellEnd"/>
+            <w:r>
+              <w:rPr>
+                <w:sz w:val="18"/>
+              </w:rPr>
+              <w:t xml:space="preserve"> </w:t>
+            </w:r>
+            <w:proofErr w:type="spellStart"/>
+            <w:r>
+              <w:rPr>
+                <w:sz w:val="18"/>
+              </w:rPr>
+              <w:t>공격</w:t>
+            </w:r>
+            <w:proofErr w:type="spellEnd"/>
           </w:p>
         </w:tc>
         <w:tc>
@@ -3910,12 +6362,14 @@
             <w:vAlign w:val="center"/>
           </w:tcPr>
           <w:p>
+            <w:proofErr w:type="spellStart"/>
             <w:r>
               <w:rPr>
                 <w:sz w:val="18"/>
               </w:rPr>
               <w:t>끌어당기기</w:t>
             </w:r>
+            <w:proofErr w:type="spellEnd"/>
           </w:p>
         </w:tc>
         <w:tc>
@@ -3950,12 +6404,42 @@
             <w:vAlign w:val="center"/>
           </w:tcPr>
           <w:p>
-            <w:r>
-              <w:rPr>
-                <w:sz w:val="18"/>
-              </w:rPr>
-              <w:t>패링 1회 후 극한 회피</w:t>
-            </w:r>
+            <w:proofErr w:type="spellStart"/>
+            <w:r>
+              <w:rPr>
+                <w:sz w:val="18"/>
+              </w:rPr>
+              <w:t>패링</w:t>
+            </w:r>
+            <w:proofErr w:type="spellEnd"/>
+            <w:r>
+              <w:rPr>
+                <w:sz w:val="18"/>
+              </w:rPr>
+              <w:t xml:space="preserve"> 1회 후 </w:t>
+            </w:r>
+            <w:proofErr w:type="spellStart"/>
+            <w:r>
+              <w:rPr>
+                <w:sz w:val="18"/>
+              </w:rPr>
+              <w:t>극한</w:t>
+            </w:r>
+            <w:proofErr w:type="spellEnd"/>
+            <w:r>
+              <w:rPr>
+                <w:sz w:val="18"/>
+              </w:rPr>
+              <w:t xml:space="preserve"> </w:t>
+            </w:r>
+            <w:proofErr w:type="spellStart"/>
+            <w:r>
+              <w:rPr>
+                <w:sz w:val="18"/>
+              </w:rPr>
+              <w:t>회피</w:t>
+            </w:r>
+            <w:proofErr w:type="spellEnd"/>
           </w:p>
         </w:tc>
         <w:tc>
@@ -3974,7 +6458,21 @@
               <w:rPr>
                 <w:sz w:val="18"/>
               </w:rPr>
-              <w:t>각 타격: 13%</w:t>
+              <w:t xml:space="preserve">각 </w:t>
+            </w:r>
+            <w:proofErr w:type="spellStart"/>
+            <w:r>
+              <w:rPr>
+                <w:sz w:val="18"/>
+              </w:rPr>
+              <w:t>타격</w:t>
+            </w:r>
+            <w:proofErr w:type="spellEnd"/>
+            <w:r>
+              <w:rPr>
+                <w:sz w:val="18"/>
+              </w:rPr>
+              <w:t>: 13%</w:t>
             </w:r>
           </w:p>
         </w:tc>
@@ -3996,12 +6494,28 @@
             <w:vAlign w:val="center"/>
           </w:tcPr>
           <w:p>
-            <w:r>
-              <w:rPr>
-                <w:sz w:val="18"/>
-              </w:rPr>
-              <w:t>연속 공격</w:t>
-            </w:r>
+            <w:proofErr w:type="spellStart"/>
+            <w:r>
+              <w:rPr>
+                <w:sz w:val="18"/>
+              </w:rPr>
+              <w:t>연속</w:t>
+            </w:r>
+            <w:proofErr w:type="spellEnd"/>
+            <w:r>
+              <w:rPr>
+                <w:sz w:val="18"/>
+              </w:rPr>
+              <w:t xml:space="preserve"> </w:t>
+            </w:r>
+            <w:proofErr w:type="spellStart"/>
+            <w:r>
+              <w:rPr>
+                <w:sz w:val="18"/>
+              </w:rPr>
+              <w:t>공격</w:t>
+            </w:r>
+            <w:proofErr w:type="spellEnd"/>
           </w:p>
         </w:tc>
         <w:tc>
@@ -4017,12 +6531,28 @@
             <w:vAlign w:val="center"/>
           </w:tcPr>
           <w:p>
-            <w:r>
-              <w:rPr>
-                <w:sz w:val="18"/>
-              </w:rPr>
-              <w:t>격투 창술</w:t>
-            </w:r>
+            <w:proofErr w:type="spellStart"/>
+            <w:r>
+              <w:rPr>
+                <w:sz w:val="18"/>
+              </w:rPr>
+              <w:t>격투</w:t>
+            </w:r>
+            <w:proofErr w:type="spellEnd"/>
+            <w:r>
+              <w:rPr>
+                <w:sz w:val="18"/>
+              </w:rPr>
+              <w:t xml:space="preserve"> </w:t>
+            </w:r>
+            <w:proofErr w:type="spellStart"/>
+            <w:r>
+              <w:rPr>
+                <w:sz w:val="18"/>
+              </w:rPr>
+              <w:t>창술</w:t>
+            </w:r>
+            <w:proofErr w:type="spellEnd"/>
           </w:p>
         </w:tc>
         <w:tc>
@@ -4059,12 +6589,42 @@
             <w:vAlign w:val="center"/>
           </w:tcPr>
           <w:p>
-            <w:r>
-              <w:rPr>
-                <w:sz w:val="18"/>
-              </w:rPr>
-              <w:t>패링 2회 후 극한 회피</w:t>
-            </w:r>
+            <w:proofErr w:type="spellStart"/>
+            <w:r>
+              <w:rPr>
+                <w:sz w:val="18"/>
+              </w:rPr>
+              <w:t>패링</w:t>
+            </w:r>
+            <w:proofErr w:type="spellEnd"/>
+            <w:r>
+              <w:rPr>
+                <w:sz w:val="18"/>
+              </w:rPr>
+              <w:t xml:space="preserve"> 2회 후 </w:t>
+            </w:r>
+            <w:proofErr w:type="spellStart"/>
+            <w:r>
+              <w:rPr>
+                <w:sz w:val="18"/>
+              </w:rPr>
+              <w:t>극한</w:t>
+            </w:r>
+            <w:proofErr w:type="spellEnd"/>
+            <w:r>
+              <w:rPr>
+                <w:sz w:val="18"/>
+              </w:rPr>
+              <w:t xml:space="preserve"> </w:t>
+            </w:r>
+            <w:proofErr w:type="spellStart"/>
+            <w:r>
+              <w:rPr>
+                <w:sz w:val="18"/>
+              </w:rPr>
+              <w:t>회피</w:t>
+            </w:r>
+            <w:proofErr w:type="spellEnd"/>
           </w:p>
         </w:tc>
         <w:tc>
@@ -4105,12 +6665,28 @@
             <w:vAlign w:val="center"/>
           </w:tcPr>
           <w:p>
-            <w:r>
-              <w:rPr>
-                <w:sz w:val="18"/>
-              </w:rPr>
-              <w:t>연속 공격</w:t>
-            </w:r>
+            <w:proofErr w:type="spellStart"/>
+            <w:r>
+              <w:rPr>
+                <w:sz w:val="18"/>
+              </w:rPr>
+              <w:t>연속</w:t>
+            </w:r>
+            <w:proofErr w:type="spellEnd"/>
+            <w:r>
+              <w:rPr>
+                <w:sz w:val="18"/>
+              </w:rPr>
+              <w:t xml:space="preserve"> </w:t>
+            </w:r>
+            <w:proofErr w:type="spellStart"/>
+            <w:r>
+              <w:rPr>
+                <w:sz w:val="18"/>
+              </w:rPr>
+              <w:t>공격</w:t>
+            </w:r>
+            <w:proofErr w:type="spellEnd"/>
           </w:p>
         </w:tc>
         <w:tc>
@@ -4125,12 +6701,28 @@
             <w:vAlign w:val="center"/>
           </w:tcPr>
           <w:p>
-            <w:r>
-              <w:rPr>
-                <w:sz w:val="18"/>
-              </w:rPr>
-              <w:t>둔하게 치기</w:t>
-            </w:r>
+            <w:proofErr w:type="spellStart"/>
+            <w:r>
+              <w:rPr>
+                <w:sz w:val="18"/>
+              </w:rPr>
+              <w:t>둔하게</w:t>
+            </w:r>
+            <w:proofErr w:type="spellEnd"/>
+            <w:r>
+              <w:rPr>
+                <w:sz w:val="18"/>
+              </w:rPr>
+              <w:t xml:space="preserve"> </w:t>
+            </w:r>
+            <w:proofErr w:type="spellStart"/>
+            <w:r>
+              <w:rPr>
+                <w:sz w:val="18"/>
+              </w:rPr>
+              <w:t>치기</w:t>
+            </w:r>
+            <w:proofErr w:type="spellEnd"/>
           </w:p>
         </w:tc>
         <w:tc>
@@ -4149,8 +6741,16 @@
               <w:rPr>
                 <w:sz w:val="18"/>
               </w:rPr>
-              <w:t>2페이즈부터 추가</w:t>
-            </w:r>
+              <w:t xml:space="preserve">2페이즈부터 </w:t>
+            </w:r>
+            <w:proofErr w:type="spellStart"/>
+            <w:r>
+              <w:rPr>
+                <w:sz w:val="18"/>
+              </w:rPr>
+              <w:t>추가</w:t>
+            </w:r>
+            <w:proofErr w:type="spellEnd"/>
           </w:p>
         </w:tc>
         <w:tc>
@@ -4165,12 +6765,28 @@
             <w:vAlign w:val="center"/>
           </w:tcPr>
           <w:p>
-            <w:r>
-              <w:rPr>
-                <w:sz w:val="18"/>
-              </w:rPr>
-              <w:t>연속 패링</w:t>
-            </w:r>
+            <w:proofErr w:type="spellStart"/>
+            <w:r>
+              <w:rPr>
+                <w:sz w:val="18"/>
+              </w:rPr>
+              <w:t>연속</w:t>
+            </w:r>
+            <w:proofErr w:type="spellEnd"/>
+            <w:r>
+              <w:rPr>
+                <w:sz w:val="18"/>
+              </w:rPr>
+              <w:t xml:space="preserve"> </w:t>
+            </w:r>
+            <w:proofErr w:type="spellStart"/>
+            <w:r>
+              <w:rPr>
+                <w:sz w:val="18"/>
+              </w:rPr>
+              <w:t>패링</w:t>
+            </w:r>
+            <w:proofErr w:type="spellEnd"/>
           </w:p>
         </w:tc>
         <w:tc>
@@ -4189,7 +6805,21 @@
               <w:rPr>
                 <w:sz w:val="18"/>
               </w:rPr>
-              <w:t>6타: 타수당 10%</w:t>
+              <w:t xml:space="preserve">6타: </w:t>
+            </w:r>
+            <w:proofErr w:type="spellStart"/>
+            <w:r>
+              <w:rPr>
+                <w:sz w:val="18"/>
+              </w:rPr>
+              <w:t>타수당</w:t>
+            </w:r>
+            <w:proofErr w:type="spellEnd"/>
+            <w:r>
+              <w:rPr>
+                <w:sz w:val="18"/>
+              </w:rPr>
+              <w:t xml:space="preserve"> 10%</w:t>
             </w:r>
           </w:p>
         </w:tc>
@@ -4211,12 +6841,56 @@
             <w:vAlign w:val="center"/>
           </w:tcPr>
           <w:p>
-            <w:r>
-              <w:rPr>
-                <w:sz w:val="18"/>
-              </w:rPr>
-              <w:t>연속 공격 / 발악 패턴</w:t>
-            </w:r>
+            <w:proofErr w:type="spellStart"/>
+            <w:r>
+              <w:rPr>
+                <w:sz w:val="18"/>
+              </w:rPr>
+              <w:t>연속</w:t>
+            </w:r>
+            <w:proofErr w:type="spellEnd"/>
+            <w:r>
+              <w:rPr>
+                <w:sz w:val="18"/>
+              </w:rPr>
+              <w:t xml:space="preserve"> </w:t>
+            </w:r>
+            <w:proofErr w:type="spellStart"/>
+            <w:r>
+              <w:rPr>
+                <w:sz w:val="18"/>
+              </w:rPr>
+              <w:t>공격</w:t>
+            </w:r>
+            <w:proofErr w:type="spellEnd"/>
+            <w:r>
+              <w:rPr>
+                <w:sz w:val="18"/>
+              </w:rPr>
+              <w:t xml:space="preserve"> / </w:t>
+            </w:r>
+            <w:proofErr w:type="spellStart"/>
+            <w:r>
+              <w:rPr>
+                <w:sz w:val="18"/>
+              </w:rPr>
+              <w:t>발악</w:t>
+            </w:r>
+            <w:proofErr w:type="spellEnd"/>
+            <w:r>
+              <w:rPr>
+                <w:sz w:val="18"/>
+              </w:rPr>
+              <w:t xml:space="preserve"> </w:t>
+            </w:r>
+            <w:proofErr w:type="spellStart"/>
+            <w:r>
+              <w:rPr>
+                <w:sz w:val="18"/>
+              </w:rPr>
+              <w:t>패턴</w:t>
+            </w:r>
+            <w:proofErr w:type="spellEnd"/>
           </w:p>
         </w:tc>
         <w:tc>
@@ -4232,12 +6906,42 @@
             <w:vAlign w:val="center"/>
           </w:tcPr>
           <w:p>
-            <w:r>
-              <w:rPr>
-                <w:sz w:val="18"/>
-              </w:rPr>
-              <w:t>연속 공격: 필살기</w:t>
-            </w:r>
+            <w:proofErr w:type="spellStart"/>
+            <w:r>
+              <w:rPr>
+                <w:sz w:val="18"/>
+              </w:rPr>
+              <w:t>연속</w:t>
+            </w:r>
+            <w:proofErr w:type="spellEnd"/>
+            <w:r>
+              <w:rPr>
+                <w:sz w:val="18"/>
+              </w:rPr>
+              <w:t xml:space="preserve"> </w:t>
+            </w:r>
+            <w:proofErr w:type="spellStart"/>
+            <w:r>
+              <w:rPr>
+                <w:sz w:val="18"/>
+              </w:rPr>
+              <w:t>공격</w:t>
+            </w:r>
+            <w:proofErr w:type="spellEnd"/>
+            <w:r>
+              <w:rPr>
+                <w:sz w:val="18"/>
+              </w:rPr>
+              <w:t xml:space="preserve">: </w:t>
+            </w:r>
+            <w:proofErr w:type="spellStart"/>
+            <w:r>
+              <w:rPr>
+                <w:sz w:val="18"/>
+              </w:rPr>
+              <w:t>필살기</w:t>
+            </w:r>
+            <w:proofErr w:type="spellEnd"/>
           </w:p>
         </w:tc>
         <w:tc>
@@ -4253,11 +6957,33 @@
             <w:vAlign w:val="center"/>
           </w:tcPr>
           <w:p>
-            <w:r>
-              <w:rPr>
-                <w:sz w:val="18"/>
-              </w:rPr>
-              <w:t>체력 10% 도달 시</w:t>
+            <w:proofErr w:type="spellStart"/>
+            <w:r>
+              <w:rPr>
+                <w:sz w:val="18"/>
+              </w:rPr>
+              <w:t>체력</w:t>
+            </w:r>
+            <w:proofErr w:type="spellEnd"/>
+            <w:r>
+              <w:rPr>
+                <w:sz w:val="18"/>
+              </w:rPr>
+              <w:t xml:space="preserve"> 10% </w:t>
+            </w:r>
+            <w:proofErr w:type="spellStart"/>
+            <w:r>
+              <w:rPr>
+                <w:sz w:val="18"/>
+              </w:rPr>
+              <w:t>도달</w:t>
+            </w:r>
+            <w:proofErr w:type="spellEnd"/>
+            <w:r>
+              <w:rPr>
+                <w:sz w:val="18"/>
+              </w:rPr>
+              <w:t xml:space="preserve"> 시</w:t>
             </w:r>
           </w:p>
         </w:tc>
@@ -4274,12 +7000,56 @@
             <w:vAlign w:val="center"/>
           </w:tcPr>
           <w:p>
-            <w:r>
-              <w:rPr>
-                <w:sz w:val="18"/>
-              </w:rPr>
-              <w:t>연속 패링 후 극한 회피</w:t>
-            </w:r>
+            <w:proofErr w:type="spellStart"/>
+            <w:r>
+              <w:rPr>
+                <w:sz w:val="18"/>
+              </w:rPr>
+              <w:t>연속</w:t>
+            </w:r>
+            <w:proofErr w:type="spellEnd"/>
+            <w:r>
+              <w:rPr>
+                <w:sz w:val="18"/>
+              </w:rPr>
+              <w:t xml:space="preserve"> </w:t>
+            </w:r>
+            <w:proofErr w:type="spellStart"/>
+            <w:r>
+              <w:rPr>
+                <w:sz w:val="18"/>
+              </w:rPr>
+              <w:t>패링</w:t>
+            </w:r>
+            <w:proofErr w:type="spellEnd"/>
+            <w:r>
+              <w:rPr>
+                <w:sz w:val="18"/>
+              </w:rPr>
+              <w:t xml:space="preserve"> 후 </w:t>
+            </w:r>
+            <w:proofErr w:type="spellStart"/>
+            <w:r>
+              <w:rPr>
+                <w:sz w:val="18"/>
+              </w:rPr>
+              <w:t>극한</w:t>
+            </w:r>
+            <w:proofErr w:type="spellEnd"/>
+            <w:r>
+              <w:rPr>
+                <w:sz w:val="18"/>
+              </w:rPr>
+              <w:t xml:space="preserve"> </w:t>
+            </w:r>
+            <w:proofErr w:type="spellStart"/>
+            <w:r>
+              <w:rPr>
+                <w:sz w:val="18"/>
+              </w:rPr>
+              <w:t>회피</w:t>
+            </w:r>
+            <w:proofErr w:type="spellEnd"/>
           </w:p>
         </w:tc>
         <w:tc>
@@ -4299,7 +7069,21 @@
               <w:rPr>
                 <w:sz w:val="18"/>
               </w:rPr>
-              <w:t>6타: 타수당 8% / 7타: 30%</w:t>
+              <w:t xml:space="preserve">6타: </w:t>
+            </w:r>
+            <w:proofErr w:type="spellStart"/>
+            <w:r>
+              <w:rPr>
+                <w:sz w:val="18"/>
+              </w:rPr>
+              <w:t>타수당</w:t>
+            </w:r>
+            <w:proofErr w:type="spellEnd"/>
+            <w:r>
+              <w:rPr>
+                <w:sz w:val="18"/>
+              </w:rPr>
+              <w:t xml:space="preserve"> 8% / 7타: 30%</w:t>
             </w:r>
           </w:p>
         </w:tc>
@@ -4326,6 +7110,7 @@
                 <w:lang w:eastAsia="ko-KR"/>
               </w:rPr>
             </w:pPr>
+            <w:proofErr w:type="spellStart"/>
             <w:r>
               <w:rPr>
                 <w:rFonts w:eastAsia="맑은 고딕" w:hint="eastAsia"/>
@@ -4333,6 +7118,7 @@
               </w:rPr>
               <w:t>페이즈</w:t>
             </w:r>
+            <w:proofErr w:type="spellEnd"/>
             <w:r>
               <w:rPr>
                 <w:rFonts w:eastAsia="맑은 고딕" w:hint="eastAsia"/>
@@ -4361,12 +7147,28 @@
             <w:vAlign w:val="center"/>
           </w:tcPr>
           <w:p>
-            <w:r>
-              <w:rPr>
-                <w:sz w:val="18"/>
-              </w:rPr>
-              <w:t>불꽃지대 생성</w:t>
-            </w:r>
+            <w:proofErr w:type="spellStart"/>
+            <w:r>
+              <w:rPr>
+                <w:sz w:val="18"/>
+              </w:rPr>
+              <w:t>불꽃지대</w:t>
+            </w:r>
+            <w:proofErr w:type="spellEnd"/>
+            <w:r>
+              <w:rPr>
+                <w:sz w:val="18"/>
+              </w:rPr>
+              <w:t xml:space="preserve"> </w:t>
+            </w:r>
+            <w:proofErr w:type="spellStart"/>
+            <w:r>
+              <w:rPr>
+                <w:sz w:val="18"/>
+              </w:rPr>
+              <w:t>생성</w:t>
+            </w:r>
+            <w:proofErr w:type="spellEnd"/>
           </w:p>
         </w:tc>
         <w:tc>
@@ -4415,12 +7217,28 @@
             <w:vAlign w:val="center"/>
           </w:tcPr>
           <w:p>
-            <w:r>
-              <w:rPr>
-                <w:sz w:val="18"/>
-              </w:rPr>
-              <w:t>극한 회피</w:t>
-            </w:r>
+            <w:proofErr w:type="spellStart"/>
+            <w:r>
+              <w:rPr>
+                <w:sz w:val="18"/>
+              </w:rPr>
+              <w:t>극한</w:t>
+            </w:r>
+            <w:proofErr w:type="spellEnd"/>
+            <w:r>
+              <w:rPr>
+                <w:sz w:val="18"/>
+              </w:rPr>
+              <w:t xml:space="preserve"> </w:t>
+            </w:r>
+            <w:proofErr w:type="spellStart"/>
+            <w:r>
+              <w:rPr>
+                <w:sz w:val="18"/>
+              </w:rPr>
+              <w:t>회피</w:t>
+            </w:r>
+            <w:proofErr w:type="spellEnd"/>
           </w:p>
         </w:tc>
         <w:tc>
@@ -4478,6 +7296,7 @@
               </w:rPr>
               <w:t xml:space="preserve"> </w:t>
             </w:r>
+            <w:proofErr w:type="spellStart"/>
             <w:r>
               <w:rPr>
                 <w:rFonts w:eastAsia="맑은 고딕" w:hint="eastAsia"/>
@@ -4485,6 +7304,7 @@
               </w:rPr>
               <w:t>틱당</w:t>
             </w:r>
+            <w:proofErr w:type="spellEnd"/>
             <w:r>
               <w:rPr>
                 <w:rFonts w:eastAsia="맑은 고딕" w:hint="eastAsia"/>
@@ -4507,20 +7327,61 @@
           <w:rFonts w:ascii="Noto Sans CJK KR" w:eastAsia="Noto Sans CJK KR" w:hAnsi="Noto Sans CJK KR"/>
           <w:sz w:val="32"/>
         </w:rPr>
-        <w:t>6. 패턴 상세</w:t>
+        <w:t xml:space="preserve">6. </w:t>
       </w:r>
+      <w:proofErr w:type="spellStart"/>
+      <w:r>
+        <w:rPr>
+          <w:rFonts w:ascii="Noto Sans CJK KR" w:eastAsia="Noto Sans CJK KR" w:hAnsi="Noto Sans CJK KR"/>
+          <w:sz w:val="32"/>
+        </w:rPr>
+        <w:t>패턴</w:t>
+      </w:r>
+      <w:proofErr w:type="spellEnd"/>
+      <w:r>
+        <w:rPr>
+          <w:rFonts w:ascii="Noto Sans CJK KR" w:eastAsia="Noto Sans CJK KR" w:hAnsi="Noto Sans CJK KR"/>
+          <w:sz w:val="32"/>
+        </w:rPr>
+        <w:t xml:space="preserve"> </w:t>
+      </w:r>
+      <w:proofErr w:type="spellStart"/>
+      <w:r>
+        <w:rPr>
+          <w:rFonts w:ascii="Noto Sans CJK KR" w:eastAsia="Noto Sans CJK KR" w:hAnsi="Noto Sans CJK KR"/>
+          <w:sz w:val="32"/>
+        </w:rPr>
+        <w:t>상세</w:t>
+      </w:r>
+      <w:proofErr w:type="spellEnd"/>
     </w:p>
     <w:p>
       <w:pPr>
         <w:pStyle w:val="21"/>
         <w:spacing w:before="160" w:after="120"/>
       </w:pPr>
+      <w:proofErr w:type="spellStart"/>
       <w:r>
         <w:rPr>
           <w:rFonts w:ascii="Noto Sans CJK KR" w:eastAsia="Noto Sans CJK KR" w:hAnsi="Noto Sans CJK KR"/>
         </w:rPr>
-        <w:t>추적 패턴</w:t>
+        <w:t>추적</w:t>
       </w:r>
+      <w:proofErr w:type="spellEnd"/>
+      <w:r>
+        <w:rPr>
+          <w:rFonts w:ascii="Noto Sans CJK KR" w:eastAsia="Noto Sans CJK KR" w:hAnsi="Noto Sans CJK KR"/>
+        </w:rPr>
+        <w:t xml:space="preserve"> </w:t>
+      </w:r>
+      <w:proofErr w:type="spellStart"/>
+      <w:r>
+        <w:rPr>
+          <w:rFonts w:ascii="Noto Sans CJK KR" w:eastAsia="Noto Sans CJK KR" w:hAnsi="Noto Sans CJK KR"/>
+        </w:rPr>
+        <w:t>패턴</w:t>
+      </w:r>
+      <w:proofErr w:type="spellEnd"/>
     </w:p>
     <w:p/>
     <w:tbl>
@@ -4565,8 +7426,54 @@
                 <w:color w:val="FFFFFF"/>
                 <w:sz w:val="22"/>
               </w:rPr>
-              <w:t>1. 추적 패턴: 내려찍기</w:t>
-            </w:r>
+              <w:t xml:space="preserve">1. </w:t>
+            </w:r>
+            <w:proofErr w:type="spellStart"/>
+            <w:r>
+              <w:rPr>
+                <w:b/>
+                <w:color w:val="FFFFFF"/>
+                <w:sz w:val="22"/>
+              </w:rPr>
+              <w:t>추적</w:t>
+            </w:r>
+            <w:proofErr w:type="spellEnd"/>
+            <w:r>
+              <w:rPr>
+                <w:b/>
+                <w:color w:val="FFFFFF"/>
+                <w:sz w:val="22"/>
+              </w:rPr>
+              <w:t xml:space="preserve"> </w:t>
+            </w:r>
+            <w:proofErr w:type="spellStart"/>
+            <w:r>
+              <w:rPr>
+                <w:b/>
+                <w:color w:val="FFFFFF"/>
+                <w:sz w:val="22"/>
+              </w:rPr>
+              <w:t>패턴</w:t>
+            </w:r>
+            <w:proofErr w:type="spellEnd"/>
+            <w:r>
+              <w:rPr>
+                <w:b/>
+                <w:color w:val="FFFFFF"/>
+                <w:sz w:val="22"/>
+              </w:rPr>
+              <w:t xml:space="preserve">: </w:t>
+            </w:r>
+            <w:proofErr w:type="spellStart"/>
+            <w:r>
+              <w:rPr>
+                <w:b/>
+                <w:color w:val="FFFFFF"/>
+                <w:sz w:val="22"/>
+              </w:rPr>
+              <w:t>내려찍기</w:t>
+            </w:r>
+            <w:proofErr w:type="spellEnd"/>
           </w:p>
         </w:tc>
       </w:tr>
@@ -4627,7 +7534,15 @@
                   <w:rFonts w:ascii="맑은 고딕" w:eastAsia="맑은 고딕" w:hAnsi="맑은 고딕" w:cs="맑은 고딕"/>
                   <w:lang w:eastAsia="ko-KR"/>
                 </w:rPr>
-                <w:t>링크</w:t>
+                <w:t>링</w:t>
+              </w:r>
+              <w:r>
+                <w:rPr>
+                  <w:rStyle w:val="aff1"/>
+                  <w:rFonts w:ascii="맑은 고딕" w:eastAsia="맑은 고딕" w:hAnsi="맑은 고딕" w:cs="맑은 고딕"/>
+                  <w:lang w:eastAsia="ko-KR"/>
+                </w:rPr>
+                <w:t>크</w:t>
               </w:r>
             </w:hyperlink>
           </w:p>
@@ -4650,13 +7565,31 @@
             <w:vAlign w:val="center"/>
           </w:tcPr>
           <w:p>
-            <w:r>
-              <w:rPr>
-                <w:b/>
-                <w:sz w:val="18"/>
-              </w:rPr>
-              <w:t>등장 조건</w:t>
-            </w:r>
+            <w:proofErr w:type="spellStart"/>
+            <w:r>
+              <w:rPr>
+                <w:b/>
+                <w:sz w:val="18"/>
+              </w:rPr>
+              <w:t>등장</w:t>
+            </w:r>
+            <w:proofErr w:type="spellEnd"/>
+            <w:r>
+              <w:rPr>
+                <w:b/>
+                <w:sz w:val="18"/>
+              </w:rPr>
+              <w:t xml:space="preserve"> </w:t>
+            </w:r>
+            <w:proofErr w:type="spellStart"/>
+            <w:r>
+              <w:rPr>
+                <w:b/>
+                <w:sz w:val="18"/>
+              </w:rPr>
+              <w:t>조건</w:t>
+            </w:r>
+            <w:proofErr w:type="spellEnd"/>
           </w:p>
         </w:tc>
         <w:tc>
@@ -4711,13 +7644,31 @@
             <w:vAlign w:val="center"/>
           </w:tcPr>
           <w:p>
-            <w:r>
-              <w:rPr>
-                <w:b/>
-                <w:sz w:val="18"/>
-              </w:rPr>
-              <w:t>핵심 전조</w:t>
-            </w:r>
+            <w:proofErr w:type="spellStart"/>
+            <w:r>
+              <w:rPr>
+                <w:b/>
+                <w:sz w:val="18"/>
+              </w:rPr>
+              <w:t>핵심</w:t>
+            </w:r>
+            <w:proofErr w:type="spellEnd"/>
+            <w:r>
+              <w:rPr>
+                <w:b/>
+                <w:sz w:val="18"/>
+              </w:rPr>
+              <w:t xml:space="preserve"> </w:t>
+            </w:r>
+            <w:proofErr w:type="spellStart"/>
+            <w:r>
+              <w:rPr>
+                <w:b/>
+                <w:sz w:val="18"/>
+              </w:rPr>
+              <w:t>전조</w:t>
+            </w:r>
+            <w:proofErr w:type="spellEnd"/>
           </w:p>
         </w:tc>
         <w:tc>
@@ -4732,12 +7683,56 @@
             <w:vAlign w:val="center"/>
           </w:tcPr>
           <w:p>
-            <w:r>
-              <w:rPr>
-                <w:sz w:val="18"/>
-              </w:rPr>
-              <w:t>가드 불가 신호 후 점프</w:t>
-            </w:r>
+            <w:proofErr w:type="spellStart"/>
+            <w:r>
+              <w:rPr>
+                <w:sz w:val="18"/>
+              </w:rPr>
+              <w:t>가드</w:t>
+            </w:r>
+            <w:proofErr w:type="spellEnd"/>
+            <w:r>
+              <w:rPr>
+                <w:sz w:val="18"/>
+              </w:rPr>
+              <w:t xml:space="preserve"> </w:t>
+            </w:r>
+            <w:proofErr w:type="spellStart"/>
+            <w:r>
+              <w:rPr>
+                <w:sz w:val="18"/>
+              </w:rPr>
+              <w:t>불가</w:t>
+            </w:r>
+            <w:proofErr w:type="spellEnd"/>
+            <w:r>
+              <w:rPr>
+                <w:sz w:val="18"/>
+              </w:rPr>
+              <w:t xml:space="preserve"> </w:t>
+            </w:r>
+            <w:proofErr w:type="spellStart"/>
+            <w:r>
+              <w:rPr>
+                <w:sz w:val="18"/>
+              </w:rPr>
+              <w:t>신호</w:t>
+            </w:r>
+            <w:proofErr w:type="spellEnd"/>
+            <w:r>
+              <w:rPr>
+                <w:sz w:val="18"/>
+              </w:rPr>
+              <w:t xml:space="preserve"> 후 </w:t>
+            </w:r>
+            <w:proofErr w:type="spellStart"/>
+            <w:r>
+              <w:rPr>
+                <w:sz w:val="18"/>
+              </w:rPr>
+              <w:t>점프</w:t>
+            </w:r>
+            <w:proofErr w:type="spellEnd"/>
           </w:p>
         </w:tc>
       </w:tr>
@@ -4758,14 +7753,32 @@
             <w:vAlign w:val="center"/>
           </w:tcPr>
           <w:p>
+            <w:proofErr w:type="spellStart"/>
             <w:r>
               <w:rPr>
                 <w:b/>
                 <w:sz w:val="18"/>
               </w:rPr>
               <w:lastRenderedPageBreak/>
-              <w:t>패턴 설명</w:t>
-            </w:r>
+              <w:t>패턴</w:t>
+            </w:r>
+            <w:proofErr w:type="spellEnd"/>
+            <w:r>
+              <w:rPr>
+                <w:b/>
+                <w:sz w:val="18"/>
+              </w:rPr>
+              <w:t xml:space="preserve"> </w:t>
+            </w:r>
+            <w:proofErr w:type="spellStart"/>
+            <w:r>
+              <w:rPr>
+                <w:b/>
+                <w:sz w:val="18"/>
+              </w:rPr>
+              <w:t>설명</w:t>
+            </w:r>
+            <w:proofErr w:type="spellEnd"/>
           </w:p>
         </w:tc>
         <w:tc>
@@ -4812,6 +7825,7 @@
             <w:vAlign w:val="center"/>
           </w:tcPr>
           <w:p>
+            <w:proofErr w:type="spellStart"/>
             <w:r>
               <w:rPr>
                 <w:b/>
@@ -4819,6 +7833,7 @@
               </w:rPr>
               <w:t>파훼법</w:t>
             </w:r>
+            <w:proofErr w:type="spellEnd"/>
           </w:p>
         </w:tc>
         <w:tc>
@@ -4833,12 +7848,56 @@
             <w:vAlign w:val="center"/>
           </w:tcPr>
           <w:p>
-            <w:r>
-              <w:rPr>
-                <w:sz w:val="18"/>
-              </w:rPr>
-              <w:t>극한 회피 또는 점프</w:t>
-            </w:r>
+            <w:proofErr w:type="spellStart"/>
+            <w:r>
+              <w:rPr>
+                <w:sz w:val="18"/>
+              </w:rPr>
+              <w:t>극한</w:t>
+            </w:r>
+            <w:proofErr w:type="spellEnd"/>
+            <w:r>
+              <w:rPr>
+                <w:sz w:val="18"/>
+              </w:rPr>
+              <w:t xml:space="preserve"> </w:t>
+            </w:r>
+            <w:proofErr w:type="spellStart"/>
+            <w:r>
+              <w:rPr>
+                <w:sz w:val="18"/>
+              </w:rPr>
+              <w:t>회피</w:t>
+            </w:r>
+            <w:proofErr w:type="spellEnd"/>
+            <w:r>
+              <w:rPr>
+                <w:sz w:val="18"/>
+              </w:rPr>
+              <w:t xml:space="preserve"> </w:t>
+            </w:r>
+            <w:proofErr w:type="spellStart"/>
+            <w:r>
+              <w:rPr>
+                <w:sz w:val="18"/>
+              </w:rPr>
+              <w:t>또는</w:t>
+            </w:r>
+            <w:proofErr w:type="spellEnd"/>
+            <w:r>
+              <w:rPr>
+                <w:sz w:val="18"/>
+              </w:rPr>
+              <w:t xml:space="preserve"> </w:t>
+            </w:r>
+            <w:proofErr w:type="spellStart"/>
+            <w:r>
+              <w:rPr>
+                <w:sz w:val="18"/>
+              </w:rPr>
+              <w:t>점프</w:t>
+            </w:r>
+            <w:proofErr w:type="spellEnd"/>
           </w:p>
         </w:tc>
       </w:tr>
@@ -4859,6 +7918,7 @@
             <w:vAlign w:val="center"/>
           </w:tcPr>
           <w:p>
+            <w:proofErr w:type="spellStart"/>
             <w:r>
               <w:rPr>
                 <w:b/>
@@ -4866,6 +7926,7 @@
               </w:rPr>
               <w:t>피해량</w:t>
             </w:r>
+            <w:proofErr w:type="spellEnd"/>
           </w:p>
         </w:tc>
         <w:tc>
@@ -4906,13 +7967,47 @@
             <w:vAlign w:val="center"/>
           </w:tcPr>
           <w:p>
-            <w:r>
-              <w:rPr>
-                <w:b/>
-                <w:sz w:val="18"/>
-              </w:rPr>
-              <w:t>설계 의도 / 메모</w:t>
-            </w:r>
+            <w:proofErr w:type="spellStart"/>
+            <w:r>
+              <w:rPr>
+                <w:b/>
+                <w:sz w:val="18"/>
+              </w:rPr>
+              <w:t>설계</w:t>
+            </w:r>
+            <w:proofErr w:type="spellEnd"/>
+            <w:r>
+              <w:rPr>
+                <w:b/>
+                <w:sz w:val="18"/>
+              </w:rPr>
+              <w:t xml:space="preserve"> </w:t>
+            </w:r>
+            <w:proofErr w:type="spellStart"/>
+            <w:r>
+              <w:rPr>
+                <w:b/>
+                <w:sz w:val="18"/>
+              </w:rPr>
+              <w:t>의도</w:t>
+            </w:r>
+            <w:proofErr w:type="spellEnd"/>
+            <w:r>
+              <w:rPr>
+                <w:b/>
+                <w:sz w:val="18"/>
+              </w:rPr>
+              <w:t xml:space="preserve"> / </w:t>
+            </w:r>
+            <w:proofErr w:type="spellStart"/>
+            <w:r>
+              <w:rPr>
+                <w:b/>
+                <w:sz w:val="18"/>
+              </w:rPr>
+              <w:t>메모</w:t>
+            </w:r>
+            <w:proofErr w:type="spellEnd"/>
           </w:p>
         </w:tc>
         <w:tc>
@@ -5089,12 +8184,28 @@
         <w:pStyle w:val="21"/>
         <w:spacing w:before="160" w:after="120"/>
       </w:pPr>
+      <w:proofErr w:type="spellStart"/>
       <w:r>
         <w:rPr>
           <w:rFonts w:ascii="Noto Sans CJK KR" w:eastAsia="Noto Sans CJK KR" w:hAnsi="Noto Sans CJK KR"/>
         </w:rPr>
-        <w:t>일반 공격</w:t>
+        <w:t>일반</w:t>
       </w:r>
+      <w:proofErr w:type="spellEnd"/>
+      <w:r>
+        <w:rPr>
+          <w:rFonts w:ascii="Noto Sans CJK KR" w:eastAsia="Noto Sans CJK KR" w:hAnsi="Noto Sans CJK KR"/>
+        </w:rPr>
+        <w:t xml:space="preserve"> </w:t>
+      </w:r>
+      <w:proofErr w:type="spellStart"/>
+      <w:r>
+        <w:rPr>
+          <w:rFonts w:ascii="Noto Sans CJK KR" w:eastAsia="Noto Sans CJK KR" w:hAnsi="Noto Sans CJK KR"/>
+        </w:rPr>
+        <w:t>공격</w:t>
+      </w:r>
+      <w:proofErr w:type="spellEnd"/>
     </w:p>
     <w:p/>
     <w:tbl>
@@ -5139,8 +8250,54 @@
                 <w:color w:val="FFFFFF"/>
                 <w:sz w:val="22"/>
               </w:rPr>
-              <w:t>2. 일반 공격: 2회 찌르기</w:t>
-            </w:r>
+              <w:t xml:space="preserve">2. </w:t>
+            </w:r>
+            <w:proofErr w:type="spellStart"/>
+            <w:r>
+              <w:rPr>
+                <w:b/>
+                <w:color w:val="FFFFFF"/>
+                <w:sz w:val="22"/>
+              </w:rPr>
+              <w:t>일반</w:t>
+            </w:r>
+            <w:proofErr w:type="spellEnd"/>
+            <w:r>
+              <w:rPr>
+                <w:b/>
+                <w:color w:val="FFFFFF"/>
+                <w:sz w:val="22"/>
+              </w:rPr>
+              <w:t xml:space="preserve"> </w:t>
+            </w:r>
+            <w:proofErr w:type="spellStart"/>
+            <w:r>
+              <w:rPr>
+                <w:b/>
+                <w:color w:val="FFFFFF"/>
+                <w:sz w:val="22"/>
+              </w:rPr>
+              <w:t>공격</w:t>
+            </w:r>
+            <w:proofErr w:type="spellEnd"/>
+            <w:r>
+              <w:rPr>
+                <w:b/>
+                <w:color w:val="FFFFFF"/>
+                <w:sz w:val="22"/>
+              </w:rPr>
+              <w:t xml:space="preserve">: 2회 </w:t>
+            </w:r>
+            <w:proofErr w:type="spellStart"/>
+            <w:r>
+              <w:rPr>
+                <w:b/>
+                <w:color w:val="FFFFFF"/>
+                <w:sz w:val="22"/>
+              </w:rPr>
+              <w:t>찌르기</w:t>
+            </w:r>
+            <w:proofErr w:type="spellEnd"/>
           </w:p>
         </w:tc>
       </w:tr>
@@ -5201,7 +8358,15 @@
                   <w:rFonts w:eastAsia="맑은 고딕"/>
                   <w:lang w:eastAsia="ko-KR"/>
                 </w:rPr>
-                <w:t>링크</w:t>
+                <w:t>링</w:t>
+              </w:r>
+              <w:r>
+                <w:rPr>
+                  <w:rStyle w:val="aff1"/>
+                  <w:rFonts w:eastAsia="맑은 고딕"/>
+                  <w:lang w:eastAsia="ko-KR"/>
+                </w:rPr>
+                <w:t>크</w:t>
               </w:r>
             </w:hyperlink>
           </w:p>
@@ -5224,13 +8389,31 @@
             <w:vAlign w:val="center"/>
           </w:tcPr>
           <w:p>
-            <w:r>
-              <w:rPr>
-                <w:b/>
-                <w:sz w:val="18"/>
-              </w:rPr>
-              <w:t>등장 조건</w:t>
-            </w:r>
+            <w:proofErr w:type="spellStart"/>
+            <w:r>
+              <w:rPr>
+                <w:b/>
+                <w:sz w:val="18"/>
+              </w:rPr>
+              <w:t>등장</w:t>
+            </w:r>
+            <w:proofErr w:type="spellEnd"/>
+            <w:r>
+              <w:rPr>
+                <w:b/>
+                <w:sz w:val="18"/>
+              </w:rPr>
+              <w:t xml:space="preserve"> </w:t>
+            </w:r>
+            <w:proofErr w:type="spellStart"/>
+            <w:r>
+              <w:rPr>
+                <w:b/>
+                <w:sz w:val="18"/>
+              </w:rPr>
+              <w:t>조건</w:t>
+            </w:r>
+            <w:proofErr w:type="spellEnd"/>
           </w:p>
         </w:tc>
         <w:tc>
@@ -5285,13 +8468,31 @@
             <w:vAlign w:val="center"/>
           </w:tcPr>
           <w:p>
-            <w:r>
-              <w:rPr>
-                <w:b/>
-                <w:sz w:val="18"/>
-              </w:rPr>
-              <w:t>핵심 전조</w:t>
-            </w:r>
+            <w:proofErr w:type="spellStart"/>
+            <w:r>
+              <w:rPr>
+                <w:b/>
+                <w:sz w:val="18"/>
+              </w:rPr>
+              <w:t>핵심</w:t>
+            </w:r>
+            <w:proofErr w:type="spellEnd"/>
+            <w:r>
+              <w:rPr>
+                <w:b/>
+                <w:sz w:val="18"/>
+              </w:rPr>
+              <w:t xml:space="preserve"> </w:t>
+            </w:r>
+            <w:proofErr w:type="spellStart"/>
+            <w:r>
+              <w:rPr>
+                <w:b/>
+                <w:sz w:val="18"/>
+              </w:rPr>
+              <w:t>전조</w:t>
+            </w:r>
+            <w:proofErr w:type="spellEnd"/>
           </w:p>
         </w:tc>
         <w:tc>
@@ -5312,14 +8513,34 @@
                 <w:lang w:eastAsia="ko-KR"/>
               </w:rPr>
             </w:pPr>
+            <w:proofErr w:type="spellStart"/>
             <w:r>
               <w:rPr>
                 <w:rFonts w:ascii="맑은 고딕" w:eastAsia="맑은 고딕" w:hAnsi="맑은 고딕" w:cs="맑은 고딕" w:hint="eastAsia"/>
                 <w:sz w:val="18"/>
                 <w:lang w:eastAsia="ko-KR"/>
               </w:rPr>
-              <w:t>창든 손을 뒤로 뺸다</w:t>
-            </w:r>
+              <w:t>창든</w:t>
+            </w:r>
+            <w:proofErr w:type="spellEnd"/>
+            <w:r>
+              <w:rPr>
+                <w:rFonts w:ascii="맑은 고딕" w:eastAsia="맑은 고딕" w:hAnsi="맑은 고딕" w:cs="맑은 고딕" w:hint="eastAsia"/>
+                <w:sz w:val="18"/>
+                <w:lang w:eastAsia="ko-KR"/>
+              </w:rPr>
+              <w:t xml:space="preserve"> 손을 뒤로 </w:t>
+            </w:r>
+            <w:proofErr w:type="spellStart"/>
+            <w:r>
+              <w:rPr>
+                <w:rFonts w:ascii="맑은 고딕" w:eastAsia="맑은 고딕" w:hAnsi="맑은 고딕" w:cs="맑은 고딕" w:hint="eastAsia"/>
+                <w:sz w:val="18"/>
+                <w:lang w:eastAsia="ko-KR"/>
+              </w:rPr>
+              <w:t>뺸다</w:t>
+            </w:r>
+            <w:proofErr w:type="spellEnd"/>
           </w:p>
         </w:tc>
       </w:tr>
@@ -5340,13 +8561,31 @@
             <w:vAlign w:val="center"/>
           </w:tcPr>
           <w:p>
-            <w:r>
-              <w:rPr>
-                <w:b/>
-                <w:sz w:val="18"/>
-              </w:rPr>
-              <w:t>패턴 설명</w:t>
-            </w:r>
+            <w:proofErr w:type="spellStart"/>
+            <w:r>
+              <w:rPr>
+                <w:b/>
+                <w:sz w:val="18"/>
+              </w:rPr>
+              <w:t>패턴</w:t>
+            </w:r>
+            <w:proofErr w:type="spellEnd"/>
+            <w:r>
+              <w:rPr>
+                <w:b/>
+                <w:sz w:val="18"/>
+              </w:rPr>
+              <w:t xml:space="preserve"> </w:t>
+            </w:r>
+            <w:proofErr w:type="spellStart"/>
+            <w:r>
+              <w:rPr>
+                <w:b/>
+                <w:sz w:val="18"/>
+              </w:rPr>
+              <w:t>설명</w:t>
+            </w:r>
+            <w:proofErr w:type="spellEnd"/>
           </w:p>
         </w:tc>
         <w:tc>
@@ -5361,11 +8600,33 @@
             <w:vAlign w:val="center"/>
           </w:tcPr>
           <w:p>
-            <w:r>
-              <w:rPr>
-                <w:sz w:val="18"/>
-              </w:rPr>
-              <w:t>창을 2번 찌른다.</w:t>
+            <w:proofErr w:type="spellStart"/>
+            <w:r>
+              <w:rPr>
+                <w:sz w:val="18"/>
+              </w:rPr>
+              <w:t>창을</w:t>
+            </w:r>
+            <w:proofErr w:type="spellEnd"/>
+            <w:r>
+              <w:rPr>
+                <w:sz w:val="18"/>
+              </w:rPr>
+              <w:t xml:space="preserve"> 2번 </w:t>
+            </w:r>
+            <w:proofErr w:type="spellStart"/>
+            <w:r>
+              <w:rPr>
+                <w:sz w:val="18"/>
+              </w:rPr>
+              <w:t>찌른다</w:t>
+            </w:r>
+            <w:proofErr w:type="spellEnd"/>
+            <w:r>
+              <w:rPr>
+                <w:sz w:val="18"/>
+              </w:rPr>
+              <w:t>.</w:t>
             </w:r>
           </w:p>
         </w:tc>
@@ -5387,6 +8648,7 @@
             <w:vAlign w:val="center"/>
           </w:tcPr>
           <w:p>
+            <w:proofErr w:type="spellStart"/>
             <w:r>
               <w:rPr>
                 <w:b/>
@@ -5394,6 +8656,7 @@
               </w:rPr>
               <w:t>파훼법</w:t>
             </w:r>
+            <w:proofErr w:type="spellEnd"/>
           </w:p>
         </w:tc>
         <w:tc>
@@ -5408,11 +8671,19 @@
             <w:vAlign w:val="center"/>
           </w:tcPr>
           <w:p>
-            <w:r>
-              <w:rPr>
-                <w:sz w:val="18"/>
-              </w:rPr>
-              <w:t>패링 2회</w:t>
+            <w:proofErr w:type="spellStart"/>
+            <w:r>
+              <w:rPr>
+                <w:sz w:val="18"/>
+              </w:rPr>
+              <w:t>패링</w:t>
+            </w:r>
+            <w:proofErr w:type="spellEnd"/>
+            <w:r>
+              <w:rPr>
+                <w:sz w:val="18"/>
+              </w:rPr>
+              <w:t xml:space="preserve"> 2회</w:t>
             </w:r>
           </w:p>
         </w:tc>
@@ -5434,6 +8705,7 @@
             <w:vAlign w:val="center"/>
           </w:tcPr>
           <w:p>
+            <w:proofErr w:type="spellStart"/>
             <w:r>
               <w:rPr>
                 <w:b/>
@@ -5441,6 +8713,7 @@
               </w:rPr>
               <w:t>피해량</w:t>
             </w:r>
+            <w:proofErr w:type="spellEnd"/>
           </w:p>
         </w:tc>
         <w:tc>
@@ -5455,11 +8728,19 @@
             <w:vAlign w:val="center"/>
           </w:tcPr>
           <w:p>
-            <w:r>
-              <w:rPr>
-                <w:sz w:val="18"/>
-              </w:rPr>
-              <w:t>총합: 30%</w:t>
+            <w:proofErr w:type="spellStart"/>
+            <w:r>
+              <w:rPr>
+                <w:sz w:val="18"/>
+              </w:rPr>
+              <w:t>총합</w:t>
+            </w:r>
+            <w:proofErr w:type="spellEnd"/>
+            <w:r>
+              <w:rPr>
+                <w:sz w:val="18"/>
+              </w:rPr>
+              <w:t>: 30%</w:t>
             </w:r>
           </w:p>
         </w:tc>
@@ -5481,13 +8762,47 @@
             <w:vAlign w:val="center"/>
           </w:tcPr>
           <w:p>
-            <w:r>
-              <w:rPr>
-                <w:b/>
-                <w:sz w:val="18"/>
-              </w:rPr>
-              <w:t>설계 의도 / 메모</w:t>
-            </w:r>
+            <w:proofErr w:type="spellStart"/>
+            <w:r>
+              <w:rPr>
+                <w:b/>
+                <w:sz w:val="18"/>
+              </w:rPr>
+              <w:t>설계</w:t>
+            </w:r>
+            <w:proofErr w:type="spellEnd"/>
+            <w:r>
+              <w:rPr>
+                <w:b/>
+                <w:sz w:val="18"/>
+              </w:rPr>
+              <w:t xml:space="preserve"> </w:t>
+            </w:r>
+            <w:proofErr w:type="spellStart"/>
+            <w:r>
+              <w:rPr>
+                <w:b/>
+                <w:sz w:val="18"/>
+              </w:rPr>
+              <w:t>의도</w:t>
+            </w:r>
+            <w:proofErr w:type="spellEnd"/>
+            <w:r>
+              <w:rPr>
+                <w:b/>
+                <w:sz w:val="18"/>
+              </w:rPr>
+              <w:t xml:space="preserve"> / </w:t>
+            </w:r>
+            <w:proofErr w:type="spellStart"/>
+            <w:r>
+              <w:rPr>
+                <w:b/>
+                <w:sz w:val="18"/>
+              </w:rPr>
+              <w:t>메모</w:t>
+            </w:r>
+            <w:proofErr w:type="spellEnd"/>
           </w:p>
         </w:tc>
         <w:tc>
@@ -5512,7 +8827,23 @@
                 <w:sz w:val="18"/>
                 <w:lang w:eastAsia="ko-KR"/>
               </w:rPr>
-              <w:t>가장 기본적인 연속 패링 학습 패턴.</w:t>
+              <w:t xml:space="preserve">가장 기본적인 연속 </w:t>
+            </w:r>
+            <w:proofErr w:type="spellStart"/>
+            <w:r>
+              <w:rPr>
+                <w:sz w:val="18"/>
+                <w:lang w:eastAsia="ko-KR"/>
+              </w:rPr>
+              <w:t>패링</w:t>
+            </w:r>
+            <w:proofErr w:type="spellEnd"/>
+            <w:r>
+              <w:rPr>
+                <w:sz w:val="18"/>
+                <w:lang w:eastAsia="ko-KR"/>
+              </w:rPr>
+              <w:t xml:space="preserve"> 학습 패턴.</w:t>
             </w:r>
           </w:p>
         </w:tc>
@@ -5658,13 +8989,31 @@
             <w:vAlign w:val="center"/>
           </w:tcPr>
           <w:p>
-            <w:r>
-              <w:rPr>
-                <w:b/>
-                <w:sz w:val="18"/>
-              </w:rPr>
-              <w:t>등장 조건</w:t>
-            </w:r>
+            <w:proofErr w:type="spellStart"/>
+            <w:r>
+              <w:rPr>
+                <w:b/>
+                <w:sz w:val="18"/>
+              </w:rPr>
+              <w:t>등장</w:t>
+            </w:r>
+            <w:proofErr w:type="spellEnd"/>
+            <w:r>
+              <w:rPr>
+                <w:b/>
+                <w:sz w:val="18"/>
+              </w:rPr>
+              <w:t xml:space="preserve"> </w:t>
+            </w:r>
+            <w:proofErr w:type="spellStart"/>
+            <w:r>
+              <w:rPr>
+                <w:b/>
+                <w:sz w:val="18"/>
+              </w:rPr>
+              <w:t>조건</w:t>
+            </w:r>
+            <w:proofErr w:type="spellEnd"/>
           </w:p>
         </w:tc>
         <w:tc>
@@ -5719,13 +9068,31 @@
             <w:vAlign w:val="center"/>
           </w:tcPr>
           <w:p>
-            <w:r>
-              <w:rPr>
-                <w:b/>
-                <w:sz w:val="18"/>
-              </w:rPr>
-              <w:t>핵심 전조</w:t>
-            </w:r>
+            <w:proofErr w:type="spellStart"/>
+            <w:r>
+              <w:rPr>
+                <w:b/>
+                <w:sz w:val="18"/>
+              </w:rPr>
+              <w:t>핵심</w:t>
+            </w:r>
+            <w:proofErr w:type="spellEnd"/>
+            <w:r>
+              <w:rPr>
+                <w:b/>
+                <w:sz w:val="18"/>
+              </w:rPr>
+              <w:t xml:space="preserve"> </w:t>
+            </w:r>
+            <w:proofErr w:type="spellStart"/>
+            <w:r>
+              <w:rPr>
+                <w:b/>
+                <w:sz w:val="18"/>
+              </w:rPr>
+              <w:t>전조</w:t>
+            </w:r>
+            <w:proofErr w:type="spellEnd"/>
           </w:p>
         </w:tc>
         <w:tc>
@@ -5781,13 +9148,31 @@
             <w:vAlign w:val="center"/>
           </w:tcPr>
           <w:p>
-            <w:r>
-              <w:rPr>
-                <w:b/>
-                <w:sz w:val="18"/>
-              </w:rPr>
-              <w:t>패턴 설명</w:t>
-            </w:r>
+            <w:proofErr w:type="spellStart"/>
+            <w:r>
+              <w:rPr>
+                <w:b/>
+                <w:sz w:val="18"/>
+              </w:rPr>
+              <w:t>패턴</w:t>
+            </w:r>
+            <w:proofErr w:type="spellEnd"/>
+            <w:r>
+              <w:rPr>
+                <w:b/>
+                <w:sz w:val="18"/>
+              </w:rPr>
+              <w:t xml:space="preserve"> </w:t>
+            </w:r>
+            <w:proofErr w:type="spellStart"/>
+            <w:r>
+              <w:rPr>
+                <w:b/>
+                <w:sz w:val="18"/>
+              </w:rPr>
+              <w:t>설명</w:t>
+            </w:r>
+            <w:proofErr w:type="spellEnd"/>
           </w:p>
         </w:tc>
         <w:tc>
@@ -5802,11 +9187,47 @@
             <w:vAlign w:val="center"/>
           </w:tcPr>
           <w:p>
-            <w:r>
-              <w:rPr>
-                <w:sz w:val="18"/>
-              </w:rPr>
-              <w:t>창을 크게 휘두른다.</w:t>
+            <w:proofErr w:type="spellStart"/>
+            <w:r>
+              <w:rPr>
+                <w:sz w:val="18"/>
+              </w:rPr>
+              <w:t>창을</w:t>
+            </w:r>
+            <w:proofErr w:type="spellEnd"/>
+            <w:r>
+              <w:rPr>
+                <w:sz w:val="18"/>
+              </w:rPr>
+              <w:t xml:space="preserve"> </w:t>
+            </w:r>
+            <w:proofErr w:type="spellStart"/>
+            <w:r>
+              <w:rPr>
+                <w:sz w:val="18"/>
+              </w:rPr>
+              <w:t>크게</w:t>
+            </w:r>
+            <w:proofErr w:type="spellEnd"/>
+            <w:r>
+              <w:rPr>
+                <w:sz w:val="18"/>
+              </w:rPr>
+              <w:t xml:space="preserve"> </w:t>
+            </w:r>
+            <w:proofErr w:type="spellStart"/>
+            <w:r>
+              <w:rPr>
+                <w:sz w:val="18"/>
+              </w:rPr>
+              <w:t>휘두른다</w:t>
+            </w:r>
+            <w:proofErr w:type="spellEnd"/>
+            <w:r>
+              <w:rPr>
+                <w:sz w:val="18"/>
+              </w:rPr>
+              <w:t>.</w:t>
             </w:r>
           </w:p>
         </w:tc>
@@ -5828,6 +9249,7 @@
             <w:vAlign w:val="center"/>
           </w:tcPr>
           <w:p>
+            <w:proofErr w:type="spellStart"/>
             <w:r>
               <w:rPr>
                 <w:b/>
@@ -5835,6 +9257,7 @@
               </w:rPr>
               <w:t>파훼법</w:t>
             </w:r>
+            <w:proofErr w:type="spellEnd"/>
           </w:p>
         </w:tc>
         <w:tc>
@@ -5855,6 +9278,7 @@
                 <w:lang w:eastAsia="ko-KR"/>
               </w:rPr>
             </w:pPr>
+            <w:proofErr w:type="spellStart"/>
             <w:r>
               <w:rPr>
                 <w:rFonts w:ascii="맑은 고딕" w:eastAsia="맑은 고딕" w:hAnsi="맑은 고딕" w:cs="맑은 고딕" w:hint="eastAsia"/>
@@ -5862,6 +9286,7 @@
               </w:rPr>
               <w:t>패링</w:t>
             </w:r>
+            <w:proofErr w:type="spellEnd"/>
           </w:p>
         </w:tc>
       </w:tr>
@@ -5882,6 +9307,7 @@
             <w:vAlign w:val="center"/>
           </w:tcPr>
           <w:p>
+            <w:proofErr w:type="spellStart"/>
             <w:r>
               <w:rPr>
                 <w:b/>
@@ -5890,6 +9316,7 @@
               <w:lastRenderedPageBreak/>
               <w:t>피해량</w:t>
             </w:r>
+            <w:proofErr w:type="spellEnd"/>
           </w:p>
         </w:tc>
         <w:tc>
@@ -5904,11 +9331,19 @@
             <w:vAlign w:val="center"/>
           </w:tcPr>
           <w:p>
-            <w:r>
-              <w:rPr>
-                <w:sz w:val="18"/>
-              </w:rPr>
-              <w:t>총합: 30%</w:t>
+            <w:proofErr w:type="spellStart"/>
+            <w:r>
+              <w:rPr>
+                <w:sz w:val="18"/>
+              </w:rPr>
+              <w:t>총합</w:t>
+            </w:r>
+            <w:proofErr w:type="spellEnd"/>
+            <w:r>
+              <w:rPr>
+                <w:sz w:val="18"/>
+              </w:rPr>
+              <w:t>: 30%</w:t>
             </w:r>
           </w:p>
         </w:tc>
@@ -5930,13 +9365,47 @@
             <w:vAlign w:val="center"/>
           </w:tcPr>
           <w:p>
-            <w:r>
-              <w:rPr>
-                <w:b/>
-                <w:sz w:val="18"/>
-              </w:rPr>
-              <w:t>설계 의도 / 메모</w:t>
-            </w:r>
+            <w:proofErr w:type="spellStart"/>
+            <w:r>
+              <w:rPr>
+                <w:b/>
+                <w:sz w:val="18"/>
+              </w:rPr>
+              <w:t>설계</w:t>
+            </w:r>
+            <w:proofErr w:type="spellEnd"/>
+            <w:r>
+              <w:rPr>
+                <w:b/>
+                <w:sz w:val="18"/>
+              </w:rPr>
+              <w:t xml:space="preserve"> </w:t>
+            </w:r>
+            <w:proofErr w:type="spellStart"/>
+            <w:r>
+              <w:rPr>
+                <w:b/>
+                <w:sz w:val="18"/>
+              </w:rPr>
+              <w:t>의도</w:t>
+            </w:r>
+            <w:proofErr w:type="spellEnd"/>
+            <w:r>
+              <w:rPr>
+                <w:b/>
+                <w:sz w:val="18"/>
+              </w:rPr>
+              <w:t xml:space="preserve"> / </w:t>
+            </w:r>
+            <w:proofErr w:type="spellStart"/>
+            <w:r>
+              <w:rPr>
+                <w:b/>
+                <w:sz w:val="18"/>
+              </w:rPr>
+              <w:t>메모</w:t>
+            </w:r>
+            <w:proofErr w:type="spellEnd"/>
           </w:p>
         </w:tc>
         <w:tc>
@@ -5962,7 +9431,23 @@
                 <w:sz w:val="18"/>
                 <w:lang w:eastAsia="ko-KR"/>
               </w:rPr>
-              <w:t>가장 기본적인 연속 패링 학습 패턴</w:t>
+              <w:t xml:space="preserve">가장 기본적인 </w:t>
+            </w:r>
+            <w:proofErr w:type="spellStart"/>
+            <w:r>
+              <w:rPr>
+                <w:sz w:val="18"/>
+                <w:lang w:eastAsia="ko-KR"/>
+              </w:rPr>
+              <w:t>패링</w:t>
+            </w:r>
+            <w:proofErr w:type="spellEnd"/>
+            <w:r>
+              <w:rPr>
+                <w:sz w:val="18"/>
+                <w:lang w:eastAsia="ko-KR"/>
+              </w:rPr>
+              <w:t xml:space="preserve"> 학습 패턴</w:t>
             </w:r>
             <w:r>
               <w:rPr>
@@ -6112,13 +9597,31 @@
             <w:vAlign w:val="center"/>
           </w:tcPr>
           <w:p>
-            <w:r>
-              <w:rPr>
-                <w:b/>
-                <w:sz w:val="18"/>
-              </w:rPr>
-              <w:t>등장 조건</w:t>
-            </w:r>
+            <w:proofErr w:type="spellStart"/>
+            <w:r>
+              <w:rPr>
+                <w:b/>
+                <w:sz w:val="18"/>
+              </w:rPr>
+              <w:t>등장</w:t>
+            </w:r>
+            <w:proofErr w:type="spellEnd"/>
+            <w:r>
+              <w:rPr>
+                <w:b/>
+                <w:sz w:val="18"/>
+              </w:rPr>
+              <w:t xml:space="preserve"> </w:t>
+            </w:r>
+            <w:proofErr w:type="spellStart"/>
+            <w:r>
+              <w:rPr>
+                <w:b/>
+                <w:sz w:val="18"/>
+              </w:rPr>
+              <w:t>조건</w:t>
+            </w:r>
+            <w:proofErr w:type="spellEnd"/>
           </w:p>
         </w:tc>
         <w:tc>
@@ -6173,13 +9676,31 @@
             <w:vAlign w:val="center"/>
           </w:tcPr>
           <w:p>
-            <w:r>
-              <w:rPr>
-                <w:b/>
-                <w:sz w:val="18"/>
-              </w:rPr>
-              <w:t>핵심 전조</w:t>
-            </w:r>
+            <w:proofErr w:type="spellStart"/>
+            <w:r>
+              <w:rPr>
+                <w:b/>
+                <w:sz w:val="18"/>
+              </w:rPr>
+              <w:t>핵심</w:t>
+            </w:r>
+            <w:proofErr w:type="spellEnd"/>
+            <w:r>
+              <w:rPr>
+                <w:b/>
+                <w:sz w:val="18"/>
+              </w:rPr>
+              <w:t xml:space="preserve"> </w:t>
+            </w:r>
+            <w:proofErr w:type="spellStart"/>
+            <w:r>
+              <w:rPr>
+                <w:b/>
+                <w:sz w:val="18"/>
+              </w:rPr>
+              <w:t>전조</w:t>
+            </w:r>
+            <w:proofErr w:type="spellEnd"/>
           </w:p>
         </w:tc>
         <w:tc>
@@ -6227,13 +9748,31 @@
             <w:vAlign w:val="center"/>
           </w:tcPr>
           <w:p>
-            <w:r>
-              <w:rPr>
-                <w:b/>
-                <w:sz w:val="18"/>
-              </w:rPr>
-              <w:t>패턴 설명</w:t>
-            </w:r>
+            <w:proofErr w:type="spellStart"/>
+            <w:r>
+              <w:rPr>
+                <w:b/>
+                <w:sz w:val="18"/>
+              </w:rPr>
+              <w:t>패턴</w:t>
+            </w:r>
+            <w:proofErr w:type="spellEnd"/>
+            <w:r>
+              <w:rPr>
+                <w:b/>
+                <w:sz w:val="18"/>
+              </w:rPr>
+              <w:t xml:space="preserve"> </w:t>
+            </w:r>
+            <w:proofErr w:type="spellStart"/>
+            <w:r>
+              <w:rPr>
+                <w:b/>
+                <w:sz w:val="18"/>
+              </w:rPr>
+              <w:t>설명</w:t>
+            </w:r>
+            <w:proofErr w:type="spellEnd"/>
           </w:p>
         </w:tc>
         <w:tc>
@@ -6280,6 +9819,7 @@
             <w:vAlign w:val="center"/>
           </w:tcPr>
           <w:p>
+            <w:proofErr w:type="spellStart"/>
             <w:r>
               <w:rPr>
                 <w:b/>
@@ -6287,6 +9827,7 @@
               </w:rPr>
               <w:t>파훼법</w:t>
             </w:r>
+            <w:proofErr w:type="spellEnd"/>
           </w:p>
         </w:tc>
         <w:tc>
@@ -6301,12 +9842,28 @@
             <w:vAlign w:val="center"/>
           </w:tcPr>
           <w:p>
-            <w:r>
-              <w:rPr>
-                <w:sz w:val="18"/>
-              </w:rPr>
-              <w:t>극한 회피</w:t>
-            </w:r>
+            <w:proofErr w:type="spellStart"/>
+            <w:r>
+              <w:rPr>
+                <w:sz w:val="18"/>
+              </w:rPr>
+              <w:t>극한</w:t>
+            </w:r>
+            <w:proofErr w:type="spellEnd"/>
+            <w:r>
+              <w:rPr>
+                <w:sz w:val="18"/>
+              </w:rPr>
+              <w:t xml:space="preserve"> </w:t>
+            </w:r>
+            <w:proofErr w:type="spellStart"/>
+            <w:r>
+              <w:rPr>
+                <w:sz w:val="18"/>
+              </w:rPr>
+              <w:t>회피</w:t>
+            </w:r>
+            <w:proofErr w:type="spellEnd"/>
           </w:p>
         </w:tc>
       </w:tr>
@@ -6327,6 +9884,7 @@
             <w:vAlign w:val="center"/>
           </w:tcPr>
           <w:p>
+            <w:proofErr w:type="spellStart"/>
             <w:r>
               <w:rPr>
                 <w:b/>
@@ -6334,6 +9892,7 @@
               </w:rPr>
               <w:t>피해량</w:t>
             </w:r>
+            <w:proofErr w:type="spellEnd"/>
           </w:p>
         </w:tc>
         <w:tc>
@@ -6374,13 +9933,47 @@
             <w:vAlign w:val="center"/>
           </w:tcPr>
           <w:p>
-            <w:r>
-              <w:rPr>
-                <w:b/>
-                <w:sz w:val="18"/>
-              </w:rPr>
-              <w:t>설계 의도 / 메모</w:t>
-            </w:r>
+            <w:proofErr w:type="spellStart"/>
+            <w:r>
+              <w:rPr>
+                <w:b/>
+                <w:sz w:val="18"/>
+              </w:rPr>
+              <w:t>설계</w:t>
+            </w:r>
+            <w:proofErr w:type="spellEnd"/>
+            <w:r>
+              <w:rPr>
+                <w:b/>
+                <w:sz w:val="18"/>
+              </w:rPr>
+              <w:t xml:space="preserve"> </w:t>
+            </w:r>
+            <w:proofErr w:type="spellStart"/>
+            <w:r>
+              <w:rPr>
+                <w:b/>
+                <w:sz w:val="18"/>
+              </w:rPr>
+              <w:t>의도</w:t>
+            </w:r>
+            <w:proofErr w:type="spellEnd"/>
+            <w:r>
+              <w:rPr>
+                <w:b/>
+                <w:sz w:val="18"/>
+              </w:rPr>
+              <w:t xml:space="preserve"> / </w:t>
+            </w:r>
+            <w:proofErr w:type="spellStart"/>
+            <w:r>
+              <w:rPr>
+                <w:b/>
+                <w:sz w:val="18"/>
+              </w:rPr>
+              <w:t>메모</w:t>
+            </w:r>
+            <w:proofErr w:type="spellEnd"/>
           </w:p>
         </w:tc>
         <w:tc>
@@ -6517,26 +10110,72 @@
                 <w:color w:val="FFFFFF"/>
                 <w:sz w:val="22"/>
               </w:rPr>
-              <w:t xml:space="preserve">5. 일반 공격: </w:t>
-            </w:r>
-            <w:r>
-              <w:rPr>
-                <w:rFonts w:eastAsia="맑은 고딕" w:hint="eastAsia"/>
+              <w:t xml:space="preserve">5. </w:t>
+            </w:r>
+            <w:proofErr w:type="spellStart"/>
+            <w:r>
+              <w:rPr>
                 <w:b/>
                 <w:color w:val="FFFFFF"/>
                 <w:sz w:val="22"/>
-                <w:lang w:eastAsia="ko-KR"/>
-              </w:rPr>
-              <w:t>2</w:t>
-            </w:r>
+              </w:rPr>
+              <w:t>일반</w:t>
+            </w:r>
+            <w:proofErr w:type="spellEnd"/>
             <w:r>
               <w:rPr>
                 <w:b/>
                 <w:color w:val="FFFFFF"/>
                 <w:sz w:val="22"/>
               </w:rPr>
-              <w:t>번 휘두르기</w:t>
-            </w:r>
+              <w:t xml:space="preserve"> </w:t>
+            </w:r>
+            <w:proofErr w:type="spellStart"/>
+            <w:r>
+              <w:rPr>
+                <w:b/>
+                <w:color w:val="FFFFFF"/>
+                <w:sz w:val="22"/>
+              </w:rPr>
+              <w:t>공격</w:t>
+            </w:r>
+            <w:proofErr w:type="spellEnd"/>
+            <w:r>
+              <w:rPr>
+                <w:b/>
+                <w:color w:val="FFFFFF"/>
+                <w:sz w:val="22"/>
+              </w:rPr>
+              <w:t xml:space="preserve">: </w:t>
+            </w:r>
+            <w:r>
+              <w:rPr>
+                <w:rFonts w:eastAsia="맑은 고딕" w:hint="eastAsia"/>
+                <w:b/>
+                <w:color w:val="FFFFFF"/>
+                <w:sz w:val="22"/>
+                <w:lang w:eastAsia="ko-KR"/>
+              </w:rPr>
+              <w:t>2</w:t>
+            </w:r>
+            <w:r>
+              <w:rPr>
+                <w:b/>
+                <w:color w:val="FFFFFF"/>
+                <w:sz w:val="22"/>
+              </w:rPr>
+              <w:t xml:space="preserve">번 </w:t>
+            </w:r>
+            <w:proofErr w:type="spellStart"/>
+            <w:r>
+              <w:rPr>
+                <w:b/>
+                <w:color w:val="FFFFFF"/>
+                <w:sz w:val="22"/>
+              </w:rPr>
+              <w:t>휘두르기</w:t>
+            </w:r>
+            <w:proofErr w:type="spellEnd"/>
           </w:p>
         </w:tc>
       </w:tr>
@@ -6620,13 +10259,31 @@
             <w:vAlign w:val="center"/>
           </w:tcPr>
           <w:p>
-            <w:r>
-              <w:rPr>
-                <w:b/>
-                <w:sz w:val="18"/>
-              </w:rPr>
-              <w:t>등장 조건</w:t>
-            </w:r>
+            <w:proofErr w:type="spellStart"/>
+            <w:r>
+              <w:rPr>
+                <w:b/>
+                <w:sz w:val="18"/>
+              </w:rPr>
+              <w:t>등장</w:t>
+            </w:r>
+            <w:proofErr w:type="spellEnd"/>
+            <w:r>
+              <w:rPr>
+                <w:b/>
+                <w:sz w:val="18"/>
+              </w:rPr>
+              <w:t xml:space="preserve"> </w:t>
+            </w:r>
+            <w:proofErr w:type="spellStart"/>
+            <w:r>
+              <w:rPr>
+                <w:b/>
+                <w:sz w:val="18"/>
+              </w:rPr>
+              <w:t>조건</w:t>
+            </w:r>
+            <w:proofErr w:type="spellEnd"/>
           </w:p>
         </w:tc>
         <w:tc>
@@ -6645,8 +10302,16 @@
               <w:rPr>
                 <w:sz w:val="18"/>
               </w:rPr>
-              <w:t>2페이즈부터 추가</w:t>
-            </w:r>
+              <w:t xml:space="preserve">2페이즈부터 </w:t>
+            </w:r>
+            <w:proofErr w:type="spellStart"/>
+            <w:r>
+              <w:rPr>
+                <w:sz w:val="18"/>
+              </w:rPr>
+              <w:t>추가</w:t>
+            </w:r>
+            <w:proofErr w:type="spellEnd"/>
           </w:p>
         </w:tc>
       </w:tr>
@@ -6667,13 +10332,31 @@
             <w:vAlign w:val="center"/>
           </w:tcPr>
           <w:p>
-            <w:r>
-              <w:rPr>
-                <w:b/>
-                <w:sz w:val="18"/>
-              </w:rPr>
-              <w:t>핵심 전조</w:t>
-            </w:r>
+            <w:proofErr w:type="spellStart"/>
+            <w:r>
+              <w:rPr>
+                <w:b/>
+                <w:sz w:val="18"/>
+              </w:rPr>
+              <w:t>핵심</w:t>
+            </w:r>
+            <w:proofErr w:type="spellEnd"/>
+            <w:r>
+              <w:rPr>
+                <w:b/>
+                <w:sz w:val="18"/>
+              </w:rPr>
+              <w:t xml:space="preserve"> </w:t>
+            </w:r>
+            <w:proofErr w:type="spellStart"/>
+            <w:r>
+              <w:rPr>
+                <w:b/>
+                <w:sz w:val="18"/>
+              </w:rPr>
+              <w:t>전조</w:t>
+            </w:r>
+            <w:proofErr w:type="spellEnd"/>
           </w:p>
         </w:tc>
         <w:tc>
@@ -6749,13 +10432,31 @@
             <w:vAlign w:val="center"/>
           </w:tcPr>
           <w:p>
-            <w:r>
-              <w:rPr>
-                <w:b/>
-                <w:sz w:val="18"/>
-              </w:rPr>
-              <w:t>패턴 설명</w:t>
-            </w:r>
+            <w:proofErr w:type="spellStart"/>
+            <w:r>
+              <w:rPr>
+                <w:b/>
+                <w:sz w:val="18"/>
+              </w:rPr>
+              <w:t>패턴</w:t>
+            </w:r>
+            <w:proofErr w:type="spellEnd"/>
+            <w:r>
+              <w:rPr>
+                <w:b/>
+                <w:sz w:val="18"/>
+              </w:rPr>
+              <w:t xml:space="preserve"> </w:t>
+            </w:r>
+            <w:proofErr w:type="spellStart"/>
+            <w:r>
+              <w:rPr>
+                <w:b/>
+                <w:sz w:val="18"/>
+              </w:rPr>
+              <w:t>설명</w:t>
+            </w:r>
+            <w:proofErr w:type="spellEnd"/>
           </w:p>
         </w:tc>
         <w:tc>
@@ -6817,6 +10518,7 @@
             <w:vAlign w:val="center"/>
           </w:tcPr>
           <w:p>
+            <w:proofErr w:type="spellStart"/>
             <w:r>
               <w:rPr>
                 <w:b/>
@@ -6824,6 +10526,7 @@
               </w:rPr>
               <w:t>파훼법</w:t>
             </w:r>
+            <w:proofErr w:type="spellEnd"/>
           </w:p>
         </w:tc>
         <w:tc>
@@ -6838,12 +10541,42 @@
             <w:vAlign w:val="center"/>
           </w:tcPr>
           <w:p>
-            <w:r>
-              <w:rPr>
-                <w:sz w:val="18"/>
-              </w:rPr>
-              <w:t>패링 2회 후 극한 회피</w:t>
-            </w:r>
+            <w:proofErr w:type="spellStart"/>
+            <w:r>
+              <w:rPr>
+                <w:sz w:val="18"/>
+              </w:rPr>
+              <w:t>패링</w:t>
+            </w:r>
+            <w:proofErr w:type="spellEnd"/>
+            <w:r>
+              <w:rPr>
+                <w:sz w:val="18"/>
+              </w:rPr>
+              <w:t xml:space="preserve"> 2회 후 </w:t>
+            </w:r>
+            <w:proofErr w:type="spellStart"/>
+            <w:r>
+              <w:rPr>
+                <w:sz w:val="18"/>
+              </w:rPr>
+              <w:t>극한</w:t>
+            </w:r>
+            <w:proofErr w:type="spellEnd"/>
+            <w:r>
+              <w:rPr>
+                <w:sz w:val="18"/>
+              </w:rPr>
+              <w:t xml:space="preserve"> </w:t>
+            </w:r>
+            <w:proofErr w:type="spellStart"/>
+            <w:r>
+              <w:rPr>
+                <w:sz w:val="18"/>
+              </w:rPr>
+              <w:t>회피</w:t>
+            </w:r>
+            <w:proofErr w:type="spellEnd"/>
           </w:p>
         </w:tc>
       </w:tr>
@@ -6864,6 +10597,7 @@
             <w:vAlign w:val="center"/>
           </w:tcPr>
           <w:p>
+            <w:proofErr w:type="spellStart"/>
             <w:r>
               <w:rPr>
                 <w:b/>
@@ -6871,6 +10605,7 @@
               </w:rPr>
               <w:t>피해량</w:t>
             </w:r>
+            <w:proofErr w:type="spellEnd"/>
           </w:p>
         </w:tc>
         <w:tc>
@@ -6903,7 +10638,21 @@
               <w:rPr>
                 <w:sz w:val="18"/>
               </w:rPr>
-              <w:t>타: 타수당 10%</w:t>
+              <w:t xml:space="preserve">타: </w:t>
+            </w:r>
+            <w:proofErr w:type="spellStart"/>
+            <w:r>
+              <w:rPr>
+                <w:sz w:val="18"/>
+              </w:rPr>
+              <w:t>타수당</w:t>
+            </w:r>
+            <w:proofErr w:type="spellEnd"/>
+            <w:r>
+              <w:rPr>
+                <w:sz w:val="18"/>
+              </w:rPr>
+              <w:t xml:space="preserve"> 10%</w:t>
             </w:r>
           </w:p>
         </w:tc>
@@ -6925,13 +10674,47 @@
             <w:vAlign w:val="center"/>
           </w:tcPr>
           <w:p>
-            <w:r>
-              <w:rPr>
-                <w:b/>
-                <w:sz w:val="18"/>
-              </w:rPr>
-              <w:t>설계 의도 / 메모</w:t>
-            </w:r>
+            <w:proofErr w:type="spellStart"/>
+            <w:r>
+              <w:rPr>
+                <w:b/>
+                <w:sz w:val="18"/>
+              </w:rPr>
+              <w:t>설계</w:t>
+            </w:r>
+            <w:proofErr w:type="spellEnd"/>
+            <w:r>
+              <w:rPr>
+                <w:b/>
+                <w:sz w:val="18"/>
+              </w:rPr>
+              <w:t xml:space="preserve"> </w:t>
+            </w:r>
+            <w:proofErr w:type="spellStart"/>
+            <w:r>
+              <w:rPr>
+                <w:b/>
+                <w:sz w:val="18"/>
+              </w:rPr>
+              <w:t>의도</w:t>
+            </w:r>
+            <w:proofErr w:type="spellEnd"/>
+            <w:r>
+              <w:rPr>
+                <w:b/>
+                <w:sz w:val="18"/>
+              </w:rPr>
+              <w:t xml:space="preserve"> / </w:t>
+            </w:r>
+            <w:proofErr w:type="spellStart"/>
+            <w:r>
+              <w:rPr>
+                <w:b/>
+                <w:sz w:val="18"/>
+              </w:rPr>
+              <w:t>메모</w:t>
+            </w:r>
+            <w:proofErr w:type="spellEnd"/>
           </w:p>
         </w:tc>
         <w:tc>
@@ -6965,7 +10748,43 @@
                 <w:sz w:val="18"/>
                 <w:lang w:eastAsia="ko-KR"/>
               </w:rPr>
-              <w:t>으로 wx 보스들이 페이즈 전환 시 패턴이 추가되는 것을 알려줌</w:t>
+              <w:t xml:space="preserve">으로 </w:t>
+            </w:r>
+            <w:proofErr w:type="spellStart"/>
+            <w:r>
+              <w:rPr>
+                <w:rFonts w:ascii="맑은 고딕" w:eastAsia="맑은 고딕" w:hAnsi="맑은 고딕" w:cs="맑은 고딕" w:hint="eastAsia"/>
+                <w:sz w:val="18"/>
+                <w:lang w:eastAsia="ko-KR"/>
+              </w:rPr>
+              <w:t>wx</w:t>
+            </w:r>
+            <w:proofErr w:type="spellEnd"/>
+            <w:r>
+              <w:rPr>
+                <w:rFonts w:ascii="맑은 고딕" w:eastAsia="맑은 고딕" w:hAnsi="맑은 고딕" w:cs="맑은 고딕" w:hint="eastAsia"/>
+                <w:sz w:val="18"/>
+                <w:lang w:eastAsia="ko-KR"/>
+              </w:rPr>
+              <w:t xml:space="preserve"> 보스들이 </w:t>
+            </w:r>
+            <w:proofErr w:type="spellStart"/>
+            <w:r>
+              <w:rPr>
+                <w:rFonts w:ascii="맑은 고딕" w:eastAsia="맑은 고딕" w:hAnsi="맑은 고딕" w:cs="맑은 고딕" w:hint="eastAsia"/>
+                <w:sz w:val="18"/>
+                <w:lang w:eastAsia="ko-KR"/>
+              </w:rPr>
+              <w:t>페이즈</w:t>
+            </w:r>
+            <w:proofErr w:type="spellEnd"/>
+            <w:r>
+              <w:rPr>
+                <w:rFonts w:ascii="맑은 고딕" w:eastAsia="맑은 고딕" w:hAnsi="맑은 고딕" w:cs="맑은 고딕" w:hint="eastAsia"/>
+                <w:sz w:val="18"/>
+                <w:lang w:eastAsia="ko-KR"/>
+              </w:rPr>
+              <w:t xml:space="preserve"> 전환 시 패턴이 추가되는 것을 알려줌</w:t>
             </w:r>
           </w:p>
         </w:tc>
@@ -6985,12 +10804,28 @@
         <w:pStyle w:val="21"/>
         <w:spacing w:before="160" w:after="120"/>
       </w:pPr>
+      <w:proofErr w:type="spellStart"/>
       <w:r>
         <w:rPr>
           <w:rFonts w:ascii="Noto Sans CJK KR" w:eastAsia="Noto Sans CJK KR" w:hAnsi="Noto Sans CJK KR"/>
         </w:rPr>
-        <w:t>연속 공격</w:t>
+        <w:t>연속</w:t>
       </w:r>
+      <w:proofErr w:type="spellEnd"/>
+      <w:r>
+        <w:rPr>
+          <w:rFonts w:ascii="Noto Sans CJK KR" w:eastAsia="Noto Sans CJK KR" w:hAnsi="Noto Sans CJK KR"/>
+        </w:rPr>
+        <w:t xml:space="preserve"> </w:t>
+      </w:r>
+      <w:proofErr w:type="spellStart"/>
+      <w:r>
+        <w:rPr>
+          <w:rFonts w:ascii="Noto Sans CJK KR" w:eastAsia="Noto Sans CJK KR" w:hAnsi="Noto Sans CJK KR"/>
+        </w:rPr>
+        <w:t>공격</w:t>
+      </w:r>
+      <w:proofErr w:type="spellEnd"/>
     </w:p>
     <w:p/>
     <w:tbl>
@@ -7035,8 +10870,54 @@
                 <w:color w:val="FFFFFF"/>
                 <w:sz w:val="22"/>
               </w:rPr>
-              <w:t>6. 연속 공격: 끌어당기기</w:t>
-            </w:r>
+              <w:t xml:space="preserve">6. </w:t>
+            </w:r>
+            <w:proofErr w:type="spellStart"/>
+            <w:r>
+              <w:rPr>
+                <w:b/>
+                <w:color w:val="FFFFFF"/>
+                <w:sz w:val="22"/>
+              </w:rPr>
+              <w:t>연속</w:t>
+            </w:r>
+            <w:proofErr w:type="spellEnd"/>
+            <w:r>
+              <w:rPr>
+                <w:b/>
+                <w:color w:val="FFFFFF"/>
+                <w:sz w:val="22"/>
+              </w:rPr>
+              <w:t xml:space="preserve"> </w:t>
+            </w:r>
+            <w:proofErr w:type="spellStart"/>
+            <w:r>
+              <w:rPr>
+                <w:b/>
+                <w:color w:val="FFFFFF"/>
+                <w:sz w:val="22"/>
+              </w:rPr>
+              <w:t>공격</w:t>
+            </w:r>
+            <w:proofErr w:type="spellEnd"/>
+            <w:r>
+              <w:rPr>
+                <w:b/>
+                <w:color w:val="FFFFFF"/>
+                <w:sz w:val="22"/>
+              </w:rPr>
+              <w:t xml:space="preserve">: </w:t>
+            </w:r>
+            <w:proofErr w:type="spellStart"/>
+            <w:r>
+              <w:rPr>
+                <w:b/>
+                <w:color w:val="FFFFFF"/>
+                <w:sz w:val="22"/>
+              </w:rPr>
+              <w:t>끌어당기기</w:t>
+            </w:r>
+            <w:proofErr w:type="spellEnd"/>
           </w:p>
         </w:tc>
       </w:tr>
@@ -7115,13 +10996,31 @@
             <w:vAlign w:val="center"/>
           </w:tcPr>
           <w:p>
-            <w:r>
-              <w:rPr>
-                <w:b/>
-                <w:sz w:val="18"/>
-              </w:rPr>
-              <w:t>등장 조건</w:t>
-            </w:r>
+            <w:proofErr w:type="spellStart"/>
+            <w:r>
+              <w:rPr>
+                <w:b/>
+                <w:sz w:val="18"/>
+              </w:rPr>
+              <w:t>등장</w:t>
+            </w:r>
+            <w:proofErr w:type="spellEnd"/>
+            <w:r>
+              <w:rPr>
+                <w:b/>
+                <w:sz w:val="18"/>
+              </w:rPr>
+              <w:t xml:space="preserve"> </w:t>
+            </w:r>
+            <w:proofErr w:type="spellStart"/>
+            <w:r>
+              <w:rPr>
+                <w:b/>
+                <w:sz w:val="18"/>
+              </w:rPr>
+              <w:t>조건</w:t>
+            </w:r>
+            <w:proofErr w:type="spellEnd"/>
           </w:p>
         </w:tc>
         <w:tc>
@@ -7162,13 +11061,31 @@
             <w:vAlign w:val="center"/>
           </w:tcPr>
           <w:p>
-            <w:r>
-              <w:rPr>
-                <w:b/>
-                <w:sz w:val="18"/>
-              </w:rPr>
-              <w:t>핵심 전조</w:t>
-            </w:r>
+            <w:proofErr w:type="spellStart"/>
+            <w:r>
+              <w:rPr>
+                <w:b/>
+                <w:sz w:val="18"/>
+              </w:rPr>
+              <w:t>핵심</w:t>
+            </w:r>
+            <w:proofErr w:type="spellEnd"/>
+            <w:r>
+              <w:rPr>
+                <w:b/>
+                <w:sz w:val="18"/>
+              </w:rPr>
+              <w:t xml:space="preserve"> </w:t>
+            </w:r>
+            <w:proofErr w:type="spellStart"/>
+            <w:r>
+              <w:rPr>
+                <w:b/>
+                <w:sz w:val="18"/>
+              </w:rPr>
+              <w:t>전조</w:t>
+            </w:r>
+            <w:proofErr w:type="spellEnd"/>
           </w:p>
         </w:tc>
         <w:tc>
@@ -7251,13 +11168,31 @@
             <w:vAlign w:val="center"/>
           </w:tcPr>
           <w:p>
-            <w:r>
-              <w:rPr>
-                <w:b/>
-                <w:sz w:val="18"/>
-              </w:rPr>
-              <w:t>패턴 설명</w:t>
-            </w:r>
+            <w:proofErr w:type="spellStart"/>
+            <w:r>
+              <w:rPr>
+                <w:b/>
+                <w:sz w:val="18"/>
+              </w:rPr>
+              <w:t>패턴</w:t>
+            </w:r>
+            <w:proofErr w:type="spellEnd"/>
+            <w:r>
+              <w:rPr>
+                <w:b/>
+                <w:sz w:val="18"/>
+              </w:rPr>
+              <w:t xml:space="preserve"> </w:t>
+            </w:r>
+            <w:proofErr w:type="spellStart"/>
+            <w:r>
+              <w:rPr>
+                <w:b/>
+                <w:sz w:val="18"/>
+              </w:rPr>
+              <w:t>설명</w:t>
+            </w:r>
+            <w:proofErr w:type="spellEnd"/>
           </w:p>
         </w:tc>
         <w:tc>
@@ -7393,6 +11328,7 @@
             <w:vAlign w:val="center"/>
           </w:tcPr>
           <w:p>
+            <w:proofErr w:type="spellStart"/>
             <w:r>
               <w:rPr>
                 <w:b/>
@@ -7400,6 +11336,7 @@
               </w:rPr>
               <w:t>파훼법</w:t>
             </w:r>
+            <w:proofErr w:type="spellEnd"/>
           </w:p>
         </w:tc>
         <w:tc>
@@ -7414,12 +11351,42 @@
             <w:vAlign w:val="center"/>
           </w:tcPr>
           <w:p>
-            <w:r>
-              <w:rPr>
-                <w:sz w:val="18"/>
-              </w:rPr>
-              <w:t>패링 1회 후 극한 회피</w:t>
-            </w:r>
+            <w:proofErr w:type="spellStart"/>
+            <w:r>
+              <w:rPr>
+                <w:sz w:val="18"/>
+              </w:rPr>
+              <w:t>패링</w:t>
+            </w:r>
+            <w:proofErr w:type="spellEnd"/>
+            <w:r>
+              <w:rPr>
+                <w:sz w:val="18"/>
+              </w:rPr>
+              <w:t xml:space="preserve"> 1회 후 </w:t>
+            </w:r>
+            <w:proofErr w:type="spellStart"/>
+            <w:r>
+              <w:rPr>
+                <w:sz w:val="18"/>
+              </w:rPr>
+              <w:t>극한</w:t>
+            </w:r>
+            <w:proofErr w:type="spellEnd"/>
+            <w:r>
+              <w:rPr>
+                <w:sz w:val="18"/>
+              </w:rPr>
+              <w:t xml:space="preserve"> </w:t>
+            </w:r>
+            <w:proofErr w:type="spellStart"/>
+            <w:r>
+              <w:rPr>
+                <w:sz w:val="18"/>
+              </w:rPr>
+              <w:t>회피</w:t>
+            </w:r>
+            <w:proofErr w:type="spellEnd"/>
           </w:p>
         </w:tc>
       </w:tr>
@@ -7440,6 +11407,7 @@
             <w:vAlign w:val="center"/>
           </w:tcPr>
           <w:p>
+            <w:proofErr w:type="spellStart"/>
             <w:r>
               <w:rPr>
                 <w:b/>
@@ -7447,6 +11415,7 @@
               </w:rPr>
               <w:t>피해량</w:t>
             </w:r>
+            <w:proofErr w:type="spellEnd"/>
           </w:p>
         </w:tc>
         <w:tc>
@@ -7465,7 +11434,21 @@
               <w:rPr>
                 <w:sz w:val="18"/>
               </w:rPr>
-              <w:t>각 타격: 13%</w:t>
+              <w:t xml:space="preserve">각 </w:t>
+            </w:r>
+            <w:proofErr w:type="spellStart"/>
+            <w:r>
+              <w:rPr>
+                <w:sz w:val="18"/>
+              </w:rPr>
+              <w:t>타격</w:t>
+            </w:r>
+            <w:proofErr w:type="spellEnd"/>
+            <w:r>
+              <w:rPr>
+                <w:sz w:val="18"/>
+              </w:rPr>
+              <w:t>: 13%</w:t>
             </w:r>
           </w:p>
         </w:tc>
@@ -7487,13 +11470,47 @@
             <w:vAlign w:val="center"/>
           </w:tcPr>
           <w:p>
-            <w:r>
-              <w:rPr>
-                <w:b/>
-                <w:sz w:val="18"/>
-              </w:rPr>
-              <w:t>설계 의도 / 메모</w:t>
-            </w:r>
+            <w:proofErr w:type="spellStart"/>
+            <w:r>
+              <w:rPr>
+                <w:b/>
+                <w:sz w:val="18"/>
+              </w:rPr>
+              <w:t>설계</w:t>
+            </w:r>
+            <w:proofErr w:type="spellEnd"/>
+            <w:r>
+              <w:rPr>
+                <w:b/>
+                <w:sz w:val="18"/>
+              </w:rPr>
+              <w:t xml:space="preserve"> </w:t>
+            </w:r>
+            <w:proofErr w:type="spellStart"/>
+            <w:r>
+              <w:rPr>
+                <w:b/>
+                <w:sz w:val="18"/>
+              </w:rPr>
+              <w:t>의도</w:t>
+            </w:r>
+            <w:proofErr w:type="spellEnd"/>
+            <w:r>
+              <w:rPr>
+                <w:b/>
+                <w:sz w:val="18"/>
+              </w:rPr>
+              <w:t xml:space="preserve"> / </w:t>
+            </w:r>
+            <w:proofErr w:type="spellStart"/>
+            <w:r>
+              <w:rPr>
+                <w:b/>
+                <w:sz w:val="18"/>
+              </w:rPr>
+              <w:t>메모</w:t>
+            </w:r>
+            <w:proofErr w:type="spellEnd"/>
           </w:p>
         </w:tc>
         <w:tc>
@@ -7763,8 +11780,72 @@
                 <w:color w:val="FFFFFF"/>
                 <w:sz w:val="22"/>
               </w:rPr>
-              <w:t>7. 연속 공격: 격투 창술</w:t>
-            </w:r>
+              <w:t xml:space="preserve">7. </w:t>
+            </w:r>
+            <w:proofErr w:type="spellStart"/>
+            <w:r>
+              <w:rPr>
+                <w:b/>
+                <w:color w:val="FFFFFF"/>
+                <w:sz w:val="22"/>
+              </w:rPr>
+              <w:t>연속</w:t>
+            </w:r>
+            <w:proofErr w:type="spellEnd"/>
+            <w:r>
+              <w:rPr>
+                <w:b/>
+                <w:color w:val="FFFFFF"/>
+                <w:sz w:val="22"/>
+              </w:rPr>
+              <w:t xml:space="preserve"> </w:t>
+            </w:r>
+            <w:proofErr w:type="spellStart"/>
+            <w:r>
+              <w:rPr>
+                <w:b/>
+                <w:color w:val="FFFFFF"/>
+                <w:sz w:val="22"/>
+              </w:rPr>
+              <w:t>공격</w:t>
+            </w:r>
+            <w:proofErr w:type="spellEnd"/>
+            <w:r>
+              <w:rPr>
+                <w:b/>
+                <w:color w:val="FFFFFF"/>
+                <w:sz w:val="22"/>
+              </w:rPr>
+              <w:t xml:space="preserve">: </w:t>
+            </w:r>
+            <w:proofErr w:type="spellStart"/>
+            <w:r>
+              <w:rPr>
+                <w:b/>
+                <w:color w:val="FFFFFF"/>
+                <w:sz w:val="22"/>
+              </w:rPr>
+              <w:t>격투</w:t>
+            </w:r>
+            <w:proofErr w:type="spellEnd"/>
+            <w:r>
+              <w:rPr>
+                <w:b/>
+                <w:color w:val="FFFFFF"/>
+                <w:sz w:val="22"/>
+              </w:rPr>
+              <w:t xml:space="preserve"> </w:t>
+            </w:r>
+            <w:proofErr w:type="spellStart"/>
+            <w:r>
+              <w:rPr>
+                <w:b/>
+                <w:color w:val="FFFFFF"/>
+                <w:sz w:val="22"/>
+              </w:rPr>
+              <w:t>창술</w:t>
+            </w:r>
+            <w:proofErr w:type="spellEnd"/>
           </w:p>
         </w:tc>
       </w:tr>
@@ -7848,13 +11929,31 @@
             <w:vAlign w:val="center"/>
           </w:tcPr>
           <w:p>
-            <w:r>
-              <w:rPr>
-                <w:b/>
-                <w:sz w:val="18"/>
-              </w:rPr>
-              <w:t>등장 조건</w:t>
-            </w:r>
+            <w:proofErr w:type="spellStart"/>
+            <w:r>
+              <w:rPr>
+                <w:b/>
+                <w:sz w:val="18"/>
+              </w:rPr>
+              <w:t>등장</w:t>
+            </w:r>
+            <w:proofErr w:type="spellEnd"/>
+            <w:r>
+              <w:rPr>
+                <w:b/>
+                <w:sz w:val="18"/>
+              </w:rPr>
+              <w:t xml:space="preserve"> </w:t>
+            </w:r>
+            <w:proofErr w:type="spellStart"/>
+            <w:r>
+              <w:rPr>
+                <w:b/>
+                <w:sz w:val="18"/>
+              </w:rPr>
+              <w:t>조건</w:t>
+            </w:r>
+            <w:proofErr w:type="spellEnd"/>
           </w:p>
         </w:tc>
         <w:tc>
@@ -7895,13 +11994,31 @@
             <w:vAlign w:val="center"/>
           </w:tcPr>
           <w:p>
-            <w:r>
-              <w:rPr>
-                <w:b/>
-                <w:sz w:val="18"/>
-              </w:rPr>
-              <w:t>핵심 전조</w:t>
-            </w:r>
+            <w:proofErr w:type="spellStart"/>
+            <w:r>
+              <w:rPr>
+                <w:b/>
+                <w:sz w:val="18"/>
+              </w:rPr>
+              <w:t>핵심</w:t>
+            </w:r>
+            <w:proofErr w:type="spellEnd"/>
+            <w:r>
+              <w:rPr>
+                <w:b/>
+                <w:sz w:val="18"/>
+              </w:rPr>
+              <w:t xml:space="preserve"> </w:t>
+            </w:r>
+            <w:proofErr w:type="spellStart"/>
+            <w:r>
+              <w:rPr>
+                <w:b/>
+                <w:sz w:val="18"/>
+              </w:rPr>
+              <w:t>전조</w:t>
+            </w:r>
+            <w:proofErr w:type="spellEnd"/>
           </w:p>
         </w:tc>
         <w:tc>
@@ -7977,13 +12094,31 @@
             <w:vAlign w:val="center"/>
           </w:tcPr>
           <w:p>
-            <w:r>
-              <w:rPr>
-                <w:b/>
-                <w:sz w:val="18"/>
-              </w:rPr>
-              <w:t>패턴 설명</w:t>
-            </w:r>
+            <w:proofErr w:type="spellStart"/>
+            <w:r>
+              <w:rPr>
+                <w:b/>
+                <w:sz w:val="18"/>
+              </w:rPr>
+              <w:t>패턴</w:t>
+            </w:r>
+            <w:proofErr w:type="spellEnd"/>
+            <w:r>
+              <w:rPr>
+                <w:b/>
+                <w:sz w:val="18"/>
+              </w:rPr>
+              <w:t xml:space="preserve"> </w:t>
+            </w:r>
+            <w:proofErr w:type="spellStart"/>
+            <w:r>
+              <w:rPr>
+                <w:b/>
+                <w:sz w:val="18"/>
+              </w:rPr>
+              <w:t>설명</w:t>
+            </w:r>
+            <w:proofErr w:type="spellEnd"/>
           </w:p>
         </w:tc>
         <w:tc>
@@ -8045,6 +12180,7 @@
             <w:vAlign w:val="center"/>
           </w:tcPr>
           <w:p>
+            <w:proofErr w:type="spellStart"/>
             <w:r>
               <w:rPr>
                 <w:b/>
@@ -8052,6 +12188,7 @@
               </w:rPr>
               <w:t>파훼법</w:t>
             </w:r>
+            <w:proofErr w:type="spellEnd"/>
           </w:p>
         </w:tc>
         <w:tc>
@@ -8066,12 +12203,42 @@
             <w:vAlign w:val="center"/>
           </w:tcPr>
           <w:p>
-            <w:r>
-              <w:rPr>
-                <w:sz w:val="18"/>
-              </w:rPr>
-              <w:t>패링 2회 후 극한 회피</w:t>
-            </w:r>
+            <w:proofErr w:type="spellStart"/>
+            <w:r>
+              <w:rPr>
+                <w:sz w:val="18"/>
+              </w:rPr>
+              <w:t>패링</w:t>
+            </w:r>
+            <w:proofErr w:type="spellEnd"/>
+            <w:r>
+              <w:rPr>
+                <w:sz w:val="18"/>
+              </w:rPr>
+              <w:t xml:space="preserve"> 2회 후 </w:t>
+            </w:r>
+            <w:proofErr w:type="spellStart"/>
+            <w:r>
+              <w:rPr>
+                <w:sz w:val="18"/>
+              </w:rPr>
+              <w:t>극한</w:t>
+            </w:r>
+            <w:proofErr w:type="spellEnd"/>
+            <w:r>
+              <w:rPr>
+                <w:sz w:val="18"/>
+              </w:rPr>
+              <w:t xml:space="preserve"> </w:t>
+            </w:r>
+            <w:proofErr w:type="spellStart"/>
+            <w:r>
+              <w:rPr>
+                <w:sz w:val="18"/>
+              </w:rPr>
+              <w:t>회피</w:t>
+            </w:r>
+            <w:proofErr w:type="spellEnd"/>
           </w:p>
         </w:tc>
       </w:tr>
@@ -8092,6 +12259,7 @@
             <w:vAlign w:val="center"/>
           </w:tcPr>
           <w:p>
+            <w:proofErr w:type="spellStart"/>
             <w:r>
               <w:rPr>
                 <w:b/>
@@ -8099,6 +12267,7 @@
               </w:rPr>
               <w:t>피해량</w:t>
             </w:r>
+            <w:proofErr w:type="spellEnd"/>
           </w:p>
         </w:tc>
         <w:tc>
@@ -8153,13 +12322,47 @@
             <w:vAlign w:val="center"/>
           </w:tcPr>
           <w:p>
-            <w:r>
-              <w:rPr>
-                <w:b/>
-                <w:sz w:val="18"/>
-              </w:rPr>
-              <w:t>설계 의도 / 메모</w:t>
-            </w:r>
+            <w:proofErr w:type="spellStart"/>
+            <w:r>
+              <w:rPr>
+                <w:b/>
+                <w:sz w:val="18"/>
+              </w:rPr>
+              <w:t>설계</w:t>
+            </w:r>
+            <w:proofErr w:type="spellEnd"/>
+            <w:r>
+              <w:rPr>
+                <w:b/>
+                <w:sz w:val="18"/>
+              </w:rPr>
+              <w:t xml:space="preserve"> </w:t>
+            </w:r>
+            <w:proofErr w:type="spellStart"/>
+            <w:r>
+              <w:rPr>
+                <w:b/>
+                <w:sz w:val="18"/>
+              </w:rPr>
+              <w:t>의도</w:t>
+            </w:r>
+            <w:proofErr w:type="spellEnd"/>
+            <w:r>
+              <w:rPr>
+                <w:b/>
+                <w:sz w:val="18"/>
+              </w:rPr>
+              <w:t xml:space="preserve"> / </w:t>
+            </w:r>
+            <w:proofErr w:type="spellStart"/>
+            <w:r>
+              <w:rPr>
+                <w:b/>
+                <w:sz w:val="18"/>
+              </w:rPr>
+              <w:t>메모</w:t>
+            </w:r>
+            <w:proofErr w:type="spellEnd"/>
           </w:p>
         </w:tc>
         <w:tc>
@@ -8402,8 +12605,72 @@
                 <w:color w:val="FFFFFF"/>
                 <w:sz w:val="22"/>
               </w:rPr>
-              <w:t>8. 연속 공격: 둔하게 치기</w:t>
-            </w:r>
+              <w:t xml:space="preserve">8. </w:t>
+            </w:r>
+            <w:proofErr w:type="spellStart"/>
+            <w:r>
+              <w:rPr>
+                <w:b/>
+                <w:color w:val="FFFFFF"/>
+                <w:sz w:val="22"/>
+              </w:rPr>
+              <w:t>연속</w:t>
+            </w:r>
+            <w:proofErr w:type="spellEnd"/>
+            <w:r>
+              <w:rPr>
+                <w:b/>
+                <w:color w:val="FFFFFF"/>
+                <w:sz w:val="22"/>
+              </w:rPr>
+              <w:t xml:space="preserve"> </w:t>
+            </w:r>
+            <w:proofErr w:type="spellStart"/>
+            <w:r>
+              <w:rPr>
+                <w:b/>
+                <w:color w:val="FFFFFF"/>
+                <w:sz w:val="22"/>
+              </w:rPr>
+              <w:t>공격</w:t>
+            </w:r>
+            <w:proofErr w:type="spellEnd"/>
+            <w:r>
+              <w:rPr>
+                <w:b/>
+                <w:color w:val="FFFFFF"/>
+                <w:sz w:val="22"/>
+              </w:rPr>
+              <w:t xml:space="preserve">: </w:t>
+            </w:r>
+            <w:proofErr w:type="spellStart"/>
+            <w:r>
+              <w:rPr>
+                <w:b/>
+                <w:color w:val="FFFFFF"/>
+                <w:sz w:val="22"/>
+              </w:rPr>
+              <w:t>둔하게</w:t>
+            </w:r>
+            <w:proofErr w:type="spellEnd"/>
+            <w:r>
+              <w:rPr>
+                <w:b/>
+                <w:color w:val="FFFFFF"/>
+                <w:sz w:val="22"/>
+              </w:rPr>
+              <w:t xml:space="preserve"> </w:t>
+            </w:r>
+            <w:proofErr w:type="spellStart"/>
+            <w:r>
+              <w:rPr>
+                <w:b/>
+                <w:color w:val="FFFFFF"/>
+                <w:sz w:val="22"/>
+              </w:rPr>
+              <w:t>치기</w:t>
+            </w:r>
+            <w:proofErr w:type="spellEnd"/>
           </w:p>
         </w:tc>
       </w:tr>
@@ -8487,13 +12754,31 @@
             <w:vAlign w:val="center"/>
           </w:tcPr>
           <w:p>
-            <w:r>
-              <w:rPr>
-                <w:b/>
-                <w:sz w:val="18"/>
-              </w:rPr>
-              <w:t>등장 조건</w:t>
-            </w:r>
+            <w:proofErr w:type="spellStart"/>
+            <w:r>
+              <w:rPr>
+                <w:b/>
+                <w:sz w:val="18"/>
+              </w:rPr>
+              <w:t>등장</w:t>
+            </w:r>
+            <w:proofErr w:type="spellEnd"/>
+            <w:r>
+              <w:rPr>
+                <w:b/>
+                <w:sz w:val="18"/>
+              </w:rPr>
+              <w:t xml:space="preserve"> </w:t>
+            </w:r>
+            <w:proofErr w:type="spellStart"/>
+            <w:r>
+              <w:rPr>
+                <w:b/>
+                <w:sz w:val="18"/>
+              </w:rPr>
+              <w:t>조건</w:t>
+            </w:r>
+            <w:proofErr w:type="spellEnd"/>
           </w:p>
         </w:tc>
         <w:tc>
@@ -8512,8 +12797,16 @@
               <w:rPr>
                 <w:sz w:val="18"/>
               </w:rPr>
-              <w:t>2페이즈부터 추가</w:t>
-            </w:r>
+              <w:t xml:space="preserve">2페이즈부터 </w:t>
+            </w:r>
+            <w:proofErr w:type="spellStart"/>
+            <w:r>
+              <w:rPr>
+                <w:sz w:val="18"/>
+              </w:rPr>
+              <w:t>추가</w:t>
+            </w:r>
+            <w:proofErr w:type="spellEnd"/>
           </w:p>
         </w:tc>
       </w:tr>
@@ -8534,13 +12827,31 @@
             <w:vAlign w:val="center"/>
           </w:tcPr>
           <w:p>
-            <w:r>
-              <w:rPr>
-                <w:b/>
-                <w:sz w:val="18"/>
-              </w:rPr>
-              <w:t>핵심 전조</w:t>
-            </w:r>
+            <w:proofErr w:type="spellStart"/>
+            <w:r>
+              <w:rPr>
+                <w:b/>
+                <w:sz w:val="18"/>
+              </w:rPr>
+              <w:t>핵심</w:t>
+            </w:r>
+            <w:proofErr w:type="spellEnd"/>
+            <w:r>
+              <w:rPr>
+                <w:b/>
+                <w:sz w:val="18"/>
+              </w:rPr>
+              <w:t xml:space="preserve"> </w:t>
+            </w:r>
+            <w:proofErr w:type="spellStart"/>
+            <w:r>
+              <w:rPr>
+                <w:b/>
+                <w:sz w:val="18"/>
+              </w:rPr>
+              <w:t>전조</w:t>
+            </w:r>
+            <w:proofErr w:type="spellEnd"/>
           </w:p>
         </w:tc>
         <w:tc>
@@ -8616,13 +12927,31 @@
             <w:vAlign w:val="center"/>
           </w:tcPr>
           <w:p>
-            <w:r>
-              <w:rPr>
-                <w:b/>
-                <w:sz w:val="18"/>
-              </w:rPr>
-              <w:t>패턴 설명</w:t>
-            </w:r>
+            <w:proofErr w:type="spellStart"/>
+            <w:r>
+              <w:rPr>
+                <w:b/>
+                <w:sz w:val="18"/>
+              </w:rPr>
+              <w:t>패턴</w:t>
+            </w:r>
+            <w:proofErr w:type="spellEnd"/>
+            <w:r>
+              <w:rPr>
+                <w:b/>
+                <w:sz w:val="18"/>
+              </w:rPr>
+              <w:t xml:space="preserve"> </w:t>
+            </w:r>
+            <w:proofErr w:type="spellStart"/>
+            <w:r>
+              <w:rPr>
+                <w:b/>
+                <w:sz w:val="18"/>
+              </w:rPr>
+              <w:t>설명</w:t>
+            </w:r>
+            <w:proofErr w:type="spellEnd"/>
           </w:p>
         </w:tc>
         <w:tc>
@@ -8641,7 +12970,35 @@
               <w:rPr>
                 <w:sz w:val="18"/>
               </w:rPr>
-              <w:t>6번 정박자로 공격한다.</w:t>
+              <w:t xml:space="preserve">6번 </w:t>
+            </w:r>
+            <w:proofErr w:type="spellStart"/>
+            <w:r>
+              <w:rPr>
+                <w:sz w:val="18"/>
+              </w:rPr>
+              <w:t>정박자로</w:t>
+            </w:r>
+            <w:proofErr w:type="spellEnd"/>
+            <w:r>
+              <w:rPr>
+                <w:sz w:val="18"/>
+              </w:rPr>
+              <w:t xml:space="preserve"> </w:t>
+            </w:r>
+            <w:proofErr w:type="spellStart"/>
+            <w:r>
+              <w:rPr>
+                <w:sz w:val="18"/>
+              </w:rPr>
+              <w:t>공격한다</w:t>
+            </w:r>
+            <w:proofErr w:type="spellEnd"/>
+            <w:r>
+              <w:rPr>
+                <w:sz w:val="18"/>
+              </w:rPr>
+              <w:t>.</w:t>
             </w:r>
           </w:p>
         </w:tc>
@@ -8663,6 +13020,7 @@
             <w:vAlign w:val="center"/>
           </w:tcPr>
           <w:p>
+            <w:proofErr w:type="spellStart"/>
             <w:r>
               <w:rPr>
                 <w:b/>
@@ -8670,6 +13028,7 @@
               </w:rPr>
               <w:t>파훼법</w:t>
             </w:r>
+            <w:proofErr w:type="spellEnd"/>
           </w:p>
         </w:tc>
         <w:tc>
@@ -8684,12 +13043,28 @@
             <w:vAlign w:val="center"/>
           </w:tcPr>
           <w:p>
-            <w:r>
-              <w:rPr>
-                <w:sz w:val="18"/>
-              </w:rPr>
-              <w:t>연속 패링</w:t>
-            </w:r>
+            <w:proofErr w:type="spellStart"/>
+            <w:r>
+              <w:rPr>
+                <w:sz w:val="18"/>
+              </w:rPr>
+              <w:t>연속</w:t>
+            </w:r>
+            <w:proofErr w:type="spellEnd"/>
+            <w:r>
+              <w:rPr>
+                <w:sz w:val="18"/>
+              </w:rPr>
+              <w:t xml:space="preserve"> </w:t>
+            </w:r>
+            <w:proofErr w:type="spellStart"/>
+            <w:r>
+              <w:rPr>
+                <w:sz w:val="18"/>
+              </w:rPr>
+              <w:t>패링</w:t>
+            </w:r>
+            <w:proofErr w:type="spellEnd"/>
           </w:p>
         </w:tc>
       </w:tr>
@@ -8710,6 +13085,7 @@
             <w:vAlign w:val="center"/>
           </w:tcPr>
           <w:p>
+            <w:proofErr w:type="spellStart"/>
             <w:r>
               <w:rPr>
                 <w:b/>
@@ -8717,6 +13093,7 @@
               </w:rPr>
               <w:t>피해량</w:t>
             </w:r>
+            <w:proofErr w:type="spellEnd"/>
           </w:p>
         </w:tc>
         <w:tc>
@@ -8735,7 +13112,21 @@
               <w:rPr>
                 <w:sz w:val="18"/>
               </w:rPr>
-              <w:t>6타: 타수당 10%</w:t>
+              <w:t xml:space="preserve">6타: </w:t>
+            </w:r>
+            <w:proofErr w:type="spellStart"/>
+            <w:r>
+              <w:rPr>
+                <w:sz w:val="18"/>
+              </w:rPr>
+              <w:t>타수당</w:t>
+            </w:r>
+            <w:proofErr w:type="spellEnd"/>
+            <w:r>
+              <w:rPr>
+                <w:sz w:val="18"/>
+              </w:rPr>
+              <w:t xml:space="preserve"> 10%</w:t>
             </w:r>
           </w:p>
         </w:tc>
@@ -8757,13 +13148,47 @@
             <w:vAlign w:val="center"/>
           </w:tcPr>
           <w:p>
-            <w:r>
-              <w:rPr>
-                <w:b/>
-                <w:sz w:val="18"/>
-              </w:rPr>
-              <w:t>설계 의도 / 메모</w:t>
-            </w:r>
+            <w:proofErr w:type="spellStart"/>
+            <w:r>
+              <w:rPr>
+                <w:b/>
+                <w:sz w:val="18"/>
+              </w:rPr>
+              <w:t>설계</w:t>
+            </w:r>
+            <w:proofErr w:type="spellEnd"/>
+            <w:r>
+              <w:rPr>
+                <w:b/>
+                <w:sz w:val="18"/>
+              </w:rPr>
+              <w:t xml:space="preserve"> </w:t>
+            </w:r>
+            <w:proofErr w:type="spellStart"/>
+            <w:r>
+              <w:rPr>
+                <w:b/>
+                <w:sz w:val="18"/>
+              </w:rPr>
+              <w:t>의도</w:t>
+            </w:r>
+            <w:proofErr w:type="spellEnd"/>
+            <w:r>
+              <w:rPr>
+                <w:b/>
+                <w:sz w:val="18"/>
+              </w:rPr>
+              <w:t xml:space="preserve"> / </w:t>
+            </w:r>
+            <w:proofErr w:type="spellStart"/>
+            <w:r>
+              <w:rPr>
+                <w:b/>
+                <w:sz w:val="18"/>
+              </w:rPr>
+              <w:t>메모</w:t>
+            </w:r>
+            <w:proofErr w:type="spellEnd"/>
           </w:p>
         </w:tc>
         <w:tc>
@@ -8788,7 +13213,23 @@
                 <w:sz w:val="18"/>
                 <w:lang w:eastAsia="ko-KR"/>
               </w:rPr>
-              <w:t>2페이즈에서 연속 패링 숙련도를 확인하는 패턴.</w:t>
+              <w:t xml:space="preserve">2페이즈에서 연속 </w:t>
+            </w:r>
+            <w:proofErr w:type="spellStart"/>
+            <w:r>
+              <w:rPr>
+                <w:sz w:val="18"/>
+                <w:lang w:eastAsia="ko-KR"/>
+              </w:rPr>
+              <w:t>패링</w:t>
+            </w:r>
+            <w:proofErr w:type="spellEnd"/>
+            <w:r>
+              <w:rPr>
+                <w:sz w:val="18"/>
+                <w:lang w:eastAsia="ko-KR"/>
+              </w:rPr>
+              <w:t xml:space="preserve"> 숙련도를 확인하는 패턴.</w:t>
             </w:r>
           </w:p>
         </w:tc>
@@ -8843,8 +13284,54 @@
                 <w:color w:val="FFFFFF"/>
                 <w:sz w:val="22"/>
               </w:rPr>
-              <w:t>9. 연속 공격: 필살기</w:t>
-            </w:r>
+              <w:t xml:space="preserve">9. </w:t>
+            </w:r>
+            <w:proofErr w:type="spellStart"/>
+            <w:r>
+              <w:rPr>
+                <w:b/>
+                <w:color w:val="FFFFFF"/>
+                <w:sz w:val="22"/>
+              </w:rPr>
+              <w:t>연속</w:t>
+            </w:r>
+            <w:proofErr w:type="spellEnd"/>
+            <w:r>
+              <w:rPr>
+                <w:b/>
+                <w:color w:val="FFFFFF"/>
+                <w:sz w:val="22"/>
+              </w:rPr>
+              <w:t xml:space="preserve"> </w:t>
+            </w:r>
+            <w:proofErr w:type="spellStart"/>
+            <w:r>
+              <w:rPr>
+                <w:b/>
+                <w:color w:val="FFFFFF"/>
+                <w:sz w:val="22"/>
+              </w:rPr>
+              <w:t>공격</w:t>
+            </w:r>
+            <w:proofErr w:type="spellEnd"/>
+            <w:r>
+              <w:rPr>
+                <w:b/>
+                <w:color w:val="FFFFFF"/>
+                <w:sz w:val="22"/>
+              </w:rPr>
+              <w:t xml:space="preserve">: </w:t>
+            </w:r>
+            <w:proofErr w:type="spellStart"/>
+            <w:r>
+              <w:rPr>
+                <w:b/>
+                <w:color w:val="FFFFFF"/>
+                <w:sz w:val="22"/>
+              </w:rPr>
+              <w:t>필살기</w:t>
+            </w:r>
+            <w:proofErr w:type="spellEnd"/>
           </w:p>
         </w:tc>
       </w:tr>
@@ -8923,13 +13410,31 @@
             <w:vAlign w:val="center"/>
           </w:tcPr>
           <w:p>
-            <w:r>
-              <w:rPr>
-                <w:b/>
-                <w:sz w:val="18"/>
-              </w:rPr>
-              <w:t>등장 조건</w:t>
-            </w:r>
+            <w:proofErr w:type="spellStart"/>
+            <w:r>
+              <w:rPr>
+                <w:b/>
+                <w:sz w:val="18"/>
+              </w:rPr>
+              <w:t>등장</w:t>
+            </w:r>
+            <w:proofErr w:type="spellEnd"/>
+            <w:r>
+              <w:rPr>
+                <w:b/>
+                <w:sz w:val="18"/>
+              </w:rPr>
+              <w:t xml:space="preserve"> </w:t>
+            </w:r>
+            <w:proofErr w:type="spellStart"/>
+            <w:r>
+              <w:rPr>
+                <w:b/>
+                <w:sz w:val="18"/>
+              </w:rPr>
+              <w:t>조건</w:t>
+            </w:r>
+            <w:proofErr w:type="spellEnd"/>
           </w:p>
         </w:tc>
         <w:tc>
@@ -8944,11 +13449,33 @@
             <w:vAlign w:val="center"/>
           </w:tcPr>
           <w:p>
-            <w:r>
-              <w:rPr>
-                <w:sz w:val="18"/>
-              </w:rPr>
-              <w:t>체력 10% 도달 시</w:t>
+            <w:proofErr w:type="spellStart"/>
+            <w:r>
+              <w:rPr>
+                <w:sz w:val="18"/>
+              </w:rPr>
+              <w:t>체력</w:t>
+            </w:r>
+            <w:proofErr w:type="spellEnd"/>
+            <w:r>
+              <w:rPr>
+                <w:sz w:val="18"/>
+              </w:rPr>
+              <w:t xml:space="preserve"> 10% </w:t>
+            </w:r>
+            <w:proofErr w:type="spellStart"/>
+            <w:r>
+              <w:rPr>
+                <w:sz w:val="18"/>
+              </w:rPr>
+              <w:t>도달</w:t>
+            </w:r>
+            <w:proofErr w:type="spellEnd"/>
+            <w:r>
+              <w:rPr>
+                <w:sz w:val="18"/>
+              </w:rPr>
+              <w:t xml:space="preserve"> 시</w:t>
             </w:r>
           </w:p>
         </w:tc>
@@ -8970,13 +13497,31 @@
             <w:vAlign w:val="center"/>
           </w:tcPr>
           <w:p>
-            <w:r>
-              <w:rPr>
-                <w:b/>
-                <w:sz w:val="18"/>
-              </w:rPr>
-              <w:t>핵심 전조</w:t>
-            </w:r>
+            <w:proofErr w:type="spellStart"/>
+            <w:r>
+              <w:rPr>
+                <w:b/>
+                <w:sz w:val="18"/>
+              </w:rPr>
+              <w:t>핵심</w:t>
+            </w:r>
+            <w:proofErr w:type="spellEnd"/>
+            <w:r>
+              <w:rPr>
+                <w:b/>
+                <w:sz w:val="18"/>
+              </w:rPr>
+              <w:t xml:space="preserve"> </w:t>
+            </w:r>
+            <w:proofErr w:type="spellStart"/>
+            <w:r>
+              <w:rPr>
+                <w:b/>
+                <w:sz w:val="18"/>
+              </w:rPr>
+              <w:t>전조</w:t>
+            </w:r>
+            <w:proofErr w:type="spellEnd"/>
           </w:p>
         </w:tc>
         <w:tc>
@@ -9080,13 +13625,31 @@
             <w:vAlign w:val="center"/>
           </w:tcPr>
           <w:p>
-            <w:r>
-              <w:rPr>
-                <w:b/>
-                <w:sz w:val="18"/>
-              </w:rPr>
-              <w:t>패턴 설명</w:t>
-            </w:r>
+            <w:proofErr w:type="spellStart"/>
+            <w:r>
+              <w:rPr>
+                <w:b/>
+                <w:sz w:val="18"/>
+              </w:rPr>
+              <w:t>패턴</w:t>
+            </w:r>
+            <w:proofErr w:type="spellEnd"/>
+            <w:r>
+              <w:rPr>
+                <w:b/>
+                <w:sz w:val="18"/>
+              </w:rPr>
+              <w:t xml:space="preserve"> </w:t>
+            </w:r>
+            <w:proofErr w:type="spellStart"/>
+            <w:r>
+              <w:rPr>
+                <w:b/>
+                <w:sz w:val="18"/>
+              </w:rPr>
+              <w:t>설명</w:t>
+            </w:r>
+            <w:proofErr w:type="spellEnd"/>
           </w:p>
         </w:tc>
         <w:tc>
@@ -9133,6 +13696,7 @@
             <w:vAlign w:val="center"/>
           </w:tcPr>
           <w:p>
+            <w:proofErr w:type="spellStart"/>
             <w:r>
               <w:rPr>
                 <w:b/>
@@ -9140,6 +13704,7 @@
               </w:rPr>
               <w:t>파훼법</w:t>
             </w:r>
+            <w:proofErr w:type="spellEnd"/>
           </w:p>
         </w:tc>
         <w:tc>
@@ -9154,12 +13719,56 @@
             <w:vAlign w:val="center"/>
           </w:tcPr>
           <w:p>
-            <w:r>
-              <w:rPr>
-                <w:sz w:val="18"/>
-              </w:rPr>
-              <w:t>연속 패링 후 극한 회피</w:t>
-            </w:r>
+            <w:proofErr w:type="spellStart"/>
+            <w:r>
+              <w:rPr>
+                <w:sz w:val="18"/>
+              </w:rPr>
+              <w:t>연속</w:t>
+            </w:r>
+            <w:proofErr w:type="spellEnd"/>
+            <w:r>
+              <w:rPr>
+                <w:sz w:val="18"/>
+              </w:rPr>
+              <w:t xml:space="preserve"> </w:t>
+            </w:r>
+            <w:proofErr w:type="spellStart"/>
+            <w:r>
+              <w:rPr>
+                <w:sz w:val="18"/>
+              </w:rPr>
+              <w:t>패링</w:t>
+            </w:r>
+            <w:proofErr w:type="spellEnd"/>
+            <w:r>
+              <w:rPr>
+                <w:sz w:val="18"/>
+              </w:rPr>
+              <w:t xml:space="preserve"> 후 </w:t>
+            </w:r>
+            <w:proofErr w:type="spellStart"/>
+            <w:r>
+              <w:rPr>
+                <w:sz w:val="18"/>
+              </w:rPr>
+              <w:t>극한</w:t>
+            </w:r>
+            <w:proofErr w:type="spellEnd"/>
+            <w:r>
+              <w:rPr>
+                <w:sz w:val="18"/>
+              </w:rPr>
+              <w:t xml:space="preserve"> </w:t>
+            </w:r>
+            <w:proofErr w:type="spellStart"/>
+            <w:r>
+              <w:rPr>
+                <w:sz w:val="18"/>
+              </w:rPr>
+              <w:t>회피</w:t>
+            </w:r>
+            <w:proofErr w:type="spellEnd"/>
           </w:p>
         </w:tc>
       </w:tr>
@@ -9180,6 +13789,7 @@
             <w:vAlign w:val="center"/>
           </w:tcPr>
           <w:p>
+            <w:proofErr w:type="spellStart"/>
             <w:r>
               <w:rPr>
                 <w:b/>
@@ -9187,6 +13797,7 @@
               </w:rPr>
               <w:t>피해량</w:t>
             </w:r>
+            <w:proofErr w:type="spellEnd"/>
           </w:p>
         </w:tc>
         <w:tc>
@@ -9205,7 +13816,21 @@
               <w:rPr>
                 <w:sz w:val="18"/>
               </w:rPr>
-              <w:t>6타: 타수당 8% / 7타: 30%</w:t>
+              <w:t xml:space="preserve">6타: </w:t>
+            </w:r>
+            <w:proofErr w:type="spellStart"/>
+            <w:r>
+              <w:rPr>
+                <w:sz w:val="18"/>
+              </w:rPr>
+              <w:t>타수당</w:t>
+            </w:r>
+            <w:proofErr w:type="spellEnd"/>
+            <w:r>
+              <w:rPr>
+                <w:sz w:val="18"/>
+              </w:rPr>
+              <w:t xml:space="preserve"> 8% / 7타: 30%</w:t>
             </w:r>
           </w:p>
         </w:tc>
@@ -9227,13 +13852,47 @@
             <w:vAlign w:val="center"/>
           </w:tcPr>
           <w:p>
-            <w:r>
-              <w:rPr>
-                <w:b/>
-                <w:sz w:val="18"/>
-              </w:rPr>
-              <w:t>설계 의도 / 메모</w:t>
-            </w:r>
+            <w:proofErr w:type="spellStart"/>
+            <w:r>
+              <w:rPr>
+                <w:b/>
+                <w:sz w:val="18"/>
+              </w:rPr>
+              <w:t>설계</w:t>
+            </w:r>
+            <w:proofErr w:type="spellEnd"/>
+            <w:r>
+              <w:rPr>
+                <w:b/>
+                <w:sz w:val="18"/>
+              </w:rPr>
+              <w:t xml:space="preserve"> </w:t>
+            </w:r>
+            <w:proofErr w:type="spellStart"/>
+            <w:r>
+              <w:rPr>
+                <w:b/>
+                <w:sz w:val="18"/>
+              </w:rPr>
+              <w:t>의도</w:t>
+            </w:r>
+            <w:proofErr w:type="spellEnd"/>
+            <w:r>
+              <w:rPr>
+                <w:b/>
+                <w:sz w:val="18"/>
+              </w:rPr>
+              <w:t xml:space="preserve"> / </w:t>
+            </w:r>
+            <w:proofErr w:type="spellStart"/>
+            <w:r>
+              <w:rPr>
+                <w:b/>
+                <w:sz w:val="18"/>
+              </w:rPr>
+              <w:t>메모</w:t>
+            </w:r>
+            <w:proofErr w:type="spellEnd"/>
           </w:p>
         </w:tc>
         <w:tc>
@@ -9258,7 +13917,23 @@
                 <w:sz w:val="18"/>
                 <w:lang w:eastAsia="ko-KR"/>
               </w:rPr>
-              <w:t>전투 후반 긴장감을 만드는 마무리 패턴. 마지막 가불기 대응이 핵심이다.</w:t>
+              <w:t xml:space="preserve">전투 후반 긴장감을 만드는 마무리 패턴. 마지막 </w:t>
+            </w:r>
+            <w:proofErr w:type="spellStart"/>
+            <w:r>
+              <w:rPr>
+                <w:sz w:val="18"/>
+                <w:lang w:eastAsia="ko-KR"/>
+              </w:rPr>
+              <w:t>가불기</w:t>
+            </w:r>
+            <w:proofErr w:type="spellEnd"/>
+            <w:r>
+              <w:rPr>
+                <w:sz w:val="18"/>
+                <w:lang w:eastAsia="ko-KR"/>
+              </w:rPr>
+              <w:t xml:space="preserve"> 대응이 핵심이다.</w:t>
             </w:r>
           </w:p>
         </w:tc>
@@ -9273,12 +13948,21 @@
           <w:lang w:eastAsia="ko-KR"/>
         </w:rPr>
       </w:pPr>
+      <w:proofErr w:type="spellStart"/>
       <w:r>
         <w:rPr>
           <w:rFonts w:ascii="맑은 고딕" w:eastAsia="맑은 고딕" w:hAnsi="맑은 고딕" w:cs="맑은 고딕" w:hint="eastAsia"/>
           <w:lang w:eastAsia="ko-KR"/>
         </w:rPr>
-        <w:t>페이즈 전환기</w:t>
+        <w:t>페이즈</w:t>
+      </w:r>
+      <w:proofErr w:type="spellEnd"/>
+      <w:r>
+        <w:rPr>
+          <w:rFonts w:ascii="맑은 고딕" w:eastAsia="맑은 고딕" w:hAnsi="맑은 고딕" w:cs="맑은 고딕" w:hint="eastAsia"/>
+          <w:lang w:eastAsia="ko-KR"/>
+        </w:rPr>
+        <w:t xml:space="preserve"> 전환기</w:t>
       </w:r>
     </w:p>
     <w:p/>
@@ -9333,6 +14017,7 @@
               <w:lastRenderedPageBreak/>
               <w:t xml:space="preserve">10. </w:t>
             </w:r>
+            <w:proofErr w:type="spellStart"/>
             <w:r>
               <w:rPr>
                 <w:rFonts w:ascii="맑은 고딕" w:eastAsia="맑은 고딕" w:hAnsi="맑은 고딕" w:cs="맑은 고딕" w:hint="eastAsia"/>
@@ -9341,7 +14026,18 @@
                 <w:sz w:val="22"/>
                 <w:lang w:eastAsia="ko-KR"/>
               </w:rPr>
-              <w:t>페이즈 전환기</w:t>
+              <w:t>페이즈</w:t>
+            </w:r>
+            <w:proofErr w:type="spellEnd"/>
+            <w:r>
+              <w:rPr>
+                <w:rFonts w:ascii="맑은 고딕" w:eastAsia="맑은 고딕" w:hAnsi="맑은 고딕" w:cs="맑은 고딕" w:hint="eastAsia"/>
+                <w:b/>
+                <w:color w:val="FFFFFF"/>
+                <w:sz w:val="22"/>
+                <w:lang w:eastAsia="ko-KR"/>
+              </w:rPr>
+              <w:t xml:space="preserve"> 전환기</w:t>
             </w:r>
             <w:r>
               <w:rPr>
@@ -9435,13 +14131,31 @@
             <w:vAlign w:val="center"/>
           </w:tcPr>
           <w:p>
-            <w:r>
-              <w:rPr>
-                <w:b/>
-                <w:sz w:val="18"/>
-              </w:rPr>
-              <w:t>등장 조건</w:t>
-            </w:r>
+            <w:proofErr w:type="spellStart"/>
+            <w:r>
+              <w:rPr>
+                <w:b/>
+                <w:sz w:val="18"/>
+              </w:rPr>
+              <w:t>등장</w:t>
+            </w:r>
+            <w:proofErr w:type="spellEnd"/>
+            <w:r>
+              <w:rPr>
+                <w:b/>
+                <w:sz w:val="18"/>
+              </w:rPr>
+              <w:t xml:space="preserve"> </w:t>
+            </w:r>
+            <w:proofErr w:type="spellStart"/>
+            <w:r>
+              <w:rPr>
+                <w:b/>
+                <w:sz w:val="18"/>
+              </w:rPr>
+              <w:t>조건</w:t>
+            </w:r>
+            <w:proofErr w:type="spellEnd"/>
           </w:p>
         </w:tc>
         <w:tc>
@@ -9559,13 +14273,31 @@
             <w:vAlign w:val="center"/>
           </w:tcPr>
           <w:p>
-            <w:r>
-              <w:rPr>
-                <w:b/>
-                <w:sz w:val="18"/>
-              </w:rPr>
-              <w:t>핵심 전조</w:t>
-            </w:r>
+            <w:proofErr w:type="spellStart"/>
+            <w:r>
+              <w:rPr>
+                <w:b/>
+                <w:sz w:val="18"/>
+              </w:rPr>
+              <w:t>핵심</w:t>
+            </w:r>
+            <w:proofErr w:type="spellEnd"/>
+            <w:r>
+              <w:rPr>
+                <w:b/>
+                <w:sz w:val="18"/>
+              </w:rPr>
+              <w:t xml:space="preserve"> </w:t>
+            </w:r>
+            <w:proofErr w:type="spellStart"/>
+            <w:r>
+              <w:rPr>
+                <w:b/>
+                <w:sz w:val="18"/>
+              </w:rPr>
+              <w:t>전조</w:t>
+            </w:r>
+            <w:proofErr w:type="spellEnd"/>
           </w:p>
         </w:tc>
         <w:tc>
@@ -9683,13 +14415,31 @@
             <w:vAlign w:val="center"/>
           </w:tcPr>
           <w:p>
-            <w:r>
-              <w:rPr>
-                <w:b/>
-                <w:sz w:val="18"/>
-              </w:rPr>
-              <w:t>패턴 설명</w:t>
-            </w:r>
+            <w:proofErr w:type="spellStart"/>
+            <w:r>
+              <w:rPr>
+                <w:b/>
+                <w:sz w:val="18"/>
+              </w:rPr>
+              <w:t>패턴</w:t>
+            </w:r>
+            <w:proofErr w:type="spellEnd"/>
+            <w:r>
+              <w:rPr>
+                <w:b/>
+                <w:sz w:val="18"/>
+              </w:rPr>
+              <w:t xml:space="preserve"> </w:t>
+            </w:r>
+            <w:proofErr w:type="spellStart"/>
+            <w:r>
+              <w:rPr>
+                <w:b/>
+                <w:sz w:val="18"/>
+              </w:rPr>
+              <w:t>설명</w:t>
+            </w:r>
+            <w:proofErr w:type="spellEnd"/>
           </w:p>
         </w:tc>
         <w:tc>
@@ -9751,6 +14501,7 @@
             <w:vAlign w:val="center"/>
           </w:tcPr>
           <w:p>
+            <w:proofErr w:type="spellStart"/>
             <w:r>
               <w:rPr>
                 <w:b/>
@@ -9758,6 +14509,7 @@
               </w:rPr>
               <w:t>파훼법</w:t>
             </w:r>
+            <w:proofErr w:type="spellEnd"/>
           </w:p>
         </w:tc>
         <w:tc>
@@ -9772,12 +14524,28 @@
             <w:vAlign w:val="center"/>
           </w:tcPr>
           <w:p>
-            <w:r>
-              <w:rPr>
-                <w:sz w:val="18"/>
-              </w:rPr>
-              <w:t>극한 회피</w:t>
-            </w:r>
+            <w:proofErr w:type="spellStart"/>
+            <w:r>
+              <w:rPr>
+                <w:sz w:val="18"/>
+              </w:rPr>
+              <w:t>극한</w:t>
+            </w:r>
+            <w:proofErr w:type="spellEnd"/>
+            <w:r>
+              <w:rPr>
+                <w:sz w:val="18"/>
+              </w:rPr>
+              <w:t xml:space="preserve"> </w:t>
+            </w:r>
+            <w:proofErr w:type="spellStart"/>
+            <w:r>
+              <w:rPr>
+                <w:sz w:val="18"/>
+              </w:rPr>
+              <w:t>회피</w:t>
+            </w:r>
+            <w:proofErr w:type="spellEnd"/>
           </w:p>
         </w:tc>
       </w:tr>
@@ -9798,6 +14566,7 @@
             <w:vAlign w:val="center"/>
           </w:tcPr>
           <w:p>
+            <w:proofErr w:type="spellStart"/>
             <w:r>
               <w:rPr>
                 <w:b/>
@@ -9805,6 +14574,7 @@
               </w:rPr>
               <w:t>피해량</w:t>
             </w:r>
+            <w:proofErr w:type="spellEnd"/>
           </w:p>
         </w:tc>
         <w:tc>
@@ -9850,7 +14620,7 @@
           <w:p>
             <w:pPr>
               <w:rPr>
-                <w:rFonts w:eastAsia="맑은 고딕"/>
+                <w:rFonts w:eastAsia="맑은 고딕" w:hint="eastAsia"/>
                 <w:lang w:eastAsia="ko-KR"/>
               </w:rPr>
             </w:pPr>
@@ -9868,6 +14638,7 @@
               </w:rPr>
               <w:t xml:space="preserve"> </w:t>
             </w:r>
+            <w:proofErr w:type="spellStart"/>
             <w:r>
               <w:rPr>
                 <w:rFonts w:eastAsia="맑은 고딕" w:hint="eastAsia"/>
@@ -9875,6 +14646,7 @@
               </w:rPr>
               <w:t>틱당</w:t>
             </w:r>
+            <w:proofErr w:type="spellEnd"/>
             <w:r>
               <w:rPr>
                 <w:rFonts w:eastAsia="맑은 고딕" w:hint="eastAsia"/>
@@ -9924,13 +14696,47 @@
             <w:vAlign w:val="center"/>
           </w:tcPr>
           <w:p>
-            <w:r>
-              <w:rPr>
-                <w:b/>
-                <w:sz w:val="18"/>
-              </w:rPr>
-              <w:t>설계 의도 / 메모</w:t>
-            </w:r>
+            <w:proofErr w:type="spellStart"/>
+            <w:r>
+              <w:rPr>
+                <w:b/>
+                <w:sz w:val="18"/>
+              </w:rPr>
+              <w:t>설계</w:t>
+            </w:r>
+            <w:proofErr w:type="spellEnd"/>
+            <w:r>
+              <w:rPr>
+                <w:b/>
+                <w:sz w:val="18"/>
+              </w:rPr>
+              <w:t xml:space="preserve"> </w:t>
+            </w:r>
+            <w:proofErr w:type="spellStart"/>
+            <w:r>
+              <w:rPr>
+                <w:b/>
+                <w:sz w:val="18"/>
+              </w:rPr>
+              <w:t>의도</w:t>
+            </w:r>
+            <w:proofErr w:type="spellEnd"/>
+            <w:r>
+              <w:rPr>
+                <w:b/>
+                <w:sz w:val="18"/>
+              </w:rPr>
+              <w:t xml:space="preserve"> / </w:t>
+            </w:r>
+            <w:proofErr w:type="spellStart"/>
+            <w:r>
+              <w:rPr>
+                <w:b/>
+                <w:sz w:val="18"/>
+              </w:rPr>
+              <w:t>메모</w:t>
+            </w:r>
+            <w:proofErr w:type="spellEnd"/>
           </w:p>
         </w:tc>
         <w:tc>
@@ -9966,7 +14772,7 @@
         <w:pStyle w:val="1"/>
         <w:spacing w:before="240" w:after="120"/>
         <w:rPr>
-          <w:rFonts w:eastAsia="맑은 고딕" w:hint="eastAsia"/>
+          <w:rFonts w:eastAsia="맑은 고딕"/>
           <w:lang w:eastAsia="ko-KR"/>
         </w:rPr>
       </w:pPr>
@@ -10028,13 +14834,23 @@
                 <w:lang w:eastAsia="ko-KR"/>
               </w:rPr>
             </w:pPr>
+            <w:proofErr w:type="spellStart"/>
             <w:r>
               <w:rPr>
                 <w:b/>
                 <w:color w:val="FFFFFF"/>
                 <w:sz w:val="21"/>
               </w:rPr>
-              <w:t xml:space="preserve">구현 </w:t>
+              <w:t>구현</w:t>
+            </w:r>
+            <w:proofErr w:type="spellEnd"/>
+            <w:r>
+              <w:rPr>
+                <w:b/>
+                <w:color w:val="FFFFFF"/>
+                <w:sz w:val="21"/>
+              </w:rPr>
+              <w:t xml:space="preserve"> </w:t>
             </w:r>
             <w:r>
               <w:rPr>
@@ -10069,14 +14885,34 @@
             <w:pPr>
               <w:jc w:val="center"/>
             </w:pPr>
+            <w:proofErr w:type="spellStart"/>
             <w:r>
               <w:rPr>
                 <w:b/>
                 <w:color w:val="1F1F1F"/>
                 <w:sz w:val="18"/>
               </w:rPr>
-              <w:t>체크 항목</w:t>
-            </w:r>
+              <w:t>체크</w:t>
+            </w:r>
+            <w:proofErr w:type="spellEnd"/>
+            <w:r>
+              <w:rPr>
+                <w:b/>
+                <w:color w:val="1F1F1F"/>
+                <w:sz w:val="18"/>
+              </w:rPr>
+              <w:t xml:space="preserve"> </w:t>
+            </w:r>
+            <w:proofErr w:type="spellStart"/>
+            <w:r>
+              <w:rPr>
+                <w:b/>
+                <w:color w:val="1F1F1F"/>
+                <w:sz w:val="18"/>
+              </w:rPr>
+              <w:t>항목</w:t>
+            </w:r>
+            <w:proofErr w:type="spellEnd"/>
           </w:p>
         </w:tc>
         <w:tc>
@@ -10095,14 +14931,34 @@
             <w:pPr>
               <w:jc w:val="center"/>
             </w:pPr>
+            <w:proofErr w:type="spellStart"/>
             <w:r>
               <w:rPr>
                 <w:b/>
                 <w:color w:val="1F1F1F"/>
                 <w:sz w:val="18"/>
               </w:rPr>
-              <w:t>확인 내용</w:t>
-            </w:r>
+              <w:t>확인</w:t>
+            </w:r>
+            <w:proofErr w:type="spellEnd"/>
+            <w:r>
+              <w:rPr>
+                <w:b/>
+                <w:color w:val="1F1F1F"/>
+                <w:sz w:val="18"/>
+              </w:rPr>
+              <w:t xml:space="preserve"> </w:t>
+            </w:r>
+            <w:proofErr w:type="spellStart"/>
+            <w:r>
+              <w:rPr>
+                <w:b/>
+                <w:color w:val="1F1F1F"/>
+                <w:sz w:val="18"/>
+              </w:rPr>
+              <w:t>내용</w:t>
+            </w:r>
+            <w:proofErr w:type="spellEnd"/>
           </w:p>
         </w:tc>
       </w:tr>
@@ -10150,6 +15006,7 @@
               </w:rPr>
               <w:t xml:space="preserve"> </w:t>
             </w:r>
+            <w:proofErr w:type="spellStart"/>
             <w:r>
               <w:rPr>
                 <w:rFonts w:eastAsia="맑은 고딕" w:hint="eastAsia"/>
@@ -10157,6 +15014,7 @@
               </w:rPr>
               <w:t>데코레이터</w:t>
             </w:r>
+            <w:proofErr w:type="spellEnd"/>
           </w:p>
         </w:tc>
         <w:tc>
@@ -10255,6 +15113,7 @@
               </w:rPr>
               <w:t xml:space="preserve"> </w:t>
             </w:r>
+            <w:proofErr w:type="spellStart"/>
             <w:r>
               <w:rPr>
                 <w:rFonts w:eastAsia="맑은 고딕" w:hint="eastAsia"/>
@@ -10262,6 +15121,7 @@
               </w:rPr>
               <w:t>데코레이터가</w:t>
             </w:r>
+            <w:proofErr w:type="spellEnd"/>
             <w:r>
               <w:rPr>
                 <w:rFonts w:eastAsia="맑은 고딕" w:hint="eastAsia"/>
@@ -10553,7 +15413,6 @@
           <w:p>
             <w:pPr>
               <w:rPr>
-                <w:rFonts w:hint="eastAsia"/>
                 <w:lang w:eastAsia="ko-KR"/>
               </w:rPr>
             </w:pPr>
@@ -10590,18 +15449,27 @@
                 <w:lang w:eastAsia="ko-KR"/>
               </w:rPr>
             </w:pPr>
+            <w:proofErr w:type="spellStart"/>
             <w:r>
               <w:rPr>
                 <w:rFonts w:ascii="맑은 고딕" w:eastAsia="맑은 고딕" w:hAnsi="맑은 고딕" w:cs="맑은 고딕" w:hint="eastAsia"/>
                 <w:lang w:eastAsia="ko-KR"/>
               </w:rPr>
-              <w:t xml:space="preserve">페이즈 </w:t>
-            </w:r>
+              <w:t>페이즈</w:t>
+            </w:r>
+            <w:proofErr w:type="spellEnd"/>
             <w:r>
               <w:rPr>
                 <w:rFonts w:ascii="맑은 고딕" w:eastAsia="맑은 고딕" w:hAnsi="맑은 고딕" w:cs="맑은 고딕" w:hint="eastAsia"/>
                 <w:lang w:eastAsia="ko-KR"/>
               </w:rPr>
+              <w:t xml:space="preserve"> </w:t>
+            </w:r>
+            <w:r>
+              <w:rPr>
+                <w:rFonts w:ascii="맑은 고딕" w:eastAsia="맑은 고딕" w:hAnsi="맑은 고딕" w:cs="맑은 고딕" w:hint="eastAsia"/>
+                <w:lang w:eastAsia="ko-KR"/>
+              </w:rPr>
               <w:t>기능</w:t>
             </w:r>
           </w:p>
@@ -10638,6 +15506,7 @@
               </w:rPr>
               <w:t xml:space="preserve"> </w:t>
             </w:r>
+            <w:proofErr w:type="spellStart"/>
             <w:r>
               <w:rPr>
                 <w:rFonts w:eastAsia="맑은 고딕" w:hint="eastAsia"/>
@@ -10645,6 +15514,7 @@
               </w:rPr>
               <w:t>페이즈를</w:t>
             </w:r>
+            <w:proofErr w:type="spellEnd"/>
             <w:r>
               <w:rPr>
                 <w:rFonts w:eastAsia="맑은 고딕" w:hint="eastAsia"/>
@@ -10694,6 +15564,7 @@
               </w:rPr>
               <w:t xml:space="preserve"> </w:t>
             </w:r>
+            <w:proofErr w:type="spellStart"/>
             <w:r>
               <w:rPr>
                 <w:rFonts w:eastAsia="맑은 고딕" w:hint="eastAsia"/>
@@ -10701,6 +15572,7 @@
               </w:rPr>
               <w:t>페이즈를</w:t>
             </w:r>
+            <w:proofErr w:type="spellEnd"/>
             <w:r>
               <w:rPr>
                 <w:rFonts w:eastAsia="맑은 고딕" w:hint="eastAsia"/>
@@ -10778,209 +15650,6 @@
               </w:rPr>
               <w:t>.</w:t>
             </w:r>
-          </w:p>
-        </w:tc>
-      </w:tr>
-      <w:tr>
-        <w:trPr>
-          <w:jc w:val="center"/>
-        </w:trPr>
-        <w:tc>
-          <w:tcPr>
-            <w:tcW w:w="4989" w:type="dxa"/>
-            <w:tcMar>
-              <w:top w:w="80" w:type="dxa"/>
-              <w:left w:w="100" w:type="dxa"/>
-              <w:bottom w:w="80" w:type="dxa"/>
-              <w:right w:w="100" w:type="dxa"/>
-            </w:tcMar>
-            <w:vAlign w:val="center"/>
-          </w:tcPr>
-          <w:p>
-            <w:pPr>
-              <w:rPr>
-                <w:rFonts w:eastAsia="맑은 고딕" w:hint="eastAsia"/>
-                <w:lang w:eastAsia="ko-KR"/>
-              </w:rPr>
-            </w:pPr>
-            <w:r>
-              <w:rPr>
-                <w:rFonts w:ascii="맑은 고딕" w:eastAsia="맑은 고딕" w:hAnsi="맑은 고딕" w:cs="맑은 고딕" w:hint="eastAsia"/>
-                <w:lang w:eastAsia="ko-KR"/>
-              </w:rPr>
-              <w:lastRenderedPageBreak/>
-              <w:t>체력 잠금 기능</w:t>
-            </w:r>
-          </w:p>
-        </w:tc>
-        <w:tc>
-          <w:tcPr>
-            <w:tcW w:w="4989" w:type="dxa"/>
-            <w:tcMar>
-              <w:top w:w="80" w:type="dxa"/>
-              <w:left w:w="100" w:type="dxa"/>
-              <w:bottom w:w="80" w:type="dxa"/>
-              <w:right w:w="100" w:type="dxa"/>
-            </w:tcMar>
-            <w:vAlign w:val="center"/>
-          </w:tcPr>
-          <w:p>
-            <w:pPr>
-              <w:rPr>
-                <w:rFonts w:eastAsia="맑은 고딕" w:hint="eastAsia"/>
-                <w:lang w:eastAsia="ko-KR"/>
-              </w:rPr>
-            </w:pPr>
-            <w:r>
-              <w:rPr>
-                <w:rFonts w:eastAsia="맑은 고딕" w:hint="eastAsia"/>
-                <w:lang w:eastAsia="ko-KR"/>
-              </w:rPr>
-              <w:t>1</w:t>
-            </w:r>
-            <w:r>
-              <w:rPr>
-                <w:rFonts w:eastAsia="맑은 고딕" w:hint="eastAsia"/>
-                <w:lang w:eastAsia="ko-KR"/>
-              </w:rPr>
-              <w:t>페이즈에서</w:t>
-            </w:r>
-            <w:r>
-              <w:rPr>
-                <w:rFonts w:eastAsia="맑은 고딕" w:hint="eastAsia"/>
-                <w:lang w:eastAsia="ko-KR"/>
-              </w:rPr>
-              <w:t xml:space="preserve"> </w:t>
-            </w:r>
-            <w:r>
-              <w:rPr>
-                <w:rFonts w:eastAsia="맑은 고딕" w:hint="eastAsia"/>
-                <w:lang w:eastAsia="ko-KR"/>
-              </w:rPr>
-              <w:t>체력이</w:t>
-            </w:r>
-            <w:r>
-              <w:rPr>
-                <w:rFonts w:eastAsia="맑은 고딕" w:hint="eastAsia"/>
-                <w:lang w:eastAsia="ko-KR"/>
-              </w:rPr>
-              <w:t xml:space="preserve"> 60% </w:t>
-            </w:r>
-            <w:r>
-              <w:rPr>
-                <w:rFonts w:eastAsia="맑은 고딕" w:hint="eastAsia"/>
-                <w:lang w:eastAsia="ko-KR"/>
-              </w:rPr>
-              <w:t>이하로</w:t>
-            </w:r>
-            <w:r>
-              <w:rPr>
-                <w:rFonts w:eastAsia="맑은 고딕" w:hint="eastAsia"/>
-                <w:lang w:eastAsia="ko-KR"/>
-              </w:rPr>
-              <w:t xml:space="preserve"> </w:t>
-            </w:r>
-            <w:r>
-              <w:rPr>
-                <w:rFonts w:eastAsia="맑은 고딕" w:hint="eastAsia"/>
-                <w:lang w:eastAsia="ko-KR"/>
-              </w:rPr>
-              <w:t>내려가지</w:t>
-            </w:r>
-            <w:r>
-              <w:rPr>
-                <w:rFonts w:eastAsia="맑은 고딕" w:hint="eastAsia"/>
-                <w:lang w:eastAsia="ko-KR"/>
-              </w:rPr>
-              <w:t xml:space="preserve"> </w:t>
-            </w:r>
-            <w:r>
-              <w:rPr>
-                <w:rFonts w:eastAsia="맑은 고딕" w:hint="eastAsia"/>
-                <w:lang w:eastAsia="ko-KR"/>
-              </w:rPr>
-              <w:t>않는</w:t>
-            </w:r>
-            <w:r>
-              <w:rPr>
-                <w:rFonts w:eastAsia="맑은 고딕" w:hint="eastAsia"/>
-                <w:lang w:eastAsia="ko-KR"/>
-              </w:rPr>
-              <w:t xml:space="preserve"> </w:t>
-            </w:r>
-            <w:r>
-              <w:rPr>
-                <w:rFonts w:eastAsia="맑은 고딕" w:hint="eastAsia"/>
-                <w:lang w:eastAsia="ko-KR"/>
-              </w:rPr>
-              <w:t>기능이</w:t>
-            </w:r>
-            <w:r>
-              <w:rPr>
-                <w:rFonts w:eastAsia="맑은 고딕" w:hint="eastAsia"/>
-                <w:lang w:eastAsia="ko-KR"/>
-              </w:rPr>
-              <w:t xml:space="preserve"> </w:t>
-            </w:r>
-            <w:r>
-              <w:rPr>
-                <w:rFonts w:eastAsia="맑은 고딕" w:hint="eastAsia"/>
-                <w:lang w:eastAsia="ko-KR"/>
-              </w:rPr>
-              <w:t>필요합니다</w:t>
-            </w:r>
-            <w:r>
-              <w:rPr>
-                <w:rFonts w:eastAsia="맑은 고딕" w:hint="eastAsia"/>
-                <w:lang w:eastAsia="ko-KR"/>
-              </w:rPr>
-              <w:t>.</w:t>
-            </w:r>
-          </w:p>
-        </w:tc>
-      </w:tr>
-      <w:tr>
-        <w:trPr>
-          <w:jc w:val="center"/>
-        </w:trPr>
-        <w:tc>
-          <w:tcPr>
-            <w:tcW w:w="4989" w:type="dxa"/>
-            <w:tcMar>
-              <w:top w:w="80" w:type="dxa"/>
-              <w:left w:w="100" w:type="dxa"/>
-              <w:bottom w:w="80" w:type="dxa"/>
-              <w:right w:w="100" w:type="dxa"/>
-            </w:tcMar>
-            <w:vAlign w:val="center"/>
-          </w:tcPr>
-          <w:p>
-            <w:pPr>
-              <w:rPr>
-                <w:rFonts w:ascii="맑은 고딕" w:eastAsia="맑은 고딕" w:hAnsi="맑은 고딕" w:cs="맑은 고딕" w:hint="eastAsia"/>
-                <w:lang w:eastAsia="ko-KR"/>
-              </w:rPr>
-            </w:pPr>
-          </w:p>
-        </w:tc>
-        <w:tc>
-          <w:tcPr>
-            <w:tcW w:w="4989" w:type="dxa"/>
-            <w:tcMar>
-              <w:top w:w="80" w:type="dxa"/>
-              <w:left w:w="100" w:type="dxa"/>
-              <w:bottom w:w="80" w:type="dxa"/>
-              <w:right w:w="100" w:type="dxa"/>
-            </w:tcMar>
-            <w:vAlign w:val="center"/>
-          </w:tcPr>
-          <w:p>
-            <w:pPr>
-              <w:rPr>
-                <w:rFonts w:eastAsia="맑은 고딕" w:hint="eastAsia"/>
-                <w:lang w:eastAsia="ko-KR"/>
-              </w:rPr>
-            </w:pPr>
           </w:p>
         </w:tc>
       </w:tr>
@@ -11045,7 +15714,35 @@
         <w:sz w:val="16"/>
         <w:lang w:eastAsia="ko-KR"/>
       </w:rPr>
-      <w:t xml:space="preserve">WX 첫 보스 기획서 정리본  |  Page </w:t>
+      <w:t xml:space="preserve">WX 첫 보스 기획서 </w:t>
+    </w:r>
+    <w:proofErr w:type="spellStart"/>
+    <w:proofErr w:type="gramStart"/>
+    <w:r>
+      <w:rPr>
+        <w:color w:val="666666"/>
+        <w:sz w:val="16"/>
+        <w:lang w:eastAsia="ko-KR"/>
+      </w:rPr>
+      <w:t>정리본</w:t>
+    </w:r>
+    <w:proofErr w:type="spellEnd"/>
+    <w:r>
+      <w:rPr>
+        <w:color w:val="666666"/>
+        <w:sz w:val="16"/>
+        <w:lang w:eastAsia="ko-KR"/>
+      </w:rPr>
+      <w:t xml:space="preserve">  |</w:t>
+    </w:r>
+    <w:proofErr w:type="gramEnd"/>
+    <w:r>
+      <w:rPr>
+        <w:color w:val="666666"/>
+        <w:sz w:val="16"/>
+        <w:lang w:eastAsia="ko-KR"/>
+      </w:rPr>
+      <w:t xml:space="preserve">  Page </w:t>
     </w:r>
     <w:r>
       <w:fldChar w:fldCharType="begin"/>
@@ -22724,6 +27421,18 @@
       <w:shd w:val="clear" w:color="auto" w:fill="E1DFDD"/>
     </w:rPr>
   </w:style>
+  <w:style w:type="character" w:styleId="aff3">
+    <w:name w:val="FollowedHyperlink"/>
+    <w:basedOn w:val="a2"/>
+    <w:uiPriority w:val="99"/>
+    <w:semiHidden/>
+    <w:unhideWhenUsed/>
+    <w:rsid w:val="007B6D35"/>
+    <w:rPr>
+      <w:color w:val="800080" w:themeColor="followedHyperlink"/>
+      <w:u w:val="single"/>
+    </w:rPr>
+  </w:style>
 </w:styles>
 </file>
 

--- a/Docs/CombatDesign/CharacterDesings/Enemy/WX_첫_보스_기획서.docx
+++ b/Docs/CombatDesign/CharacterDesings/Enemy/WX_첫_보스_기획서.docx
@@ -7534,15 +7534,7 @@
                   <w:rFonts w:ascii="맑은 고딕" w:eastAsia="맑은 고딕" w:hAnsi="맑은 고딕" w:cs="맑은 고딕"/>
                   <w:lang w:eastAsia="ko-KR"/>
                 </w:rPr>
-                <w:t>링</w:t>
-              </w:r>
-              <w:r>
-                <w:rPr>
-                  <w:rStyle w:val="aff1"/>
-                  <w:rFonts w:ascii="맑은 고딕" w:eastAsia="맑은 고딕" w:hAnsi="맑은 고딕" w:cs="맑은 고딕"/>
-                  <w:lang w:eastAsia="ko-KR"/>
-                </w:rPr>
-                <w:t>크</w:t>
+                <w:t>링크</w:t>
               </w:r>
             </w:hyperlink>
           </w:p>
@@ -10229,16 +10221,26 @@
                 <w:lang w:eastAsia="ko-KR"/>
               </w:rPr>
             </w:pPr>
-            <w:hyperlink r:id="rId17" w:history="1">
-              <w:r>
-                <w:rPr>
-                  <w:rStyle w:val="aff1"/>
-                  <w:rFonts w:ascii="맑은 고딕" w:eastAsia="맑은 고딕" w:hAnsi="맑은 고딕" w:cs="맑은 고딕"/>
-                  <w:lang w:eastAsia="ko-KR"/>
-                </w:rPr>
-                <w:t>링크</w:t>
-              </w:r>
-            </w:hyperlink>
+            <w:r>
+              <w:fldChar w:fldCharType="begin"/>
+            </w:r>
+            <w:r>
+              <w:instrText>HYPERLINK "https://youtu.be/X7lkKdALvCc?si=L9ZYbigVPneAytzn&amp;t=455"</w:instrText>
+            </w:r>
+            <w:r>
+              <w:fldChar w:fldCharType="separate"/>
+            </w:r>
+            <w:r>
+              <w:rPr>
+                <w:rStyle w:val="aff1"/>
+                <w:rFonts w:ascii="맑은 고딕" w:eastAsia="맑은 고딕" w:hAnsi="맑은 고딕" w:cs="맑은 고딕"/>
+                <w:lang w:eastAsia="ko-KR"/>
+              </w:rPr>
+              <w:t>링크</w:t>
+            </w:r>
+            <w:r>
+              <w:fldChar w:fldCharType="end"/>
+            </w:r>
           </w:p>
         </w:tc>
       </w:tr>
@@ -10965,7 +10967,7 @@
             <w:vAlign w:val="center"/>
           </w:tcPr>
           <w:p>
-            <w:hyperlink r:id="rId18" w:history="1">
+            <w:hyperlink r:id="rId17" w:history="1">
               <w:r>
                 <w:rPr>
                   <w:rStyle w:val="aff1"/>
@@ -10973,7 +10975,16 @@
                   <w:sz w:val="18"/>
                   <w:lang w:eastAsia="ko-KR"/>
                 </w:rPr>
-                <w:t>링크</w:t>
+                <w:t>링</w:t>
+              </w:r>
+              <w:r>
+                <w:rPr>
+                  <w:rStyle w:val="aff1"/>
+                  <w:rFonts w:ascii="맑은 고딕" w:eastAsia="맑은 고딕" w:hAnsi="맑은 고딕" w:cs="맑은 고딕"/>
+                  <w:sz w:val="18"/>
+                  <w:lang w:eastAsia="ko-KR"/>
+                </w:rPr>
+                <w:t>크</w:t>
               </w:r>
             </w:hyperlink>
           </w:p>
@@ -11899,14 +11910,22 @@
                 <w:lang w:eastAsia="ko-KR"/>
               </w:rPr>
             </w:pPr>
-            <w:hyperlink r:id="rId19" w:history="1">
+            <w:hyperlink r:id="rId18" w:history="1">
               <w:r>
                 <w:rPr>
                   <w:rStyle w:val="aff1"/>
                   <w:rFonts w:ascii="맑은 고딕" w:eastAsia="맑은 고딕" w:hAnsi="맑은 고딕" w:cs="맑은 고딕"/>
                   <w:lang w:eastAsia="ko-KR"/>
                 </w:rPr>
-                <w:t>링크</w:t>
+                <w:t>링</w:t>
+              </w:r>
+              <w:r>
+                <w:rPr>
+                  <w:rStyle w:val="aff1"/>
+                  <w:rFonts w:ascii="맑은 고딕" w:eastAsia="맑은 고딕" w:hAnsi="맑은 고딕" w:cs="맑은 고딕"/>
+                  <w:lang w:eastAsia="ko-KR"/>
+                </w:rPr>
+                <w:t>크</w:t>
               </w:r>
             </w:hyperlink>
           </w:p>
@@ -12724,14 +12743,22 @@
                 <w:lang w:eastAsia="ko-KR"/>
               </w:rPr>
             </w:pPr>
-            <w:hyperlink r:id="rId20" w:history="1">
+            <w:hyperlink r:id="rId19" w:history="1">
               <w:r>
                 <w:rPr>
                   <w:rStyle w:val="aff1"/>
                   <w:rFonts w:ascii="맑은 고딕" w:eastAsia="맑은 고딕" w:hAnsi="맑은 고딕" w:cs="맑은 고딕"/>
                   <w:lang w:eastAsia="ko-KR"/>
                 </w:rPr>
-                <w:t>링크</w:t>
+                <w:t>링</w:t>
+              </w:r>
+              <w:r>
+                <w:rPr>
+                  <w:rStyle w:val="aff1"/>
+                  <w:rFonts w:ascii="맑은 고딕" w:eastAsia="맑은 고딕" w:hAnsi="맑은 고딕" w:cs="맑은 고딕"/>
+                  <w:lang w:eastAsia="ko-KR"/>
+                </w:rPr>
+                <w:t>크</w:t>
               </w:r>
             </w:hyperlink>
           </w:p>
@@ -13379,7 +13406,7 @@
             <w:vAlign w:val="center"/>
           </w:tcPr>
           <w:p>
-            <w:hyperlink r:id="rId21" w:history="1">
+            <w:hyperlink r:id="rId20" w:history="1">
               <w:r>
                 <w:rPr>
                   <w:rStyle w:val="aff1"/>
@@ -13387,7 +13414,16 @@
                   <w:sz w:val="18"/>
                   <w:lang w:eastAsia="ko-KR"/>
                 </w:rPr>
-                <w:t>링크</w:t>
+                <w:t>링</w:t>
+              </w:r>
+              <w:r>
+                <w:rPr>
+                  <w:rStyle w:val="aff1"/>
+                  <w:rFonts w:ascii="맑은 고딕" w:eastAsia="맑은 고딕" w:hAnsi="맑은 고딕" w:cs="맑은 고딕"/>
+                  <w:sz w:val="18"/>
+                  <w:lang w:eastAsia="ko-KR"/>
+                </w:rPr>
+                <w:t>크</w:t>
               </w:r>
             </w:hyperlink>
           </w:p>
@@ -14101,7 +14137,7 @@
                 <w:lang w:eastAsia="ko-KR"/>
               </w:rPr>
             </w:pPr>
-            <w:hyperlink r:id="rId22" w:history="1">
+            <w:hyperlink r:id="rId21" w:history="1">
               <w:r>
                 <w:rPr>
                   <w:rStyle w:val="aff1"/>
@@ -15662,8 +15698,8 @@
       </w:pPr>
     </w:p>
     <w:sectPr>
-      <w:headerReference w:type="default" r:id="rId23"/>
-      <w:footerReference w:type="default" r:id="rId24"/>
+      <w:headerReference w:type="default" r:id="rId22"/>
+      <w:footerReference w:type="default" r:id="rId23"/>
       <w:pgSz w:w="11906" w:h="16838"/>
       <w:pgMar w:top="964" w:right="964" w:bottom="850" w:left="964" w:header="720" w:footer="720" w:gutter="0"/>
       <w:cols w:space="720"/>
